--- a/Practice/2 semester/Клименко К. АПИМ-25 Отчет по практике 2 семестр.docx
+++ b/Practice/2 semester/Клименко К. АПИМ-25 Отчет по практике 2 семестр.docx
@@ -544,7 +544,7 @@
                 </mc:Choice>
                 <mc:Fallback>
                   <w:pict>
-                    <v:line w14:anchorId="7DAE5973" id="Прямая соединительная линия 1808846499" o:spid="_x0000_s1026" style="position:absolute;flip:y;z-index:251657216;visibility:visible;mso-wrap-style:square;mso-width-percent:0;mso-height-percent:0;mso-wrap-distance-left:9pt;mso-wrap-distance-top:0;mso-wrap-distance-right:9pt;mso-wrap-distance-bottom:0;mso-position-horizontal:absolute;mso-position-horizontal-relative:text;mso-position-vertical:absolute;mso-position-vertical-relative:text;mso-width-percent:0;mso-height-percent:0;mso-width-relative:margin;mso-height-relative:margin" from="50.5pt,16.2pt" to="138.35pt,16.2pt" o:gfxdata="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"/>
+                    <v:line w14:anchorId="6AABC525" id="Прямая соединительная линия 1808846499" o:spid="_x0000_s1026" style="position:absolute;flip:y;z-index:251657216;visibility:visible;mso-wrap-style:square;mso-width-percent:0;mso-height-percent:0;mso-wrap-distance-left:9pt;mso-wrap-distance-top:0;mso-wrap-distance-right:9pt;mso-wrap-distance-bottom:0;mso-position-horizontal:absolute;mso-position-horizontal-relative:text;mso-position-vertical:absolute;mso-position-vertical-relative:text;mso-width-percent:0;mso-height-percent:0;mso-width-relative:margin;mso-height-relative:margin" from="50.5pt,16.2pt" to="138.35pt,16.2pt" o:gfxdata="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"/>
                   </w:pict>
                 </mc:Fallback>
               </mc:AlternateContent>
@@ -763,7 +763,7 @@
                 </mc:Choice>
                 <mc:Fallback>
                   <w:pict>
-                    <v:group w14:anchorId="14FCF042" id="Group 4" o:spid="_x0000_s1026" style="width:132.05pt;height:.5pt;mso-position-horizontal-relative:char;mso-position-vertical-relative:line" coordsize="16770,63" o:gfxdata="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">
+                    <v:group w14:anchorId="5894A9E9" id="Group 4" o:spid="_x0000_s1026" style="width:132.05pt;height:.5pt;mso-position-horizontal-relative:char;mso-position-vertical-relative:line" coordsize="16770,63" o:gfxdata="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">
                       <v:shape id="Graphic 5" o:spid="_x0000_s1027" style="position:absolute;top:30;width:16770;height:13;visibility:visible;mso-wrap-style:square;v-text-anchor:top" coordsize="1677035,1270" o:gfxdata="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" path="m,l1676654,e" filled="f" strokeweight=".17183mm">
                         <v:path arrowok="t"/>
                       </v:shape>
@@ -981,7 +981,7 @@
                 </mc:Choice>
                 <mc:Fallback>
                   <w:pict>
-                    <v:line w14:anchorId="63E9927E" id="Прямая соединительная линия 1017791727" o:spid="_x0000_s1026" style="position:absolute;z-index:251659264;visibility:visible;mso-wrap-style:square;mso-width-percent:0;mso-height-percent:0;mso-wrap-distance-left:9pt;mso-wrap-distance-top:0;mso-wrap-distance-right:9pt;mso-wrap-distance-bottom:0;mso-position-horizontal:absolute;mso-position-horizontal-relative:text;mso-position-vertical:absolute;mso-position-vertical-relative:text;mso-width-percent:0;mso-height-percent:0;mso-width-relative:margin;mso-height-relative:margin" from="133.75pt,16.05pt" to="223.75pt,16.05pt" o:gfxdata="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"/>
+                    <v:line w14:anchorId="301A1F8B" id="Прямая соединительная линия 1017791727" o:spid="_x0000_s1026" style="position:absolute;z-index:251659264;visibility:visible;mso-wrap-style:square;mso-width-percent:0;mso-height-percent:0;mso-wrap-distance-left:9pt;mso-wrap-distance-top:0;mso-wrap-distance-right:9pt;mso-wrap-distance-bottom:0;mso-position-horizontal:absolute;mso-position-horizontal-relative:text;mso-position-vertical:absolute;mso-position-vertical-relative:text;mso-width-percent:0;mso-height-percent:0;mso-width-relative:margin;mso-height-relative:margin" from="133.75pt,16.05pt" to="223.75pt,16.05pt" o:gfxdata="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"/>
                   </w:pict>
                 </mc:Fallback>
               </mc:AlternateContent>
@@ -1201,7 +1201,7 @@
                 </mc:Choice>
                 <mc:Fallback>
                   <w:pict>
-                    <v:group w14:anchorId="75CA2092" id="Group 6" o:spid="_x0000_s1026" style="width:132pt;height:.5pt;mso-position-horizontal-relative:char;mso-position-vertical-relative:line" coordsize="16764,63" o:gfxdata="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">
+                    <v:group w14:anchorId="40B59D5B" id="Group 6" o:spid="_x0000_s1026" style="width:132pt;height:.5pt;mso-position-horizontal-relative:char;mso-position-vertical-relative:line" coordsize="16764,63" o:gfxdata="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">
                       <v:shape id="Graphic 7" o:spid="_x0000_s1027" style="position:absolute;top:30;width:16764;height:13;visibility:visible;mso-wrap-style:square;v-text-anchor:top" coordsize="1676400,1270" o:gfxdata="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" path="m,l1676400,e" filled="f" strokeweight=".17183mm">
                         <v:path arrowok="t"/>
                       </v:shape>
@@ -3161,7 +3161,7 @@
         <w:pStyle w:val="a7"/>
         <w:numPr>
           <w:ilvl w:val="0"/>
-          <w:numId w:val="43"/>
+          <w:numId w:val="9"/>
         </w:numPr>
         <w:spacing w:line="360" w:lineRule="auto"/>
         <w:ind w:left="357" w:hanging="357"/>
@@ -3192,7 +3192,7 @@
         <w:pStyle w:val="a7"/>
         <w:numPr>
           <w:ilvl w:val="0"/>
-          <w:numId w:val="43"/>
+          <w:numId w:val="9"/>
         </w:numPr>
         <w:spacing w:line="360" w:lineRule="auto"/>
         <w:ind w:left="357" w:hanging="357"/>
@@ -4952,7 +4952,7 @@
       <w:pPr>
         <w:numPr>
           <w:ilvl w:val="0"/>
-          <w:numId w:val="44"/>
+          <w:numId w:val="10"/>
         </w:numPr>
         <w:spacing w:line="360" w:lineRule="auto"/>
         <w:ind w:left="357" w:firstLine="0"/>
@@ -5024,7 +5024,7 @@
       <w:pPr>
         <w:numPr>
           <w:ilvl w:val="0"/>
-          <w:numId w:val="44"/>
+          <w:numId w:val="10"/>
         </w:numPr>
         <w:spacing w:line="360" w:lineRule="auto"/>
         <w:ind w:left="357" w:firstLine="0"/>
@@ -5068,7 +5068,7 @@
       <w:pPr>
         <w:numPr>
           <w:ilvl w:val="0"/>
-          <w:numId w:val="44"/>
+          <w:numId w:val="10"/>
         </w:numPr>
         <w:spacing w:line="360" w:lineRule="auto"/>
         <w:ind w:left="357" w:firstLine="0"/>
@@ -5223,7 +5223,7 @@
       <w:pPr>
         <w:numPr>
           <w:ilvl w:val="0"/>
-          <w:numId w:val="45"/>
+          <w:numId w:val="11"/>
         </w:numPr>
         <w:spacing w:line="360" w:lineRule="auto"/>
         <w:rPr>
@@ -5252,7 +5252,7 @@
       <w:pPr>
         <w:numPr>
           <w:ilvl w:val="0"/>
-          <w:numId w:val="45"/>
+          <w:numId w:val="11"/>
         </w:numPr>
         <w:spacing w:line="360" w:lineRule="auto"/>
         <w:rPr>
@@ -6081,7 +6081,7 @@
       <w:pPr>
         <w:numPr>
           <w:ilvl w:val="0"/>
-          <w:numId w:val="48"/>
+          <w:numId w:val="13"/>
         </w:numPr>
         <w:spacing w:line="360" w:lineRule="auto"/>
         <w:rPr>
@@ -6143,7 +6143,7 @@
       <w:pPr>
         <w:numPr>
           <w:ilvl w:val="0"/>
-          <w:numId w:val="48"/>
+          <w:numId w:val="13"/>
         </w:numPr>
         <w:spacing w:line="360" w:lineRule="auto"/>
         <w:rPr>
@@ -6177,7 +6177,7 @@
       <w:pPr>
         <w:numPr>
           <w:ilvl w:val="0"/>
-          <w:numId w:val="48"/>
+          <w:numId w:val="13"/>
         </w:numPr>
         <w:spacing w:line="360" w:lineRule="auto"/>
         <w:rPr>
@@ -6575,7 +6575,7 @@
       <w:pPr>
         <w:numPr>
           <w:ilvl w:val="0"/>
-          <w:numId w:val="47"/>
+          <w:numId w:val="12"/>
         </w:numPr>
         <w:spacing w:line="360" w:lineRule="auto"/>
         <w:rPr>
@@ -6629,7 +6629,7 @@
       <w:pPr>
         <w:numPr>
           <w:ilvl w:val="0"/>
-          <w:numId w:val="47"/>
+          <w:numId w:val="12"/>
         </w:numPr>
         <w:spacing w:line="360" w:lineRule="auto"/>
         <w:rPr>
@@ -6699,7 +6699,7 @@
       <w:pPr>
         <w:numPr>
           <w:ilvl w:val="0"/>
-          <w:numId w:val="47"/>
+          <w:numId w:val="12"/>
         </w:numPr>
         <w:spacing w:line="360" w:lineRule="auto"/>
         <w:rPr>
@@ -7835,7 +7835,7 @@
         <w:pStyle w:val="a7"/>
         <w:numPr>
           <w:ilvl w:val="1"/>
-          <w:numId w:val="40"/>
+          <w:numId w:val="8"/>
         </w:numPr>
         <w:spacing w:line="360" w:lineRule="auto"/>
         <w:ind w:left="0" w:firstLine="284"/>
@@ -7899,7 +7899,7 @@
         <w:pStyle w:val="a7"/>
         <w:numPr>
           <w:ilvl w:val="0"/>
-          <w:numId w:val="49"/>
+          <w:numId w:val="14"/>
         </w:numPr>
         <w:spacing w:line="360" w:lineRule="auto"/>
         <w:ind w:left="357" w:hanging="357"/>
@@ -7931,7 +7931,7 @@
         <w:pStyle w:val="a7"/>
         <w:numPr>
           <w:ilvl w:val="0"/>
-          <w:numId w:val="49"/>
+          <w:numId w:val="14"/>
         </w:numPr>
         <w:spacing w:line="360" w:lineRule="auto"/>
         <w:ind w:left="357" w:hanging="357"/>
@@ -7963,7 +7963,7 @@
         <w:pStyle w:val="a7"/>
         <w:numPr>
           <w:ilvl w:val="0"/>
-          <w:numId w:val="49"/>
+          <w:numId w:val="14"/>
         </w:numPr>
         <w:spacing w:line="360" w:lineRule="auto"/>
         <w:ind w:left="357" w:hanging="357"/>
@@ -7995,7 +7995,7 @@
         <w:pStyle w:val="a7"/>
         <w:numPr>
           <w:ilvl w:val="0"/>
-          <w:numId w:val="49"/>
+          <w:numId w:val="14"/>
         </w:numPr>
         <w:spacing w:line="360" w:lineRule="auto"/>
         <w:ind w:left="357" w:hanging="357"/>
@@ -8209,7 +8209,7 @@
       <w:pPr>
         <w:numPr>
           <w:ilvl w:val="0"/>
-          <w:numId w:val="50"/>
+          <w:numId w:val="15"/>
         </w:numPr>
         <w:spacing w:line="360" w:lineRule="auto"/>
         <w:rPr>
@@ -8263,7 +8263,7 @@
       <w:pPr>
         <w:numPr>
           <w:ilvl w:val="0"/>
-          <w:numId w:val="50"/>
+          <w:numId w:val="15"/>
         </w:numPr>
         <w:spacing w:line="360" w:lineRule="auto"/>
         <w:rPr>
@@ -8317,7 +8317,7 @@
       <w:pPr>
         <w:numPr>
           <w:ilvl w:val="0"/>
-          <w:numId w:val="50"/>
+          <w:numId w:val="15"/>
         </w:numPr>
         <w:spacing w:line="360" w:lineRule="auto"/>
         <w:rPr>
@@ -8346,7 +8346,7 @@
       <w:pPr>
         <w:numPr>
           <w:ilvl w:val="0"/>
-          <w:numId w:val="50"/>
+          <w:numId w:val="15"/>
         </w:numPr>
         <w:spacing w:line="360" w:lineRule="auto"/>
         <w:rPr>
@@ -8420,7 +8420,7 @@
         <w:pStyle w:val="a7"/>
         <w:numPr>
           <w:ilvl w:val="1"/>
-          <w:numId w:val="40"/>
+          <w:numId w:val="8"/>
         </w:numPr>
         <w:spacing w:line="360" w:lineRule="auto"/>
         <w:ind w:left="0" w:firstLine="142"/>
@@ -10387,7 +10387,7 @@
       <w:pPr>
         <w:numPr>
           <w:ilvl w:val="0"/>
-          <w:numId w:val="53"/>
+          <w:numId w:val="16"/>
         </w:numPr>
         <w:spacing w:line="360" w:lineRule="auto"/>
         <w:rPr>
@@ -10416,7 +10416,7 @@
       <w:pPr>
         <w:numPr>
           <w:ilvl w:val="0"/>
-          <w:numId w:val="53"/>
+          <w:numId w:val="16"/>
         </w:numPr>
         <w:spacing w:line="360" w:lineRule="auto"/>
         <w:rPr>
@@ -10445,7 +10445,7 @@
       <w:pPr>
         <w:numPr>
           <w:ilvl w:val="0"/>
-          <w:numId w:val="53"/>
+          <w:numId w:val="16"/>
         </w:numPr>
         <w:spacing w:line="360" w:lineRule="auto"/>
         <w:rPr>
@@ -10475,7 +10475,7 @@
       <w:pPr>
         <w:numPr>
           <w:ilvl w:val="0"/>
-          <w:numId w:val="53"/>
+          <w:numId w:val="16"/>
         </w:numPr>
         <w:spacing w:line="360" w:lineRule="auto"/>
         <w:rPr>
@@ -11447,7 +11447,7 @@
           <w:sz w:val="28"/>
           <w:szCs w:val="24"/>
         </w:rPr>
-        <w:t>В процессе экспериментальных исследований решены ключевые проблемы компьютерного зрения в агрономии: дефицит размеченных данных и экстремальный дисбаланс классов. Для сегментации листьев применена стратегия генерации крупномасштабного синтетического датасета (7000 изображений) с последующим дообучением на реальных данных методом активного обучения, что позволило достичь метрики IoU = 0.8734 в сложных полевых условиях. Для сегментации мелких поражений, занимающих менее 5% площади изображения, оптимизирована функция потерь (переход на Tversky Loss с α=0.7</w:t>
+        <w:t xml:space="preserve">В процессе экспериментальных исследований решены ключевые проблемы компьютерного зрения в агрономии: дефицит размеченных данных и экстремальный дисбаланс классов. Для сегментации листьев применена стратегия генерации крупномасштабного синтетического датасета (7000 изображений) с последующим дообучением на реальных данных методом активного обучения, что позволило достичь метрики IoU = 0.8734 в сложных полевых условиях. Для сегментации мелких поражений, занимающих менее 5% площади изображения, оптимизирована функция потерь (переход на Tversky Loss с </w:t>
       </w:r>
       <w:r>
         <w:rPr>
@@ -11561,7 +11561,7 @@
       <w:pPr>
         <w:numPr>
           <w:ilvl w:val="0"/>
-          <w:numId w:val="36"/>
+          <w:numId w:val="7"/>
         </w:numPr>
         <w:spacing w:line="360" w:lineRule="auto"/>
         <w:ind w:left="357" w:hanging="357"/>
@@ -11608,7 +11608,7 @@
       <w:pPr>
         <w:numPr>
           <w:ilvl w:val="0"/>
-          <w:numId w:val="36"/>
+          <w:numId w:val="7"/>
         </w:numPr>
         <w:spacing w:line="360" w:lineRule="auto"/>
         <w:ind w:left="357" w:hanging="357"/>
@@ -11655,7 +11655,7 @@
       <w:pPr>
         <w:numPr>
           <w:ilvl w:val="0"/>
-          <w:numId w:val="36"/>
+          <w:numId w:val="7"/>
         </w:numPr>
         <w:spacing w:line="360" w:lineRule="auto"/>
         <w:ind w:left="357" w:hanging="357"/>
@@ -11702,7 +11702,7 @@
       <w:pPr>
         <w:numPr>
           <w:ilvl w:val="0"/>
-          <w:numId w:val="36"/>
+          <w:numId w:val="7"/>
         </w:numPr>
         <w:spacing w:line="360" w:lineRule="auto"/>
         <w:ind w:left="357" w:hanging="357"/>
@@ -11749,7 +11749,7 @@
       <w:pPr>
         <w:numPr>
           <w:ilvl w:val="0"/>
-          <w:numId w:val="36"/>
+          <w:numId w:val="7"/>
         </w:numPr>
         <w:spacing w:line="360" w:lineRule="auto"/>
         <w:ind w:left="357" w:hanging="357"/>
@@ -11796,7 +11796,7 @@
       <w:pPr>
         <w:numPr>
           <w:ilvl w:val="0"/>
-          <w:numId w:val="36"/>
+          <w:numId w:val="7"/>
         </w:numPr>
         <w:spacing w:line="360" w:lineRule="auto"/>
         <w:ind w:left="357" w:hanging="357"/>
@@ -11843,7 +11843,7 @@
       <w:pPr>
         <w:numPr>
           <w:ilvl w:val="0"/>
-          <w:numId w:val="36"/>
+          <w:numId w:val="7"/>
         </w:numPr>
         <w:spacing w:line="360" w:lineRule="auto"/>
         <w:ind w:left="357" w:hanging="357"/>
@@ -11890,7 +11890,7 @@
       <w:pPr>
         <w:numPr>
           <w:ilvl w:val="0"/>
-          <w:numId w:val="36"/>
+          <w:numId w:val="7"/>
         </w:numPr>
         <w:spacing w:line="360" w:lineRule="auto"/>
         <w:ind w:left="357" w:hanging="357"/>
@@ -11937,7 +11937,7 @@
       <w:pPr>
         <w:numPr>
           <w:ilvl w:val="0"/>
-          <w:numId w:val="36"/>
+          <w:numId w:val="7"/>
         </w:numPr>
         <w:spacing w:line="360" w:lineRule="auto"/>
         <w:ind w:left="357" w:hanging="357"/>
@@ -12060,184 +12060,6 @@
 <file path=word/numbering.xml><?xml version="1.0" encoding="utf-8"?>
 <w:numbering xmlns:wpc="http://schemas.microsoft.com/office/word/2010/wordprocessingCanvas" xmlns:cx="http://schemas.microsoft.com/office/drawing/2014/chartex" xmlns:cx1="http://schemas.microsoft.com/office/drawing/2015/9/8/chartex" xmlns:cx2="http://schemas.microsoft.com/office/drawing/2015/10/21/chartex" xmlns:cx3="http://schemas.microsoft.com/office/drawing/2016/5/9/chartex" xmlns:cx4="http://schemas.microsoft.com/office/drawing/2016/5/10/chartex" xmlns:cx5="http://schemas.microsoft.com/office/drawing/2016/5/11/chartex" xmlns:cx6="http://schemas.microsoft.com/office/drawing/2016/5/12/chartex" xmlns:cx7="http://schemas.microsoft.com/office/drawing/2016/5/13/chartex" xmlns:cx8="http://schemas.microsoft.com/office/drawing/2016/5/14/chartex" xmlns:mc="http://schemas.openxmlformats.org/markup-compatibility/2006" xmlns:aink="http://schemas.microsoft.com/office/drawing/2016/ink" xmlns:am3d="http://schemas.microsoft.com/office/drawing/2017/model3d" xmlns:o="urn:schemas-microsoft-com:office:office" xmlns:oel="http://schemas.microsoft.com/office/2019/extlst" xmlns:r="http://schemas.openxmlformats.org/officeDocument/2006/relationships" xmlns:m="http://schemas.openxmlformats.org/officeDocument/2006/math" xmlns:v="urn:schemas-microsoft-com:vml" xmlns:wp14="http://schemas.microsoft.com/office/word/2010/wordprocessingDrawing" xmlns:wp="http://schemas.openxmlformats.org/drawingml/2006/wordprocessingDrawing" xmlns:w10="urn:schemas-microsoft-com:office:word" xmlns:w="http://schemas.openxmlformats.org/wordprocessingml/2006/main" xmlns:w14="http://schemas.microsoft.com/office/word/2010/wordml" xmlns:w15="http://schemas.microsoft.com/office/word/2012/wordml" xmlns:w16cex="http://schemas.microsoft.com/office/word/2018/wordml/cex" xmlns:w16cid="http://schemas.microsoft.com/office/word/2016/wordml/cid" xmlns:w16="http://schemas.microsoft.com/office/word/2018/wordml" xmlns:w16du="http://schemas.microsoft.com/office/word/2023/wordml/word16du" xmlns:w16sdtdh="http://schemas.microsoft.com/office/word/2020/wordml/sdtdatahash" xmlns:w16se="http://schemas.microsoft.com/office/word/2015/wordml/symex" xmlns:wpg="http://schemas.microsoft.com/office/word/2010/wordprocessingGroup" xmlns:wpi="http://schemas.microsoft.com/office/word/2010/wordprocessingInk" xmlns:wne="http://schemas.microsoft.com/office/word/2006/wordml" xmlns:wps="http://schemas.microsoft.com/office/word/2010/wordprocessingShape" mc:Ignorable="w14 w15 w16se w16cid w16 w16cex w16sdtdh w16du wp14">
   <w:abstractNum w:abstractNumId="0" w15:restartNumberingAfterBreak="0">
-    <w:nsid w:val="000202F4"/>
-    <w:multiLevelType w:val="hybridMultilevel"/>
-    <w:tmpl w:val="7FE4CBF8"/>
-    <w:lvl w:ilvl="0" w:tplc="0419000F">
-      <w:start w:val="1"/>
-      <w:numFmt w:val="decimal"/>
-      <w:lvlText w:val="%1."/>
-      <w:lvlJc w:val="left"/>
-      <w:pPr>
-        <w:ind w:left="720" w:hanging="360"/>
-      </w:pPr>
-      <w:rPr>
-        <w:rFonts w:hint="default"/>
-      </w:rPr>
-    </w:lvl>
-    <w:lvl w:ilvl="1" w:tplc="04190019" w:tentative="1">
-      <w:start w:val="1"/>
-      <w:numFmt w:val="lowerLetter"/>
-      <w:lvlText w:val="%2."/>
-      <w:lvlJc w:val="left"/>
-      <w:pPr>
-        <w:ind w:left="1440" w:hanging="360"/>
-      </w:pPr>
-    </w:lvl>
-    <w:lvl w:ilvl="2" w:tplc="0419001B" w:tentative="1">
-      <w:start w:val="1"/>
-      <w:numFmt w:val="lowerRoman"/>
-      <w:lvlText w:val="%3."/>
-      <w:lvlJc w:val="right"/>
-      <w:pPr>
-        <w:ind w:left="2160" w:hanging="180"/>
-      </w:pPr>
-    </w:lvl>
-    <w:lvl w:ilvl="3" w:tplc="0419000F" w:tentative="1">
-      <w:start w:val="1"/>
-      <w:numFmt w:val="decimal"/>
-      <w:lvlText w:val="%4."/>
-      <w:lvlJc w:val="left"/>
-      <w:pPr>
-        <w:ind w:left="2880" w:hanging="360"/>
-      </w:pPr>
-    </w:lvl>
-    <w:lvl w:ilvl="4" w:tplc="04190019" w:tentative="1">
-      <w:start w:val="1"/>
-      <w:numFmt w:val="lowerLetter"/>
-      <w:lvlText w:val="%5."/>
-      <w:lvlJc w:val="left"/>
-      <w:pPr>
-        <w:ind w:left="3600" w:hanging="360"/>
-      </w:pPr>
-    </w:lvl>
-    <w:lvl w:ilvl="5" w:tplc="0419001B" w:tentative="1">
-      <w:start w:val="1"/>
-      <w:numFmt w:val="lowerRoman"/>
-      <w:lvlText w:val="%6."/>
-      <w:lvlJc w:val="right"/>
-      <w:pPr>
-        <w:ind w:left="4320" w:hanging="180"/>
-      </w:pPr>
-    </w:lvl>
-    <w:lvl w:ilvl="6" w:tplc="0419000F" w:tentative="1">
-      <w:start w:val="1"/>
-      <w:numFmt w:val="decimal"/>
-      <w:lvlText w:val="%7."/>
-      <w:lvlJc w:val="left"/>
-      <w:pPr>
-        <w:ind w:left="5040" w:hanging="360"/>
-      </w:pPr>
-    </w:lvl>
-    <w:lvl w:ilvl="7" w:tplc="04190019" w:tentative="1">
-      <w:start w:val="1"/>
-      <w:numFmt w:val="lowerLetter"/>
-      <w:lvlText w:val="%8."/>
-      <w:lvlJc w:val="left"/>
-      <w:pPr>
-        <w:ind w:left="5760" w:hanging="360"/>
-      </w:pPr>
-    </w:lvl>
-    <w:lvl w:ilvl="8" w:tplc="0419001B" w:tentative="1">
-      <w:start w:val="1"/>
-      <w:numFmt w:val="lowerRoman"/>
-      <w:lvlText w:val="%9."/>
-      <w:lvlJc w:val="right"/>
-      <w:pPr>
-        <w:ind w:left="6480" w:hanging="180"/>
-      </w:pPr>
-    </w:lvl>
-  </w:abstractNum>
-  <w:abstractNum w:abstractNumId="1" w15:restartNumberingAfterBreak="0">
-    <w:nsid w:val="01850B94"/>
-    <w:multiLevelType w:val="hybridMultilevel"/>
-    <w:tmpl w:val="9B68614C"/>
-    <w:lvl w:ilvl="0" w:tplc="0419000F">
-      <w:start w:val="1"/>
-      <w:numFmt w:val="decimal"/>
-      <w:lvlText w:val="%1."/>
-      <w:lvlJc w:val="left"/>
-      <w:pPr>
-        <w:ind w:left="720" w:hanging="360"/>
-      </w:pPr>
-      <w:rPr>
-        <w:rFonts w:hint="default"/>
-      </w:rPr>
-    </w:lvl>
-    <w:lvl w:ilvl="1" w:tplc="04190019" w:tentative="1">
-      <w:start w:val="1"/>
-      <w:numFmt w:val="lowerLetter"/>
-      <w:lvlText w:val="%2."/>
-      <w:lvlJc w:val="left"/>
-      <w:pPr>
-        <w:ind w:left="1440" w:hanging="360"/>
-      </w:pPr>
-    </w:lvl>
-    <w:lvl w:ilvl="2" w:tplc="0419001B" w:tentative="1">
-      <w:start w:val="1"/>
-      <w:numFmt w:val="lowerRoman"/>
-      <w:lvlText w:val="%3."/>
-      <w:lvlJc w:val="right"/>
-      <w:pPr>
-        <w:ind w:left="2160" w:hanging="180"/>
-      </w:pPr>
-    </w:lvl>
-    <w:lvl w:ilvl="3" w:tplc="0419000F" w:tentative="1">
-      <w:start w:val="1"/>
-      <w:numFmt w:val="decimal"/>
-      <w:lvlText w:val="%4."/>
-      <w:lvlJc w:val="left"/>
-      <w:pPr>
-        <w:ind w:left="2880" w:hanging="360"/>
-      </w:pPr>
-    </w:lvl>
-    <w:lvl w:ilvl="4" w:tplc="04190019" w:tentative="1">
-      <w:start w:val="1"/>
-      <w:numFmt w:val="lowerLetter"/>
-      <w:lvlText w:val="%5."/>
-      <w:lvlJc w:val="left"/>
-      <w:pPr>
-        <w:ind w:left="3600" w:hanging="360"/>
-      </w:pPr>
-    </w:lvl>
-    <w:lvl w:ilvl="5" w:tplc="0419001B" w:tentative="1">
-      <w:start w:val="1"/>
-      <w:numFmt w:val="lowerRoman"/>
-      <w:lvlText w:val="%6."/>
-      <w:lvlJc w:val="right"/>
-      <w:pPr>
-        <w:ind w:left="4320" w:hanging="180"/>
-      </w:pPr>
-    </w:lvl>
-    <w:lvl w:ilvl="6" w:tplc="0419000F" w:tentative="1">
-      <w:start w:val="1"/>
-      <w:numFmt w:val="decimal"/>
-      <w:lvlText w:val="%7."/>
-      <w:lvlJc w:val="left"/>
-      <w:pPr>
-        <w:ind w:left="5040" w:hanging="360"/>
-      </w:pPr>
-    </w:lvl>
-    <w:lvl w:ilvl="7" w:tplc="04190019" w:tentative="1">
-      <w:start w:val="1"/>
-      <w:numFmt w:val="lowerLetter"/>
-      <w:lvlText w:val="%8."/>
-      <w:lvlJc w:val="left"/>
-      <w:pPr>
-        <w:ind w:left="5760" w:hanging="360"/>
-      </w:pPr>
-    </w:lvl>
-    <w:lvl w:ilvl="8" w:tplc="0419001B" w:tentative="1">
-      <w:start w:val="1"/>
-      <w:numFmt w:val="lowerRoman"/>
-      <w:lvlText w:val="%9."/>
-      <w:lvlJc w:val="right"/>
-      <w:pPr>
-        <w:ind w:left="6480" w:hanging="180"/>
-      </w:pPr>
-    </w:lvl>
-  </w:abstractNum>
-  <w:abstractNum w:abstractNumId="2" w15:restartNumberingAfterBreak="0">
     <w:nsid w:val="05D15DA8"/>
     <w:multiLevelType w:val="multilevel"/>
     <w:tmpl w:val="5D9E08D2"/>
@@ -12350,589 +12172,7 @@
       </w:pPr>
     </w:lvl>
   </w:abstractNum>
-  <w:abstractNum w:abstractNumId="3" w15:restartNumberingAfterBreak="0">
-    <w:nsid w:val="06D5381C"/>
-    <w:multiLevelType w:val="multilevel"/>
-    <w:tmpl w:val="B57271A4"/>
-    <w:lvl w:ilvl="0">
-      <w:start w:val="1"/>
-      <w:numFmt w:val="bullet"/>
-      <w:lvlText w:val=""/>
-      <w:lvlJc w:val="left"/>
-      <w:pPr>
-        <w:tabs>
-          <w:tab w:val="num" w:pos="720"/>
-        </w:tabs>
-        <w:ind w:left="720" w:hanging="360"/>
-      </w:pPr>
-      <w:rPr>
-        <w:rFonts w:ascii="Symbol" w:hAnsi="Symbol" w:hint="default"/>
-        <w:sz w:val="20"/>
-      </w:rPr>
-    </w:lvl>
-    <w:lvl w:ilvl="1" w:tentative="1">
-      <w:start w:val="1"/>
-      <w:numFmt w:val="bullet"/>
-      <w:lvlText w:val="o"/>
-      <w:lvlJc w:val="left"/>
-      <w:pPr>
-        <w:tabs>
-          <w:tab w:val="num" w:pos="1440"/>
-        </w:tabs>
-        <w:ind w:left="1440" w:hanging="360"/>
-      </w:pPr>
-      <w:rPr>
-        <w:rFonts w:ascii="Courier New" w:hAnsi="Courier New" w:hint="default"/>
-        <w:sz w:val="20"/>
-      </w:rPr>
-    </w:lvl>
-    <w:lvl w:ilvl="2" w:tentative="1">
-      <w:start w:val="1"/>
-      <w:numFmt w:val="bullet"/>
-      <w:lvlText w:val=""/>
-      <w:lvlJc w:val="left"/>
-      <w:pPr>
-        <w:tabs>
-          <w:tab w:val="num" w:pos="2160"/>
-        </w:tabs>
-        <w:ind w:left="2160" w:hanging="360"/>
-      </w:pPr>
-      <w:rPr>
-        <w:rFonts w:ascii="Wingdings" w:hAnsi="Wingdings" w:hint="default"/>
-        <w:sz w:val="20"/>
-      </w:rPr>
-    </w:lvl>
-    <w:lvl w:ilvl="3" w:tentative="1">
-      <w:start w:val="1"/>
-      <w:numFmt w:val="bullet"/>
-      <w:lvlText w:val=""/>
-      <w:lvlJc w:val="left"/>
-      <w:pPr>
-        <w:tabs>
-          <w:tab w:val="num" w:pos="2880"/>
-        </w:tabs>
-        <w:ind w:left="2880" w:hanging="360"/>
-      </w:pPr>
-      <w:rPr>
-        <w:rFonts w:ascii="Wingdings" w:hAnsi="Wingdings" w:hint="default"/>
-        <w:sz w:val="20"/>
-      </w:rPr>
-    </w:lvl>
-    <w:lvl w:ilvl="4" w:tentative="1">
-      <w:start w:val="1"/>
-      <w:numFmt w:val="bullet"/>
-      <w:lvlText w:val=""/>
-      <w:lvlJc w:val="left"/>
-      <w:pPr>
-        <w:tabs>
-          <w:tab w:val="num" w:pos="3600"/>
-        </w:tabs>
-        <w:ind w:left="3600" w:hanging="360"/>
-      </w:pPr>
-      <w:rPr>
-        <w:rFonts w:ascii="Wingdings" w:hAnsi="Wingdings" w:hint="default"/>
-        <w:sz w:val="20"/>
-      </w:rPr>
-    </w:lvl>
-    <w:lvl w:ilvl="5" w:tentative="1">
-      <w:start w:val="1"/>
-      <w:numFmt w:val="bullet"/>
-      <w:lvlText w:val=""/>
-      <w:lvlJc w:val="left"/>
-      <w:pPr>
-        <w:tabs>
-          <w:tab w:val="num" w:pos="4320"/>
-        </w:tabs>
-        <w:ind w:left="4320" w:hanging="360"/>
-      </w:pPr>
-      <w:rPr>
-        <w:rFonts w:ascii="Wingdings" w:hAnsi="Wingdings" w:hint="default"/>
-        <w:sz w:val="20"/>
-      </w:rPr>
-    </w:lvl>
-    <w:lvl w:ilvl="6" w:tentative="1">
-      <w:start w:val="1"/>
-      <w:numFmt w:val="bullet"/>
-      <w:lvlText w:val=""/>
-      <w:lvlJc w:val="left"/>
-      <w:pPr>
-        <w:tabs>
-          <w:tab w:val="num" w:pos="5040"/>
-        </w:tabs>
-        <w:ind w:left="5040" w:hanging="360"/>
-      </w:pPr>
-      <w:rPr>
-        <w:rFonts w:ascii="Wingdings" w:hAnsi="Wingdings" w:hint="default"/>
-        <w:sz w:val="20"/>
-      </w:rPr>
-    </w:lvl>
-    <w:lvl w:ilvl="7" w:tentative="1">
-      <w:start w:val="1"/>
-      <w:numFmt w:val="bullet"/>
-      <w:lvlText w:val=""/>
-      <w:lvlJc w:val="left"/>
-      <w:pPr>
-        <w:tabs>
-          <w:tab w:val="num" w:pos="5760"/>
-        </w:tabs>
-        <w:ind w:left="5760" w:hanging="360"/>
-      </w:pPr>
-      <w:rPr>
-        <w:rFonts w:ascii="Wingdings" w:hAnsi="Wingdings" w:hint="default"/>
-        <w:sz w:val="20"/>
-      </w:rPr>
-    </w:lvl>
-    <w:lvl w:ilvl="8" w:tentative="1">
-      <w:start w:val="1"/>
-      <w:numFmt w:val="bullet"/>
-      <w:lvlText w:val=""/>
-      <w:lvlJc w:val="left"/>
-      <w:pPr>
-        <w:tabs>
-          <w:tab w:val="num" w:pos="6480"/>
-        </w:tabs>
-        <w:ind w:left="6480" w:hanging="360"/>
-      </w:pPr>
-      <w:rPr>
-        <w:rFonts w:ascii="Wingdings" w:hAnsi="Wingdings" w:hint="default"/>
-        <w:sz w:val="20"/>
-      </w:rPr>
-    </w:lvl>
-  </w:abstractNum>
-  <w:abstractNum w:abstractNumId="4" w15:restartNumberingAfterBreak="0">
-    <w:nsid w:val="0BF84E43"/>
-    <w:multiLevelType w:val="hybridMultilevel"/>
-    <w:tmpl w:val="8C1CA5E2"/>
-    <w:lvl w:ilvl="0" w:tplc="04190001">
-      <w:start w:val="1"/>
-      <w:numFmt w:val="bullet"/>
-      <w:lvlText w:val=""/>
-      <w:lvlJc w:val="left"/>
-      <w:pPr>
-        <w:ind w:left="1429" w:hanging="360"/>
-      </w:pPr>
-      <w:rPr>
-        <w:rFonts w:ascii="Symbol" w:hAnsi="Symbol" w:hint="default"/>
-      </w:rPr>
-    </w:lvl>
-    <w:lvl w:ilvl="1" w:tplc="04190003" w:tentative="1">
-      <w:start w:val="1"/>
-      <w:numFmt w:val="bullet"/>
-      <w:lvlText w:val="o"/>
-      <w:lvlJc w:val="left"/>
-      <w:pPr>
-        <w:ind w:left="2149" w:hanging="360"/>
-      </w:pPr>
-      <w:rPr>
-        <w:rFonts w:ascii="Courier New" w:hAnsi="Courier New" w:cs="Courier New" w:hint="default"/>
-      </w:rPr>
-    </w:lvl>
-    <w:lvl w:ilvl="2" w:tplc="04190005" w:tentative="1">
-      <w:start w:val="1"/>
-      <w:numFmt w:val="bullet"/>
-      <w:lvlText w:val=""/>
-      <w:lvlJc w:val="left"/>
-      <w:pPr>
-        <w:ind w:left="2869" w:hanging="360"/>
-      </w:pPr>
-      <w:rPr>
-        <w:rFonts w:ascii="Wingdings" w:hAnsi="Wingdings" w:hint="default"/>
-      </w:rPr>
-    </w:lvl>
-    <w:lvl w:ilvl="3" w:tplc="04190001" w:tentative="1">
-      <w:start w:val="1"/>
-      <w:numFmt w:val="bullet"/>
-      <w:lvlText w:val=""/>
-      <w:lvlJc w:val="left"/>
-      <w:pPr>
-        <w:ind w:left="3589" w:hanging="360"/>
-      </w:pPr>
-      <w:rPr>
-        <w:rFonts w:ascii="Symbol" w:hAnsi="Symbol" w:hint="default"/>
-      </w:rPr>
-    </w:lvl>
-    <w:lvl w:ilvl="4" w:tplc="04190003" w:tentative="1">
-      <w:start w:val="1"/>
-      <w:numFmt w:val="bullet"/>
-      <w:lvlText w:val="o"/>
-      <w:lvlJc w:val="left"/>
-      <w:pPr>
-        <w:ind w:left="4309" w:hanging="360"/>
-      </w:pPr>
-      <w:rPr>
-        <w:rFonts w:ascii="Courier New" w:hAnsi="Courier New" w:cs="Courier New" w:hint="default"/>
-      </w:rPr>
-    </w:lvl>
-    <w:lvl w:ilvl="5" w:tplc="04190005" w:tentative="1">
-      <w:start w:val="1"/>
-      <w:numFmt w:val="bullet"/>
-      <w:lvlText w:val=""/>
-      <w:lvlJc w:val="left"/>
-      <w:pPr>
-        <w:ind w:left="5029" w:hanging="360"/>
-      </w:pPr>
-      <w:rPr>
-        <w:rFonts w:ascii="Wingdings" w:hAnsi="Wingdings" w:hint="default"/>
-      </w:rPr>
-    </w:lvl>
-    <w:lvl w:ilvl="6" w:tplc="04190001" w:tentative="1">
-      <w:start w:val="1"/>
-      <w:numFmt w:val="bullet"/>
-      <w:lvlText w:val=""/>
-      <w:lvlJc w:val="left"/>
-      <w:pPr>
-        <w:ind w:left="5749" w:hanging="360"/>
-      </w:pPr>
-      <w:rPr>
-        <w:rFonts w:ascii="Symbol" w:hAnsi="Symbol" w:hint="default"/>
-      </w:rPr>
-    </w:lvl>
-    <w:lvl w:ilvl="7" w:tplc="04190003" w:tentative="1">
-      <w:start w:val="1"/>
-      <w:numFmt w:val="bullet"/>
-      <w:lvlText w:val="o"/>
-      <w:lvlJc w:val="left"/>
-      <w:pPr>
-        <w:ind w:left="6469" w:hanging="360"/>
-      </w:pPr>
-      <w:rPr>
-        <w:rFonts w:ascii="Courier New" w:hAnsi="Courier New" w:cs="Courier New" w:hint="default"/>
-      </w:rPr>
-    </w:lvl>
-    <w:lvl w:ilvl="8" w:tplc="04190005" w:tentative="1">
-      <w:start w:val="1"/>
-      <w:numFmt w:val="bullet"/>
-      <w:lvlText w:val=""/>
-      <w:lvlJc w:val="left"/>
-      <w:pPr>
-        <w:ind w:left="7189" w:hanging="360"/>
-      </w:pPr>
-      <w:rPr>
-        <w:rFonts w:ascii="Wingdings" w:hAnsi="Wingdings" w:hint="default"/>
-      </w:rPr>
-    </w:lvl>
-  </w:abstractNum>
-  <w:abstractNum w:abstractNumId="5" w15:restartNumberingAfterBreak="0">
-    <w:nsid w:val="10AA793A"/>
-    <w:multiLevelType w:val="hybridMultilevel"/>
-    <w:tmpl w:val="E6F848AC"/>
-    <w:lvl w:ilvl="0" w:tplc="0419000F">
-      <w:start w:val="1"/>
-      <w:numFmt w:val="decimal"/>
-      <w:lvlText w:val="%1."/>
-      <w:lvlJc w:val="left"/>
-      <w:pPr>
-        <w:ind w:left="720" w:hanging="360"/>
-      </w:pPr>
-    </w:lvl>
-    <w:lvl w:ilvl="1" w:tplc="04190019" w:tentative="1">
-      <w:start w:val="1"/>
-      <w:numFmt w:val="lowerLetter"/>
-      <w:lvlText w:val="%2."/>
-      <w:lvlJc w:val="left"/>
-      <w:pPr>
-        <w:ind w:left="1440" w:hanging="360"/>
-      </w:pPr>
-    </w:lvl>
-    <w:lvl w:ilvl="2" w:tplc="0419001B" w:tentative="1">
-      <w:start w:val="1"/>
-      <w:numFmt w:val="lowerRoman"/>
-      <w:lvlText w:val="%3."/>
-      <w:lvlJc w:val="right"/>
-      <w:pPr>
-        <w:ind w:left="2160" w:hanging="180"/>
-      </w:pPr>
-    </w:lvl>
-    <w:lvl w:ilvl="3" w:tplc="0419000F" w:tentative="1">
-      <w:start w:val="1"/>
-      <w:numFmt w:val="decimal"/>
-      <w:lvlText w:val="%4."/>
-      <w:lvlJc w:val="left"/>
-      <w:pPr>
-        <w:ind w:left="2880" w:hanging="360"/>
-      </w:pPr>
-    </w:lvl>
-    <w:lvl w:ilvl="4" w:tplc="04190019" w:tentative="1">
-      <w:start w:val="1"/>
-      <w:numFmt w:val="lowerLetter"/>
-      <w:lvlText w:val="%5."/>
-      <w:lvlJc w:val="left"/>
-      <w:pPr>
-        <w:ind w:left="3600" w:hanging="360"/>
-      </w:pPr>
-    </w:lvl>
-    <w:lvl w:ilvl="5" w:tplc="0419001B" w:tentative="1">
-      <w:start w:val="1"/>
-      <w:numFmt w:val="lowerRoman"/>
-      <w:lvlText w:val="%6."/>
-      <w:lvlJc w:val="right"/>
-      <w:pPr>
-        <w:ind w:left="4320" w:hanging="180"/>
-      </w:pPr>
-    </w:lvl>
-    <w:lvl w:ilvl="6" w:tplc="0419000F" w:tentative="1">
-      <w:start w:val="1"/>
-      <w:numFmt w:val="decimal"/>
-      <w:lvlText w:val="%7."/>
-      <w:lvlJc w:val="left"/>
-      <w:pPr>
-        <w:ind w:left="5040" w:hanging="360"/>
-      </w:pPr>
-    </w:lvl>
-    <w:lvl w:ilvl="7" w:tplc="04190019" w:tentative="1">
-      <w:start w:val="1"/>
-      <w:numFmt w:val="lowerLetter"/>
-      <w:lvlText w:val="%8."/>
-      <w:lvlJc w:val="left"/>
-      <w:pPr>
-        <w:ind w:left="5760" w:hanging="360"/>
-      </w:pPr>
-    </w:lvl>
-    <w:lvl w:ilvl="8" w:tplc="0419001B" w:tentative="1">
-      <w:start w:val="1"/>
-      <w:numFmt w:val="lowerRoman"/>
-      <w:lvlText w:val="%9."/>
-      <w:lvlJc w:val="right"/>
-      <w:pPr>
-        <w:ind w:left="6480" w:hanging="180"/>
-      </w:pPr>
-    </w:lvl>
-  </w:abstractNum>
-  <w:abstractNum w:abstractNumId="6" w15:restartNumberingAfterBreak="0">
-    <w:nsid w:val="10DC6EF3"/>
-    <w:multiLevelType w:val="multilevel"/>
-    <w:tmpl w:val="A44EF830"/>
-    <w:lvl w:ilvl="0">
-      <w:start w:val="1"/>
-      <w:numFmt w:val="decimal"/>
-      <w:lvlText w:val="%1."/>
-      <w:lvlJc w:val="left"/>
-      <w:pPr>
-        <w:ind w:left="720" w:hanging="360"/>
-      </w:pPr>
-      <w:rPr>
-        <w:rFonts w:hint="default"/>
-      </w:rPr>
-    </w:lvl>
-    <w:lvl w:ilvl="1">
-      <w:start w:val="1"/>
-      <w:numFmt w:val="decimal"/>
-      <w:isLgl/>
-      <w:lvlText w:val="%1.%2."/>
-      <w:lvlJc w:val="left"/>
-      <w:pPr>
-        <w:ind w:left="720" w:hanging="360"/>
-      </w:pPr>
-      <w:rPr>
-        <w:rFonts w:hint="default"/>
-      </w:rPr>
-    </w:lvl>
-    <w:lvl w:ilvl="2">
-      <w:start w:val="1"/>
-      <w:numFmt w:val="decimal"/>
-      <w:isLgl/>
-      <w:lvlText w:val="%1.%2.%3."/>
-      <w:lvlJc w:val="left"/>
-      <w:pPr>
-        <w:ind w:left="1080" w:hanging="720"/>
-      </w:pPr>
-      <w:rPr>
-        <w:rFonts w:hint="default"/>
-      </w:rPr>
-    </w:lvl>
-    <w:lvl w:ilvl="3">
-      <w:start w:val="1"/>
-      <w:numFmt w:val="decimal"/>
-      <w:isLgl/>
-      <w:lvlText w:val="%1.%2.%3.%4."/>
-      <w:lvlJc w:val="left"/>
-      <w:pPr>
-        <w:ind w:left="1080" w:hanging="720"/>
-      </w:pPr>
-      <w:rPr>
-        <w:rFonts w:hint="default"/>
-      </w:rPr>
-    </w:lvl>
-    <w:lvl w:ilvl="4">
-      <w:start w:val="1"/>
-      <w:numFmt w:val="decimal"/>
-      <w:isLgl/>
-      <w:lvlText w:val="%1.%2.%3.%4.%5."/>
-      <w:lvlJc w:val="left"/>
-      <w:pPr>
-        <w:ind w:left="1440" w:hanging="1080"/>
-      </w:pPr>
-      <w:rPr>
-        <w:rFonts w:hint="default"/>
-      </w:rPr>
-    </w:lvl>
-    <w:lvl w:ilvl="5">
-      <w:start w:val="1"/>
-      <w:numFmt w:val="decimal"/>
-      <w:isLgl/>
-      <w:lvlText w:val="%1.%2.%3.%4.%5.%6."/>
-      <w:lvlJc w:val="left"/>
-      <w:pPr>
-        <w:ind w:left="1440" w:hanging="1080"/>
-      </w:pPr>
-      <w:rPr>
-        <w:rFonts w:hint="default"/>
-      </w:rPr>
-    </w:lvl>
-    <w:lvl w:ilvl="6">
-      <w:start w:val="1"/>
-      <w:numFmt w:val="decimal"/>
-      <w:isLgl/>
-      <w:lvlText w:val="%1.%2.%3.%4.%5.%6.%7."/>
-      <w:lvlJc w:val="left"/>
-      <w:pPr>
-        <w:ind w:left="1800" w:hanging="1440"/>
-      </w:pPr>
-      <w:rPr>
-        <w:rFonts w:hint="default"/>
-      </w:rPr>
-    </w:lvl>
-    <w:lvl w:ilvl="7">
-      <w:start w:val="1"/>
-      <w:numFmt w:val="decimal"/>
-      <w:isLgl/>
-      <w:lvlText w:val="%1.%2.%3.%4.%5.%6.%7.%8."/>
-      <w:lvlJc w:val="left"/>
-      <w:pPr>
-        <w:ind w:left="1800" w:hanging="1440"/>
-      </w:pPr>
-      <w:rPr>
-        <w:rFonts w:hint="default"/>
-      </w:rPr>
-    </w:lvl>
-    <w:lvl w:ilvl="8">
-      <w:start w:val="1"/>
-      <w:numFmt w:val="decimal"/>
-      <w:isLgl/>
-      <w:lvlText w:val="%1.%2.%3.%4.%5.%6.%7.%8.%9."/>
-      <w:lvlJc w:val="left"/>
-      <w:pPr>
-        <w:ind w:left="2160" w:hanging="1800"/>
-      </w:pPr>
-      <w:rPr>
-        <w:rFonts w:hint="default"/>
-      </w:rPr>
-    </w:lvl>
-  </w:abstractNum>
-  <w:abstractNum w:abstractNumId="7" w15:restartNumberingAfterBreak="0">
-    <w:nsid w:val="11E2412D"/>
-    <w:multiLevelType w:val="multilevel"/>
-    <w:tmpl w:val="5FDE5ADA"/>
-    <w:lvl w:ilvl="0">
-      <w:start w:val="1"/>
-      <w:numFmt w:val="decimal"/>
-      <w:lvlText w:val="%1."/>
-      <w:lvlJc w:val="left"/>
-      <w:pPr>
-        <w:tabs>
-          <w:tab w:val="num" w:pos="720"/>
-        </w:tabs>
-        <w:ind w:left="720" w:hanging="360"/>
-      </w:pPr>
-    </w:lvl>
-    <w:lvl w:ilvl="1" w:tentative="1">
-      <w:start w:val="1"/>
-      <w:numFmt w:val="decimal"/>
-      <w:lvlText w:val="%2."/>
-      <w:lvlJc w:val="left"/>
-      <w:pPr>
-        <w:tabs>
-          <w:tab w:val="num" w:pos="1440"/>
-        </w:tabs>
-        <w:ind w:left="1440" w:hanging="360"/>
-      </w:pPr>
-    </w:lvl>
-    <w:lvl w:ilvl="2" w:tentative="1">
-      <w:start w:val="1"/>
-      <w:numFmt w:val="decimal"/>
-      <w:lvlText w:val="%3."/>
-      <w:lvlJc w:val="left"/>
-      <w:pPr>
-        <w:tabs>
-          <w:tab w:val="num" w:pos="2160"/>
-        </w:tabs>
-        <w:ind w:left="2160" w:hanging="360"/>
-      </w:pPr>
-    </w:lvl>
-    <w:lvl w:ilvl="3" w:tentative="1">
-      <w:start w:val="1"/>
-      <w:numFmt w:val="decimal"/>
-      <w:lvlText w:val="%4."/>
-      <w:lvlJc w:val="left"/>
-      <w:pPr>
-        <w:tabs>
-          <w:tab w:val="num" w:pos="2880"/>
-        </w:tabs>
-        <w:ind w:left="2880" w:hanging="360"/>
-      </w:pPr>
-    </w:lvl>
-    <w:lvl w:ilvl="4" w:tentative="1">
-      <w:start w:val="1"/>
-      <w:numFmt w:val="decimal"/>
-      <w:lvlText w:val="%5."/>
-      <w:lvlJc w:val="left"/>
-      <w:pPr>
-        <w:tabs>
-          <w:tab w:val="num" w:pos="3600"/>
-        </w:tabs>
-        <w:ind w:left="3600" w:hanging="360"/>
-      </w:pPr>
-    </w:lvl>
-    <w:lvl w:ilvl="5" w:tentative="1">
-      <w:start w:val="1"/>
-      <w:numFmt w:val="decimal"/>
-      <w:lvlText w:val="%6."/>
-      <w:lvlJc w:val="left"/>
-      <w:pPr>
-        <w:tabs>
-          <w:tab w:val="num" w:pos="4320"/>
-        </w:tabs>
-        <w:ind w:left="4320" w:hanging="360"/>
-      </w:pPr>
-    </w:lvl>
-    <w:lvl w:ilvl="6" w:tentative="1">
-      <w:start w:val="1"/>
-      <w:numFmt w:val="decimal"/>
-      <w:lvlText w:val="%7."/>
-      <w:lvlJc w:val="left"/>
-      <w:pPr>
-        <w:tabs>
-          <w:tab w:val="num" w:pos="5040"/>
-        </w:tabs>
-        <w:ind w:left="5040" w:hanging="360"/>
-      </w:pPr>
-    </w:lvl>
-    <w:lvl w:ilvl="7" w:tentative="1">
-      <w:start w:val="1"/>
-      <w:numFmt w:val="decimal"/>
-      <w:lvlText w:val="%8."/>
-      <w:lvlJc w:val="left"/>
-      <w:pPr>
-        <w:tabs>
-          <w:tab w:val="num" w:pos="5760"/>
-        </w:tabs>
-        <w:ind w:left="5760" w:hanging="360"/>
-      </w:pPr>
-    </w:lvl>
-    <w:lvl w:ilvl="8" w:tentative="1">
-      <w:start w:val="1"/>
-      <w:numFmt w:val="decimal"/>
-      <w:lvlText w:val="%9."/>
-      <w:lvlJc w:val="left"/>
-      <w:pPr>
-        <w:tabs>
-          <w:tab w:val="num" w:pos="6480"/>
-        </w:tabs>
-        <w:ind w:left="6480" w:hanging="360"/>
-      </w:pPr>
-    </w:lvl>
-  </w:abstractNum>
-  <w:abstractNum w:abstractNumId="8" w15:restartNumberingAfterBreak="0">
+  <w:abstractNum w:abstractNumId="1" w15:restartNumberingAfterBreak="0">
     <w:nsid w:val="1C645057"/>
     <w:multiLevelType w:val="multilevel"/>
     <w:tmpl w:val="8C922A98"/>
@@ -13062,20 +12302,194 @@
       </w:rPr>
     </w:lvl>
   </w:abstractNum>
-  <w:abstractNum w:abstractNumId="9" w15:restartNumberingAfterBreak="0">
-    <w:nsid w:val="204F4136"/>
+  <w:abstractNum w:abstractNumId="2" w15:restartNumberingAfterBreak="0">
+    <w:nsid w:val="2B047A4D"/>
+    <w:multiLevelType w:val="hybridMultilevel"/>
+    <w:tmpl w:val="3ABC952C"/>
+    <w:lvl w:ilvl="0" w:tplc="0419000F">
+      <w:start w:val="1"/>
+      <w:numFmt w:val="decimal"/>
+      <w:lvlText w:val="%1."/>
+      <w:lvlJc w:val="left"/>
+      <w:pPr>
+        <w:ind w:left="1429" w:hanging="360"/>
+      </w:pPr>
+    </w:lvl>
+    <w:lvl w:ilvl="1" w:tplc="04190019" w:tentative="1">
+      <w:start w:val="1"/>
+      <w:numFmt w:val="lowerLetter"/>
+      <w:lvlText w:val="%2."/>
+      <w:lvlJc w:val="left"/>
+      <w:pPr>
+        <w:ind w:left="2149" w:hanging="360"/>
+      </w:pPr>
+    </w:lvl>
+    <w:lvl w:ilvl="2" w:tplc="0419001B" w:tentative="1">
+      <w:start w:val="1"/>
+      <w:numFmt w:val="lowerRoman"/>
+      <w:lvlText w:val="%3."/>
+      <w:lvlJc w:val="right"/>
+      <w:pPr>
+        <w:ind w:left="2869" w:hanging="180"/>
+      </w:pPr>
+    </w:lvl>
+    <w:lvl w:ilvl="3" w:tplc="0419000F" w:tentative="1">
+      <w:start w:val="1"/>
+      <w:numFmt w:val="decimal"/>
+      <w:lvlText w:val="%4."/>
+      <w:lvlJc w:val="left"/>
+      <w:pPr>
+        <w:ind w:left="3589" w:hanging="360"/>
+      </w:pPr>
+    </w:lvl>
+    <w:lvl w:ilvl="4" w:tplc="04190019" w:tentative="1">
+      <w:start w:val="1"/>
+      <w:numFmt w:val="lowerLetter"/>
+      <w:lvlText w:val="%5."/>
+      <w:lvlJc w:val="left"/>
+      <w:pPr>
+        <w:ind w:left="4309" w:hanging="360"/>
+      </w:pPr>
+    </w:lvl>
+    <w:lvl w:ilvl="5" w:tplc="0419001B" w:tentative="1">
+      <w:start w:val="1"/>
+      <w:numFmt w:val="lowerRoman"/>
+      <w:lvlText w:val="%6."/>
+      <w:lvlJc w:val="right"/>
+      <w:pPr>
+        <w:ind w:left="5029" w:hanging="180"/>
+      </w:pPr>
+    </w:lvl>
+    <w:lvl w:ilvl="6" w:tplc="0419000F" w:tentative="1">
+      <w:start w:val="1"/>
+      <w:numFmt w:val="decimal"/>
+      <w:lvlText w:val="%7."/>
+      <w:lvlJc w:val="left"/>
+      <w:pPr>
+        <w:ind w:left="5749" w:hanging="360"/>
+      </w:pPr>
+    </w:lvl>
+    <w:lvl w:ilvl="7" w:tplc="04190019" w:tentative="1">
+      <w:start w:val="1"/>
+      <w:numFmt w:val="lowerLetter"/>
+      <w:lvlText w:val="%8."/>
+      <w:lvlJc w:val="left"/>
+      <w:pPr>
+        <w:ind w:left="6469" w:hanging="360"/>
+      </w:pPr>
+    </w:lvl>
+    <w:lvl w:ilvl="8" w:tplc="0419001B" w:tentative="1">
+      <w:start w:val="1"/>
+      <w:numFmt w:val="lowerRoman"/>
+      <w:lvlText w:val="%9."/>
+      <w:lvlJc w:val="right"/>
+      <w:pPr>
+        <w:ind w:left="7189" w:hanging="180"/>
+      </w:pPr>
+    </w:lvl>
+  </w:abstractNum>
+  <w:abstractNum w:abstractNumId="3" w15:restartNumberingAfterBreak="0">
+    <w:nsid w:val="33741C5B"/>
     <w:multiLevelType w:val="multilevel"/>
-    <w:tmpl w:val="B7027554"/>
+    <w:tmpl w:val="D916CAAC"/>
+    <w:styleLink w:val="1"/>
     <w:lvl w:ilvl="0">
       <w:start w:val="1"/>
-      <w:numFmt w:val="bullet"/>
-      <w:lvlText w:val=""/>
+      <w:numFmt w:val="decimal"/>
+      <w:lvlText w:val="%1."/>
       <w:lvlJc w:val="left"/>
       <w:pPr>
         <w:ind w:left="720" w:hanging="360"/>
       </w:pPr>
+    </w:lvl>
+    <w:lvl w:ilvl="1">
+      <w:start w:val="1"/>
+      <w:numFmt w:val="lowerLetter"/>
+      <w:lvlText w:val="%2."/>
+      <w:lvlJc w:val="left"/>
+      <w:pPr>
+        <w:ind w:left="1440" w:hanging="360"/>
+      </w:pPr>
+    </w:lvl>
+    <w:lvl w:ilvl="2">
+      <w:start w:val="1"/>
+      <w:numFmt w:val="lowerRoman"/>
+      <w:lvlText w:val="%3."/>
+      <w:lvlJc w:val="right"/>
+      <w:pPr>
+        <w:ind w:left="2160" w:hanging="180"/>
+      </w:pPr>
+    </w:lvl>
+    <w:lvl w:ilvl="3">
+      <w:start w:val="1"/>
+      <w:numFmt w:val="decimal"/>
+      <w:lvlText w:val="%4."/>
+      <w:lvlJc w:val="left"/>
+      <w:pPr>
+        <w:ind w:left="2880" w:hanging="360"/>
+      </w:pPr>
+    </w:lvl>
+    <w:lvl w:ilvl="4">
+      <w:start w:val="1"/>
+      <w:numFmt w:val="lowerLetter"/>
+      <w:lvlText w:val="%5."/>
+      <w:lvlJc w:val="left"/>
+      <w:pPr>
+        <w:ind w:left="3600" w:hanging="360"/>
+      </w:pPr>
+    </w:lvl>
+    <w:lvl w:ilvl="5">
+      <w:start w:val="1"/>
+      <w:numFmt w:val="lowerRoman"/>
+      <w:lvlText w:val="%6."/>
+      <w:lvlJc w:val="right"/>
+      <w:pPr>
+        <w:ind w:left="4320" w:hanging="180"/>
+      </w:pPr>
+    </w:lvl>
+    <w:lvl w:ilvl="6">
+      <w:start w:val="1"/>
+      <w:numFmt w:val="decimal"/>
+      <w:lvlText w:val="%7."/>
+      <w:lvlJc w:val="left"/>
+      <w:pPr>
+        <w:ind w:left="5040" w:hanging="360"/>
+      </w:pPr>
+    </w:lvl>
+    <w:lvl w:ilvl="7">
+      <w:start w:val="1"/>
+      <w:numFmt w:val="lowerLetter"/>
+      <w:lvlText w:val="%8."/>
+      <w:lvlJc w:val="left"/>
+      <w:pPr>
+        <w:ind w:left="5760" w:hanging="360"/>
+      </w:pPr>
+    </w:lvl>
+    <w:lvl w:ilvl="8">
+      <w:start w:val="1"/>
+      <w:numFmt w:val="lowerRoman"/>
+      <w:lvlText w:val="%9."/>
+      <w:lvlJc w:val="right"/>
+      <w:pPr>
+        <w:ind w:left="6480" w:hanging="180"/>
+      </w:pPr>
+    </w:lvl>
+  </w:abstractNum>
+  <w:abstractNum w:abstractNumId="4" w15:restartNumberingAfterBreak="0">
+    <w:nsid w:val="36273C26"/>
+    <w:multiLevelType w:val="multilevel"/>
+    <w:tmpl w:val="30E2BA2A"/>
+    <w:styleLink w:val="4"/>
+    <w:lvl w:ilvl="0">
+      <w:start w:val="1"/>
+      <w:numFmt w:val="decimal"/>
+      <w:lvlText w:val="%1."/>
+      <w:lvlJc w:val="left"/>
+      <w:pPr>
+        <w:ind w:left="360" w:hanging="360"/>
+      </w:pPr>
       <w:rPr>
-        <w:rFonts w:ascii="Symbol" w:hAnsi="Symbol" w:hint="default"/>
+        <w:rFonts w:hint="default"/>
       </w:rPr>
     </w:lvl>
     <w:lvl w:ilvl="1">
@@ -13084,7 +12498,7 @@
       <w:lvlText w:val="%1.%2."/>
       <w:lvlJc w:val="left"/>
       <w:pPr>
-        <w:ind w:left="1152" w:hanging="432"/>
+        <w:ind w:left="792" w:hanging="432"/>
       </w:pPr>
       <w:rPr>
         <w:rFonts w:hint="default"/>
@@ -13096,7 +12510,7 @@
       <w:lvlText w:val="%1.%2.%3."/>
       <w:lvlJc w:val="left"/>
       <w:pPr>
-        <w:ind w:left="1584" w:hanging="504"/>
+        <w:ind w:left="1224" w:hanging="504"/>
       </w:pPr>
       <w:rPr>
         <w:rFonts w:hint="default"/>
@@ -13108,7 +12522,7 @@
       <w:lvlText w:val="%1.%2.%3.%4."/>
       <w:lvlJc w:val="left"/>
       <w:pPr>
-        <w:ind w:left="2088" w:hanging="648"/>
+        <w:ind w:left="1728" w:hanging="648"/>
       </w:pPr>
       <w:rPr>
         <w:rFonts w:hint="default"/>
@@ -13120,7 +12534,7 @@
       <w:lvlText w:val="%1.%2.%3.%4.%5."/>
       <w:lvlJc w:val="left"/>
       <w:pPr>
-        <w:ind w:left="2592" w:hanging="792"/>
+        <w:ind w:left="2232" w:hanging="792"/>
       </w:pPr>
       <w:rPr>
         <w:rFonts w:hint="default"/>
@@ -13132,7 +12546,7 @@
       <w:lvlText w:val="%1.%2.%3.%4.%5.%6."/>
       <w:lvlJc w:val="left"/>
       <w:pPr>
-        <w:ind w:left="3096" w:hanging="936"/>
+        <w:ind w:left="2736" w:hanging="936"/>
       </w:pPr>
       <w:rPr>
         <w:rFonts w:hint="default"/>
@@ -13144,7 +12558,7 @@
       <w:lvlText w:val="%1.%2.%3.%4.%5.%6.%7."/>
       <w:lvlJc w:val="left"/>
       <w:pPr>
-        <w:ind w:left="3600" w:hanging="1080"/>
+        <w:ind w:left="3240" w:hanging="1080"/>
       </w:pPr>
       <w:rPr>
         <w:rFonts w:hint="default"/>
@@ -13156,7 +12570,7 @@
       <w:lvlText w:val="%1.%2.%3.%4.%5.%6.%7.%8."/>
       <w:lvlJc w:val="left"/>
       <w:pPr>
-        <w:ind w:left="4104" w:hanging="1224"/>
+        <w:ind w:left="3744" w:hanging="1224"/>
       </w:pPr>
       <w:rPr>
         <w:rFonts w:hint="default"/>
@@ -13168,1256 +12582,14 @@
       <w:lvlText w:val="%1.%2.%3.%4.%5.%6.%7.%8.%9."/>
       <w:lvlJc w:val="left"/>
       <w:pPr>
-        <w:ind w:left="4680" w:hanging="1440"/>
+        <w:ind w:left="4320" w:hanging="1440"/>
       </w:pPr>
       <w:rPr>
         <w:rFonts w:hint="default"/>
       </w:rPr>
     </w:lvl>
   </w:abstractNum>
-  <w:abstractNum w:abstractNumId="10" w15:restartNumberingAfterBreak="0">
-    <w:nsid w:val="21A85BDC"/>
-    <w:multiLevelType w:val="hybridMultilevel"/>
-    <w:tmpl w:val="FA88CE28"/>
-    <w:lvl w:ilvl="0" w:tplc="1624B5D4">
-      <w:start w:val="1"/>
-      <w:numFmt w:val="bullet"/>
-      <w:lvlText w:val=""/>
-      <w:lvlJc w:val="left"/>
-      <w:pPr>
-        <w:ind w:left="1778" w:hanging="360"/>
-      </w:pPr>
-      <w:rPr>
-        <w:rFonts w:ascii="Symbol" w:hAnsi="Symbol" w:hint="default"/>
-        <w:sz w:val="22"/>
-      </w:rPr>
-    </w:lvl>
-    <w:lvl w:ilvl="1" w:tplc="04190003" w:tentative="1">
-      <w:start w:val="1"/>
-      <w:numFmt w:val="bullet"/>
-      <w:lvlText w:val="o"/>
-      <w:lvlJc w:val="left"/>
-      <w:pPr>
-        <w:ind w:left="2498" w:hanging="360"/>
-      </w:pPr>
-      <w:rPr>
-        <w:rFonts w:ascii="Courier New" w:hAnsi="Courier New" w:cs="Courier New" w:hint="default"/>
-      </w:rPr>
-    </w:lvl>
-    <w:lvl w:ilvl="2" w:tplc="04190005" w:tentative="1">
-      <w:start w:val="1"/>
-      <w:numFmt w:val="bullet"/>
-      <w:lvlText w:val=""/>
-      <w:lvlJc w:val="left"/>
-      <w:pPr>
-        <w:ind w:left="3218" w:hanging="360"/>
-      </w:pPr>
-      <w:rPr>
-        <w:rFonts w:ascii="Wingdings" w:hAnsi="Wingdings" w:hint="default"/>
-      </w:rPr>
-    </w:lvl>
-    <w:lvl w:ilvl="3" w:tplc="04190001" w:tentative="1">
-      <w:start w:val="1"/>
-      <w:numFmt w:val="bullet"/>
-      <w:lvlText w:val=""/>
-      <w:lvlJc w:val="left"/>
-      <w:pPr>
-        <w:ind w:left="3938" w:hanging="360"/>
-      </w:pPr>
-      <w:rPr>
-        <w:rFonts w:ascii="Symbol" w:hAnsi="Symbol" w:hint="default"/>
-      </w:rPr>
-    </w:lvl>
-    <w:lvl w:ilvl="4" w:tplc="04190003" w:tentative="1">
-      <w:start w:val="1"/>
-      <w:numFmt w:val="bullet"/>
-      <w:lvlText w:val="o"/>
-      <w:lvlJc w:val="left"/>
-      <w:pPr>
-        <w:ind w:left="4658" w:hanging="360"/>
-      </w:pPr>
-      <w:rPr>
-        <w:rFonts w:ascii="Courier New" w:hAnsi="Courier New" w:cs="Courier New" w:hint="default"/>
-      </w:rPr>
-    </w:lvl>
-    <w:lvl w:ilvl="5" w:tplc="04190005" w:tentative="1">
-      <w:start w:val="1"/>
-      <w:numFmt w:val="bullet"/>
-      <w:lvlText w:val=""/>
-      <w:lvlJc w:val="left"/>
-      <w:pPr>
-        <w:ind w:left="5378" w:hanging="360"/>
-      </w:pPr>
-      <w:rPr>
-        <w:rFonts w:ascii="Wingdings" w:hAnsi="Wingdings" w:hint="default"/>
-      </w:rPr>
-    </w:lvl>
-    <w:lvl w:ilvl="6" w:tplc="04190001" w:tentative="1">
-      <w:start w:val="1"/>
-      <w:numFmt w:val="bullet"/>
-      <w:lvlText w:val=""/>
-      <w:lvlJc w:val="left"/>
-      <w:pPr>
-        <w:ind w:left="6098" w:hanging="360"/>
-      </w:pPr>
-      <w:rPr>
-        <w:rFonts w:ascii="Symbol" w:hAnsi="Symbol" w:hint="default"/>
-      </w:rPr>
-    </w:lvl>
-    <w:lvl w:ilvl="7" w:tplc="04190003" w:tentative="1">
-      <w:start w:val="1"/>
-      <w:numFmt w:val="bullet"/>
-      <w:lvlText w:val="o"/>
-      <w:lvlJc w:val="left"/>
-      <w:pPr>
-        <w:ind w:left="6818" w:hanging="360"/>
-      </w:pPr>
-      <w:rPr>
-        <w:rFonts w:ascii="Courier New" w:hAnsi="Courier New" w:cs="Courier New" w:hint="default"/>
-      </w:rPr>
-    </w:lvl>
-    <w:lvl w:ilvl="8" w:tplc="04190005" w:tentative="1">
-      <w:start w:val="1"/>
-      <w:numFmt w:val="bullet"/>
-      <w:lvlText w:val=""/>
-      <w:lvlJc w:val="left"/>
-      <w:pPr>
-        <w:ind w:left="7538" w:hanging="360"/>
-      </w:pPr>
-      <w:rPr>
-        <w:rFonts w:ascii="Wingdings" w:hAnsi="Wingdings" w:hint="default"/>
-      </w:rPr>
-    </w:lvl>
-  </w:abstractNum>
-  <w:abstractNum w:abstractNumId="11" w15:restartNumberingAfterBreak="0">
-    <w:nsid w:val="2401715F"/>
-    <w:multiLevelType w:val="hybridMultilevel"/>
-    <w:tmpl w:val="5D2E03DE"/>
-    <w:lvl w:ilvl="0" w:tplc="FFFFFFFF">
-      <w:start w:val="1"/>
-      <w:numFmt w:val="decimal"/>
-      <w:lvlText w:val="[%1]"/>
-      <w:lvlJc w:val="left"/>
-      <w:pPr>
-        <w:ind w:left="1211" w:hanging="360"/>
-      </w:pPr>
-      <w:rPr>
-        <w:rFonts w:hint="default"/>
-      </w:rPr>
-    </w:lvl>
-    <w:lvl w:ilvl="1" w:tplc="FFFFFFFF" w:tentative="1">
-      <w:start w:val="1"/>
-      <w:numFmt w:val="lowerLetter"/>
-      <w:lvlText w:val="%2."/>
-      <w:lvlJc w:val="left"/>
-      <w:pPr>
-        <w:ind w:left="1931" w:hanging="360"/>
-      </w:pPr>
-    </w:lvl>
-    <w:lvl w:ilvl="2" w:tplc="FFFFFFFF" w:tentative="1">
-      <w:start w:val="1"/>
-      <w:numFmt w:val="lowerRoman"/>
-      <w:lvlText w:val="%3."/>
-      <w:lvlJc w:val="right"/>
-      <w:pPr>
-        <w:ind w:left="2651" w:hanging="180"/>
-      </w:pPr>
-    </w:lvl>
-    <w:lvl w:ilvl="3" w:tplc="FFFFFFFF" w:tentative="1">
-      <w:start w:val="1"/>
-      <w:numFmt w:val="decimal"/>
-      <w:lvlText w:val="%4."/>
-      <w:lvlJc w:val="left"/>
-      <w:pPr>
-        <w:ind w:left="3371" w:hanging="360"/>
-      </w:pPr>
-    </w:lvl>
-    <w:lvl w:ilvl="4" w:tplc="FFFFFFFF" w:tentative="1">
-      <w:start w:val="1"/>
-      <w:numFmt w:val="lowerLetter"/>
-      <w:lvlText w:val="%5."/>
-      <w:lvlJc w:val="left"/>
-      <w:pPr>
-        <w:ind w:left="4091" w:hanging="360"/>
-      </w:pPr>
-    </w:lvl>
-    <w:lvl w:ilvl="5" w:tplc="FFFFFFFF" w:tentative="1">
-      <w:start w:val="1"/>
-      <w:numFmt w:val="lowerRoman"/>
-      <w:lvlText w:val="%6."/>
-      <w:lvlJc w:val="right"/>
-      <w:pPr>
-        <w:ind w:left="4811" w:hanging="180"/>
-      </w:pPr>
-    </w:lvl>
-    <w:lvl w:ilvl="6" w:tplc="FFFFFFFF" w:tentative="1">
-      <w:start w:val="1"/>
-      <w:numFmt w:val="decimal"/>
-      <w:lvlText w:val="%7."/>
-      <w:lvlJc w:val="left"/>
-      <w:pPr>
-        <w:ind w:left="5531" w:hanging="360"/>
-      </w:pPr>
-    </w:lvl>
-    <w:lvl w:ilvl="7" w:tplc="FFFFFFFF" w:tentative="1">
-      <w:start w:val="1"/>
-      <w:numFmt w:val="lowerLetter"/>
-      <w:lvlText w:val="%8."/>
-      <w:lvlJc w:val="left"/>
-      <w:pPr>
-        <w:ind w:left="6251" w:hanging="360"/>
-      </w:pPr>
-    </w:lvl>
-    <w:lvl w:ilvl="8" w:tplc="FFFFFFFF" w:tentative="1">
-      <w:start w:val="1"/>
-      <w:numFmt w:val="lowerRoman"/>
-      <w:lvlText w:val="%9."/>
-      <w:lvlJc w:val="right"/>
-      <w:pPr>
-        <w:ind w:left="6971" w:hanging="180"/>
-      </w:pPr>
-    </w:lvl>
-  </w:abstractNum>
-  <w:abstractNum w:abstractNumId="12" w15:restartNumberingAfterBreak="0">
-    <w:nsid w:val="24B61060"/>
-    <w:multiLevelType w:val="multilevel"/>
-    <w:tmpl w:val="C96A6CAA"/>
-    <w:lvl w:ilvl="0">
-      <w:start w:val="1"/>
-      <w:numFmt w:val="bullet"/>
-      <w:lvlText w:val=""/>
-      <w:lvlJc w:val="left"/>
-      <w:pPr>
-        <w:tabs>
-          <w:tab w:val="num" w:pos="720"/>
-        </w:tabs>
-        <w:ind w:left="720" w:hanging="360"/>
-      </w:pPr>
-      <w:rPr>
-        <w:rFonts w:ascii="Symbol" w:hAnsi="Symbol" w:hint="default"/>
-        <w:sz w:val="20"/>
-      </w:rPr>
-    </w:lvl>
-    <w:lvl w:ilvl="1" w:tentative="1">
-      <w:start w:val="1"/>
-      <w:numFmt w:val="bullet"/>
-      <w:lvlText w:val="o"/>
-      <w:lvlJc w:val="left"/>
-      <w:pPr>
-        <w:tabs>
-          <w:tab w:val="num" w:pos="1440"/>
-        </w:tabs>
-        <w:ind w:left="1440" w:hanging="360"/>
-      </w:pPr>
-      <w:rPr>
-        <w:rFonts w:ascii="Courier New" w:hAnsi="Courier New" w:hint="default"/>
-        <w:sz w:val="20"/>
-      </w:rPr>
-    </w:lvl>
-    <w:lvl w:ilvl="2" w:tentative="1">
-      <w:start w:val="1"/>
-      <w:numFmt w:val="bullet"/>
-      <w:lvlText w:val=""/>
-      <w:lvlJc w:val="left"/>
-      <w:pPr>
-        <w:tabs>
-          <w:tab w:val="num" w:pos="2160"/>
-        </w:tabs>
-        <w:ind w:left="2160" w:hanging="360"/>
-      </w:pPr>
-      <w:rPr>
-        <w:rFonts w:ascii="Wingdings" w:hAnsi="Wingdings" w:hint="default"/>
-        <w:sz w:val="20"/>
-      </w:rPr>
-    </w:lvl>
-    <w:lvl w:ilvl="3" w:tentative="1">
-      <w:start w:val="1"/>
-      <w:numFmt w:val="bullet"/>
-      <w:lvlText w:val=""/>
-      <w:lvlJc w:val="left"/>
-      <w:pPr>
-        <w:tabs>
-          <w:tab w:val="num" w:pos="2880"/>
-        </w:tabs>
-        <w:ind w:left="2880" w:hanging="360"/>
-      </w:pPr>
-      <w:rPr>
-        <w:rFonts w:ascii="Wingdings" w:hAnsi="Wingdings" w:hint="default"/>
-        <w:sz w:val="20"/>
-      </w:rPr>
-    </w:lvl>
-    <w:lvl w:ilvl="4" w:tentative="1">
-      <w:start w:val="1"/>
-      <w:numFmt w:val="bullet"/>
-      <w:lvlText w:val=""/>
-      <w:lvlJc w:val="left"/>
-      <w:pPr>
-        <w:tabs>
-          <w:tab w:val="num" w:pos="3600"/>
-        </w:tabs>
-        <w:ind w:left="3600" w:hanging="360"/>
-      </w:pPr>
-      <w:rPr>
-        <w:rFonts w:ascii="Wingdings" w:hAnsi="Wingdings" w:hint="default"/>
-        <w:sz w:val="20"/>
-      </w:rPr>
-    </w:lvl>
-    <w:lvl w:ilvl="5" w:tentative="1">
-      <w:start w:val="1"/>
-      <w:numFmt w:val="bullet"/>
-      <w:lvlText w:val=""/>
-      <w:lvlJc w:val="left"/>
-      <w:pPr>
-        <w:tabs>
-          <w:tab w:val="num" w:pos="4320"/>
-        </w:tabs>
-        <w:ind w:left="4320" w:hanging="360"/>
-      </w:pPr>
-      <w:rPr>
-        <w:rFonts w:ascii="Wingdings" w:hAnsi="Wingdings" w:hint="default"/>
-        <w:sz w:val="20"/>
-      </w:rPr>
-    </w:lvl>
-    <w:lvl w:ilvl="6" w:tentative="1">
-      <w:start w:val="1"/>
-      <w:numFmt w:val="bullet"/>
-      <w:lvlText w:val=""/>
-      <w:lvlJc w:val="left"/>
-      <w:pPr>
-        <w:tabs>
-          <w:tab w:val="num" w:pos="5040"/>
-        </w:tabs>
-        <w:ind w:left="5040" w:hanging="360"/>
-      </w:pPr>
-      <w:rPr>
-        <w:rFonts w:ascii="Wingdings" w:hAnsi="Wingdings" w:hint="default"/>
-        <w:sz w:val="20"/>
-      </w:rPr>
-    </w:lvl>
-    <w:lvl w:ilvl="7" w:tentative="1">
-      <w:start w:val="1"/>
-      <w:numFmt w:val="bullet"/>
-      <w:lvlText w:val=""/>
-      <w:lvlJc w:val="left"/>
-      <w:pPr>
-        <w:tabs>
-          <w:tab w:val="num" w:pos="5760"/>
-        </w:tabs>
-        <w:ind w:left="5760" w:hanging="360"/>
-      </w:pPr>
-      <w:rPr>
-        <w:rFonts w:ascii="Wingdings" w:hAnsi="Wingdings" w:hint="default"/>
-        <w:sz w:val="20"/>
-      </w:rPr>
-    </w:lvl>
-    <w:lvl w:ilvl="8" w:tentative="1">
-      <w:start w:val="1"/>
-      <w:numFmt w:val="bullet"/>
-      <w:lvlText w:val=""/>
-      <w:lvlJc w:val="left"/>
-      <w:pPr>
-        <w:tabs>
-          <w:tab w:val="num" w:pos="6480"/>
-        </w:tabs>
-        <w:ind w:left="6480" w:hanging="360"/>
-      </w:pPr>
-      <w:rPr>
-        <w:rFonts w:ascii="Wingdings" w:hAnsi="Wingdings" w:hint="default"/>
-        <w:sz w:val="20"/>
-      </w:rPr>
-    </w:lvl>
-  </w:abstractNum>
-  <w:abstractNum w:abstractNumId="13" w15:restartNumberingAfterBreak="0">
-    <w:nsid w:val="24C67728"/>
-    <w:multiLevelType w:val="multilevel"/>
-    <w:tmpl w:val="0419001F"/>
-    <w:lvl w:ilvl="0">
-      <w:start w:val="1"/>
-      <w:numFmt w:val="decimal"/>
-      <w:lvlText w:val="%1."/>
-      <w:lvlJc w:val="left"/>
-      <w:pPr>
-        <w:ind w:left="360" w:hanging="360"/>
-      </w:pPr>
-    </w:lvl>
-    <w:lvl w:ilvl="1">
-      <w:start w:val="1"/>
-      <w:numFmt w:val="decimal"/>
-      <w:lvlText w:val="%1.%2."/>
-      <w:lvlJc w:val="left"/>
-      <w:pPr>
-        <w:ind w:left="792" w:hanging="432"/>
-      </w:pPr>
-    </w:lvl>
-    <w:lvl w:ilvl="2">
-      <w:start w:val="1"/>
-      <w:numFmt w:val="decimal"/>
-      <w:lvlText w:val="%1.%2.%3."/>
-      <w:lvlJc w:val="left"/>
-      <w:pPr>
-        <w:ind w:left="1224" w:hanging="504"/>
-      </w:pPr>
-    </w:lvl>
-    <w:lvl w:ilvl="3">
-      <w:start w:val="1"/>
-      <w:numFmt w:val="decimal"/>
-      <w:lvlText w:val="%1.%2.%3.%4."/>
-      <w:lvlJc w:val="left"/>
-      <w:pPr>
-        <w:ind w:left="1728" w:hanging="648"/>
-      </w:pPr>
-    </w:lvl>
-    <w:lvl w:ilvl="4">
-      <w:start w:val="1"/>
-      <w:numFmt w:val="decimal"/>
-      <w:lvlText w:val="%1.%2.%3.%4.%5."/>
-      <w:lvlJc w:val="left"/>
-      <w:pPr>
-        <w:ind w:left="2232" w:hanging="792"/>
-      </w:pPr>
-    </w:lvl>
-    <w:lvl w:ilvl="5">
-      <w:start w:val="1"/>
-      <w:numFmt w:val="decimal"/>
-      <w:lvlText w:val="%1.%2.%3.%4.%5.%6."/>
-      <w:lvlJc w:val="left"/>
-      <w:pPr>
-        <w:ind w:left="2736" w:hanging="936"/>
-      </w:pPr>
-    </w:lvl>
-    <w:lvl w:ilvl="6">
-      <w:start w:val="1"/>
-      <w:numFmt w:val="decimal"/>
-      <w:lvlText w:val="%1.%2.%3.%4.%5.%6.%7."/>
-      <w:lvlJc w:val="left"/>
-      <w:pPr>
-        <w:ind w:left="3240" w:hanging="1080"/>
-      </w:pPr>
-    </w:lvl>
-    <w:lvl w:ilvl="7">
-      <w:start w:val="1"/>
-      <w:numFmt w:val="decimal"/>
-      <w:lvlText w:val="%1.%2.%3.%4.%5.%6.%7.%8."/>
-      <w:lvlJc w:val="left"/>
-      <w:pPr>
-        <w:ind w:left="3744" w:hanging="1224"/>
-      </w:pPr>
-    </w:lvl>
-    <w:lvl w:ilvl="8">
-      <w:start w:val="1"/>
-      <w:numFmt w:val="decimal"/>
-      <w:lvlText w:val="%1.%2.%3.%4.%5.%6.%7.%8.%9."/>
-      <w:lvlJc w:val="left"/>
-      <w:pPr>
-        <w:ind w:left="4320" w:hanging="1440"/>
-      </w:pPr>
-    </w:lvl>
-  </w:abstractNum>
-  <w:abstractNum w:abstractNumId="14" w15:restartNumberingAfterBreak="0">
-    <w:nsid w:val="2B047A4D"/>
-    <w:multiLevelType w:val="hybridMultilevel"/>
-    <w:tmpl w:val="3ABC952C"/>
-    <w:lvl w:ilvl="0" w:tplc="0419000F">
-      <w:start w:val="1"/>
-      <w:numFmt w:val="decimal"/>
-      <w:lvlText w:val="%1."/>
-      <w:lvlJc w:val="left"/>
-      <w:pPr>
-        <w:ind w:left="1429" w:hanging="360"/>
-      </w:pPr>
-    </w:lvl>
-    <w:lvl w:ilvl="1" w:tplc="04190019" w:tentative="1">
-      <w:start w:val="1"/>
-      <w:numFmt w:val="lowerLetter"/>
-      <w:lvlText w:val="%2."/>
-      <w:lvlJc w:val="left"/>
-      <w:pPr>
-        <w:ind w:left="2149" w:hanging="360"/>
-      </w:pPr>
-    </w:lvl>
-    <w:lvl w:ilvl="2" w:tplc="0419001B" w:tentative="1">
-      <w:start w:val="1"/>
-      <w:numFmt w:val="lowerRoman"/>
-      <w:lvlText w:val="%3."/>
-      <w:lvlJc w:val="right"/>
-      <w:pPr>
-        <w:ind w:left="2869" w:hanging="180"/>
-      </w:pPr>
-    </w:lvl>
-    <w:lvl w:ilvl="3" w:tplc="0419000F" w:tentative="1">
-      <w:start w:val="1"/>
-      <w:numFmt w:val="decimal"/>
-      <w:lvlText w:val="%4."/>
-      <w:lvlJc w:val="left"/>
-      <w:pPr>
-        <w:ind w:left="3589" w:hanging="360"/>
-      </w:pPr>
-    </w:lvl>
-    <w:lvl w:ilvl="4" w:tplc="04190019" w:tentative="1">
-      <w:start w:val="1"/>
-      <w:numFmt w:val="lowerLetter"/>
-      <w:lvlText w:val="%5."/>
-      <w:lvlJc w:val="left"/>
-      <w:pPr>
-        <w:ind w:left="4309" w:hanging="360"/>
-      </w:pPr>
-    </w:lvl>
-    <w:lvl w:ilvl="5" w:tplc="0419001B" w:tentative="1">
-      <w:start w:val="1"/>
-      <w:numFmt w:val="lowerRoman"/>
-      <w:lvlText w:val="%6."/>
-      <w:lvlJc w:val="right"/>
-      <w:pPr>
-        <w:ind w:left="5029" w:hanging="180"/>
-      </w:pPr>
-    </w:lvl>
-    <w:lvl w:ilvl="6" w:tplc="0419000F" w:tentative="1">
-      <w:start w:val="1"/>
-      <w:numFmt w:val="decimal"/>
-      <w:lvlText w:val="%7."/>
-      <w:lvlJc w:val="left"/>
-      <w:pPr>
-        <w:ind w:left="5749" w:hanging="360"/>
-      </w:pPr>
-    </w:lvl>
-    <w:lvl w:ilvl="7" w:tplc="04190019" w:tentative="1">
-      <w:start w:val="1"/>
-      <w:numFmt w:val="lowerLetter"/>
-      <w:lvlText w:val="%8."/>
-      <w:lvlJc w:val="left"/>
-      <w:pPr>
-        <w:ind w:left="6469" w:hanging="360"/>
-      </w:pPr>
-    </w:lvl>
-    <w:lvl w:ilvl="8" w:tplc="0419001B" w:tentative="1">
-      <w:start w:val="1"/>
-      <w:numFmt w:val="lowerRoman"/>
-      <w:lvlText w:val="%9."/>
-      <w:lvlJc w:val="right"/>
-      <w:pPr>
-        <w:ind w:left="7189" w:hanging="180"/>
-      </w:pPr>
-    </w:lvl>
-  </w:abstractNum>
-  <w:abstractNum w:abstractNumId="15" w15:restartNumberingAfterBreak="0">
-    <w:nsid w:val="2C060C8E"/>
-    <w:multiLevelType w:val="multilevel"/>
-    <w:tmpl w:val="BF5EFF84"/>
-    <w:lvl w:ilvl="0">
-      <w:start w:val="1"/>
-      <w:numFmt w:val="decimal"/>
-      <w:lvlText w:val="%1."/>
-      <w:lvlJc w:val="left"/>
-      <w:pPr>
-        <w:tabs>
-          <w:tab w:val="num" w:pos="720"/>
-        </w:tabs>
-        <w:ind w:left="720" w:hanging="360"/>
-      </w:pPr>
-    </w:lvl>
-    <w:lvl w:ilvl="1" w:tentative="1">
-      <w:start w:val="1"/>
-      <w:numFmt w:val="decimal"/>
-      <w:lvlText w:val="%2."/>
-      <w:lvlJc w:val="left"/>
-      <w:pPr>
-        <w:tabs>
-          <w:tab w:val="num" w:pos="1440"/>
-        </w:tabs>
-        <w:ind w:left="1440" w:hanging="360"/>
-      </w:pPr>
-    </w:lvl>
-    <w:lvl w:ilvl="2" w:tentative="1">
-      <w:start w:val="1"/>
-      <w:numFmt w:val="decimal"/>
-      <w:lvlText w:val="%3."/>
-      <w:lvlJc w:val="left"/>
-      <w:pPr>
-        <w:tabs>
-          <w:tab w:val="num" w:pos="2160"/>
-        </w:tabs>
-        <w:ind w:left="2160" w:hanging="360"/>
-      </w:pPr>
-    </w:lvl>
-    <w:lvl w:ilvl="3" w:tentative="1">
-      <w:start w:val="1"/>
-      <w:numFmt w:val="decimal"/>
-      <w:lvlText w:val="%4."/>
-      <w:lvlJc w:val="left"/>
-      <w:pPr>
-        <w:tabs>
-          <w:tab w:val="num" w:pos="2880"/>
-        </w:tabs>
-        <w:ind w:left="2880" w:hanging="360"/>
-      </w:pPr>
-    </w:lvl>
-    <w:lvl w:ilvl="4" w:tentative="1">
-      <w:start w:val="1"/>
-      <w:numFmt w:val="decimal"/>
-      <w:lvlText w:val="%5."/>
-      <w:lvlJc w:val="left"/>
-      <w:pPr>
-        <w:tabs>
-          <w:tab w:val="num" w:pos="3600"/>
-        </w:tabs>
-        <w:ind w:left="3600" w:hanging="360"/>
-      </w:pPr>
-    </w:lvl>
-    <w:lvl w:ilvl="5" w:tentative="1">
-      <w:start w:val="1"/>
-      <w:numFmt w:val="decimal"/>
-      <w:lvlText w:val="%6."/>
-      <w:lvlJc w:val="left"/>
-      <w:pPr>
-        <w:tabs>
-          <w:tab w:val="num" w:pos="4320"/>
-        </w:tabs>
-        <w:ind w:left="4320" w:hanging="360"/>
-      </w:pPr>
-    </w:lvl>
-    <w:lvl w:ilvl="6" w:tentative="1">
-      <w:start w:val="1"/>
-      <w:numFmt w:val="decimal"/>
-      <w:lvlText w:val="%7."/>
-      <w:lvlJc w:val="left"/>
-      <w:pPr>
-        <w:tabs>
-          <w:tab w:val="num" w:pos="5040"/>
-        </w:tabs>
-        <w:ind w:left="5040" w:hanging="360"/>
-      </w:pPr>
-    </w:lvl>
-    <w:lvl w:ilvl="7" w:tentative="1">
-      <w:start w:val="1"/>
-      <w:numFmt w:val="decimal"/>
-      <w:lvlText w:val="%8."/>
-      <w:lvlJc w:val="left"/>
-      <w:pPr>
-        <w:tabs>
-          <w:tab w:val="num" w:pos="5760"/>
-        </w:tabs>
-        <w:ind w:left="5760" w:hanging="360"/>
-      </w:pPr>
-    </w:lvl>
-    <w:lvl w:ilvl="8" w:tentative="1">
-      <w:start w:val="1"/>
-      <w:numFmt w:val="decimal"/>
-      <w:lvlText w:val="%9."/>
-      <w:lvlJc w:val="left"/>
-      <w:pPr>
-        <w:tabs>
-          <w:tab w:val="num" w:pos="6480"/>
-        </w:tabs>
-        <w:ind w:left="6480" w:hanging="360"/>
-      </w:pPr>
-    </w:lvl>
-  </w:abstractNum>
-  <w:abstractNum w:abstractNumId="16" w15:restartNumberingAfterBreak="0">
-    <w:nsid w:val="2F464C0A"/>
-    <w:multiLevelType w:val="hybridMultilevel"/>
-    <w:tmpl w:val="9DF8E3D2"/>
-    <w:lvl w:ilvl="0" w:tplc="04190001">
-      <w:start w:val="1"/>
-      <w:numFmt w:val="bullet"/>
-      <w:lvlText w:val=""/>
-      <w:lvlJc w:val="left"/>
-      <w:pPr>
-        <w:ind w:left="1429" w:hanging="360"/>
-      </w:pPr>
-      <w:rPr>
-        <w:rFonts w:ascii="Symbol" w:hAnsi="Symbol" w:hint="default"/>
-      </w:rPr>
-    </w:lvl>
-    <w:lvl w:ilvl="1" w:tplc="04190003" w:tentative="1">
-      <w:start w:val="1"/>
-      <w:numFmt w:val="bullet"/>
-      <w:lvlText w:val="o"/>
-      <w:lvlJc w:val="left"/>
-      <w:pPr>
-        <w:ind w:left="2149" w:hanging="360"/>
-      </w:pPr>
-      <w:rPr>
-        <w:rFonts w:ascii="Courier New" w:hAnsi="Courier New" w:cs="Courier New" w:hint="default"/>
-      </w:rPr>
-    </w:lvl>
-    <w:lvl w:ilvl="2" w:tplc="04190005" w:tentative="1">
-      <w:start w:val="1"/>
-      <w:numFmt w:val="bullet"/>
-      <w:lvlText w:val=""/>
-      <w:lvlJc w:val="left"/>
-      <w:pPr>
-        <w:ind w:left="2869" w:hanging="360"/>
-      </w:pPr>
-      <w:rPr>
-        <w:rFonts w:ascii="Wingdings" w:hAnsi="Wingdings" w:hint="default"/>
-      </w:rPr>
-    </w:lvl>
-    <w:lvl w:ilvl="3" w:tplc="04190001" w:tentative="1">
-      <w:start w:val="1"/>
-      <w:numFmt w:val="bullet"/>
-      <w:lvlText w:val=""/>
-      <w:lvlJc w:val="left"/>
-      <w:pPr>
-        <w:ind w:left="3589" w:hanging="360"/>
-      </w:pPr>
-      <w:rPr>
-        <w:rFonts w:ascii="Symbol" w:hAnsi="Symbol" w:hint="default"/>
-      </w:rPr>
-    </w:lvl>
-    <w:lvl w:ilvl="4" w:tplc="04190003" w:tentative="1">
-      <w:start w:val="1"/>
-      <w:numFmt w:val="bullet"/>
-      <w:lvlText w:val="o"/>
-      <w:lvlJc w:val="left"/>
-      <w:pPr>
-        <w:ind w:left="4309" w:hanging="360"/>
-      </w:pPr>
-      <w:rPr>
-        <w:rFonts w:ascii="Courier New" w:hAnsi="Courier New" w:cs="Courier New" w:hint="default"/>
-      </w:rPr>
-    </w:lvl>
-    <w:lvl w:ilvl="5" w:tplc="04190005" w:tentative="1">
-      <w:start w:val="1"/>
-      <w:numFmt w:val="bullet"/>
-      <w:lvlText w:val=""/>
-      <w:lvlJc w:val="left"/>
-      <w:pPr>
-        <w:ind w:left="5029" w:hanging="360"/>
-      </w:pPr>
-      <w:rPr>
-        <w:rFonts w:ascii="Wingdings" w:hAnsi="Wingdings" w:hint="default"/>
-      </w:rPr>
-    </w:lvl>
-    <w:lvl w:ilvl="6" w:tplc="04190001" w:tentative="1">
-      <w:start w:val="1"/>
-      <w:numFmt w:val="bullet"/>
-      <w:lvlText w:val=""/>
-      <w:lvlJc w:val="left"/>
-      <w:pPr>
-        <w:ind w:left="5749" w:hanging="360"/>
-      </w:pPr>
-      <w:rPr>
-        <w:rFonts w:ascii="Symbol" w:hAnsi="Symbol" w:hint="default"/>
-      </w:rPr>
-    </w:lvl>
-    <w:lvl w:ilvl="7" w:tplc="04190003" w:tentative="1">
-      <w:start w:val="1"/>
-      <w:numFmt w:val="bullet"/>
-      <w:lvlText w:val="o"/>
-      <w:lvlJc w:val="left"/>
-      <w:pPr>
-        <w:ind w:left="6469" w:hanging="360"/>
-      </w:pPr>
-      <w:rPr>
-        <w:rFonts w:ascii="Courier New" w:hAnsi="Courier New" w:cs="Courier New" w:hint="default"/>
-      </w:rPr>
-    </w:lvl>
-    <w:lvl w:ilvl="8" w:tplc="04190005" w:tentative="1">
-      <w:start w:val="1"/>
-      <w:numFmt w:val="bullet"/>
-      <w:lvlText w:val=""/>
-      <w:lvlJc w:val="left"/>
-      <w:pPr>
-        <w:ind w:left="7189" w:hanging="360"/>
-      </w:pPr>
-      <w:rPr>
-        <w:rFonts w:ascii="Wingdings" w:hAnsi="Wingdings" w:hint="default"/>
-      </w:rPr>
-    </w:lvl>
-  </w:abstractNum>
-  <w:abstractNum w:abstractNumId="17" w15:restartNumberingAfterBreak="0">
-    <w:nsid w:val="33021F0B"/>
-    <w:multiLevelType w:val="hybridMultilevel"/>
-    <w:tmpl w:val="338CD16A"/>
-    <w:lvl w:ilvl="0" w:tplc="0419000F">
-      <w:start w:val="1"/>
-      <w:numFmt w:val="decimal"/>
-      <w:lvlText w:val="%1."/>
-      <w:lvlJc w:val="left"/>
-      <w:pPr>
-        <w:ind w:left="720" w:hanging="360"/>
-      </w:pPr>
-      <w:rPr>
-        <w:rFonts w:hint="default"/>
-      </w:rPr>
-    </w:lvl>
-    <w:lvl w:ilvl="1" w:tplc="04190019" w:tentative="1">
-      <w:start w:val="1"/>
-      <w:numFmt w:val="lowerLetter"/>
-      <w:lvlText w:val="%2."/>
-      <w:lvlJc w:val="left"/>
-      <w:pPr>
-        <w:ind w:left="1440" w:hanging="360"/>
-      </w:pPr>
-    </w:lvl>
-    <w:lvl w:ilvl="2" w:tplc="0419001B" w:tentative="1">
-      <w:start w:val="1"/>
-      <w:numFmt w:val="lowerRoman"/>
-      <w:lvlText w:val="%3."/>
-      <w:lvlJc w:val="right"/>
-      <w:pPr>
-        <w:ind w:left="2160" w:hanging="180"/>
-      </w:pPr>
-    </w:lvl>
-    <w:lvl w:ilvl="3" w:tplc="0419000F" w:tentative="1">
-      <w:start w:val="1"/>
-      <w:numFmt w:val="decimal"/>
-      <w:lvlText w:val="%4."/>
-      <w:lvlJc w:val="left"/>
-      <w:pPr>
-        <w:ind w:left="2880" w:hanging="360"/>
-      </w:pPr>
-    </w:lvl>
-    <w:lvl w:ilvl="4" w:tplc="04190019" w:tentative="1">
-      <w:start w:val="1"/>
-      <w:numFmt w:val="lowerLetter"/>
-      <w:lvlText w:val="%5."/>
-      <w:lvlJc w:val="left"/>
-      <w:pPr>
-        <w:ind w:left="3600" w:hanging="360"/>
-      </w:pPr>
-    </w:lvl>
-    <w:lvl w:ilvl="5" w:tplc="0419001B" w:tentative="1">
-      <w:start w:val="1"/>
-      <w:numFmt w:val="lowerRoman"/>
-      <w:lvlText w:val="%6."/>
-      <w:lvlJc w:val="right"/>
-      <w:pPr>
-        <w:ind w:left="4320" w:hanging="180"/>
-      </w:pPr>
-    </w:lvl>
-    <w:lvl w:ilvl="6" w:tplc="0419000F" w:tentative="1">
-      <w:start w:val="1"/>
-      <w:numFmt w:val="decimal"/>
-      <w:lvlText w:val="%7."/>
-      <w:lvlJc w:val="left"/>
-      <w:pPr>
-        <w:ind w:left="5040" w:hanging="360"/>
-      </w:pPr>
-    </w:lvl>
-    <w:lvl w:ilvl="7" w:tplc="04190019" w:tentative="1">
-      <w:start w:val="1"/>
-      <w:numFmt w:val="lowerLetter"/>
-      <w:lvlText w:val="%8."/>
-      <w:lvlJc w:val="left"/>
-      <w:pPr>
-        <w:ind w:left="5760" w:hanging="360"/>
-      </w:pPr>
-    </w:lvl>
-    <w:lvl w:ilvl="8" w:tplc="0419001B" w:tentative="1">
-      <w:start w:val="1"/>
-      <w:numFmt w:val="lowerRoman"/>
-      <w:lvlText w:val="%9."/>
-      <w:lvlJc w:val="right"/>
-      <w:pPr>
-        <w:ind w:left="6480" w:hanging="180"/>
-      </w:pPr>
-    </w:lvl>
-  </w:abstractNum>
-  <w:abstractNum w:abstractNumId="18" w15:restartNumberingAfterBreak="0">
-    <w:nsid w:val="33741C5B"/>
-    <w:multiLevelType w:val="multilevel"/>
-    <w:tmpl w:val="D916CAAC"/>
-    <w:styleLink w:val="1"/>
-    <w:lvl w:ilvl="0">
-      <w:start w:val="1"/>
-      <w:numFmt w:val="decimal"/>
-      <w:lvlText w:val="%1."/>
-      <w:lvlJc w:val="left"/>
-      <w:pPr>
-        <w:ind w:left="720" w:hanging="360"/>
-      </w:pPr>
-    </w:lvl>
-    <w:lvl w:ilvl="1">
-      <w:start w:val="1"/>
-      <w:numFmt w:val="lowerLetter"/>
-      <w:lvlText w:val="%2."/>
-      <w:lvlJc w:val="left"/>
-      <w:pPr>
-        <w:ind w:left="1440" w:hanging="360"/>
-      </w:pPr>
-    </w:lvl>
-    <w:lvl w:ilvl="2">
-      <w:start w:val="1"/>
-      <w:numFmt w:val="lowerRoman"/>
-      <w:lvlText w:val="%3."/>
-      <w:lvlJc w:val="right"/>
-      <w:pPr>
-        <w:ind w:left="2160" w:hanging="180"/>
-      </w:pPr>
-    </w:lvl>
-    <w:lvl w:ilvl="3">
-      <w:start w:val="1"/>
-      <w:numFmt w:val="decimal"/>
-      <w:lvlText w:val="%4."/>
-      <w:lvlJc w:val="left"/>
-      <w:pPr>
-        <w:ind w:left="2880" w:hanging="360"/>
-      </w:pPr>
-    </w:lvl>
-    <w:lvl w:ilvl="4">
-      <w:start w:val="1"/>
-      <w:numFmt w:val="lowerLetter"/>
-      <w:lvlText w:val="%5."/>
-      <w:lvlJc w:val="left"/>
-      <w:pPr>
-        <w:ind w:left="3600" w:hanging="360"/>
-      </w:pPr>
-    </w:lvl>
-    <w:lvl w:ilvl="5">
-      <w:start w:val="1"/>
-      <w:numFmt w:val="lowerRoman"/>
-      <w:lvlText w:val="%6."/>
-      <w:lvlJc w:val="right"/>
-      <w:pPr>
-        <w:ind w:left="4320" w:hanging="180"/>
-      </w:pPr>
-    </w:lvl>
-    <w:lvl w:ilvl="6">
-      <w:start w:val="1"/>
-      <w:numFmt w:val="decimal"/>
-      <w:lvlText w:val="%7."/>
-      <w:lvlJc w:val="left"/>
-      <w:pPr>
-        <w:ind w:left="5040" w:hanging="360"/>
-      </w:pPr>
-    </w:lvl>
-    <w:lvl w:ilvl="7">
-      <w:start w:val="1"/>
-      <w:numFmt w:val="lowerLetter"/>
-      <w:lvlText w:val="%8."/>
-      <w:lvlJc w:val="left"/>
-      <w:pPr>
-        <w:ind w:left="5760" w:hanging="360"/>
-      </w:pPr>
-    </w:lvl>
-    <w:lvl w:ilvl="8">
-      <w:start w:val="1"/>
-      <w:numFmt w:val="lowerRoman"/>
-      <w:lvlText w:val="%9."/>
-      <w:lvlJc w:val="right"/>
-      <w:pPr>
-        <w:ind w:left="6480" w:hanging="180"/>
-      </w:pPr>
-    </w:lvl>
-  </w:abstractNum>
-  <w:abstractNum w:abstractNumId="19" w15:restartNumberingAfterBreak="0">
-    <w:nsid w:val="33916E64"/>
-    <w:multiLevelType w:val="hybridMultilevel"/>
-    <w:tmpl w:val="5D2E03DE"/>
-    <w:lvl w:ilvl="0" w:tplc="8A8C8D86">
-      <w:start w:val="1"/>
-      <w:numFmt w:val="decimal"/>
-      <w:lvlText w:val="[%1]"/>
-      <w:lvlJc w:val="left"/>
-      <w:pPr>
-        <w:ind w:left="1211" w:hanging="360"/>
-      </w:pPr>
-      <w:rPr>
-        <w:rFonts w:hint="default"/>
-      </w:rPr>
-    </w:lvl>
-    <w:lvl w:ilvl="1" w:tplc="04190019" w:tentative="1">
-      <w:start w:val="1"/>
-      <w:numFmt w:val="lowerLetter"/>
-      <w:lvlText w:val="%2."/>
-      <w:lvlJc w:val="left"/>
-      <w:pPr>
-        <w:ind w:left="1931" w:hanging="360"/>
-      </w:pPr>
-    </w:lvl>
-    <w:lvl w:ilvl="2" w:tplc="0419001B" w:tentative="1">
-      <w:start w:val="1"/>
-      <w:numFmt w:val="lowerRoman"/>
-      <w:lvlText w:val="%3."/>
-      <w:lvlJc w:val="right"/>
-      <w:pPr>
-        <w:ind w:left="2651" w:hanging="180"/>
-      </w:pPr>
-    </w:lvl>
-    <w:lvl w:ilvl="3" w:tplc="0419000F" w:tentative="1">
-      <w:start w:val="1"/>
-      <w:numFmt w:val="decimal"/>
-      <w:lvlText w:val="%4."/>
-      <w:lvlJc w:val="left"/>
-      <w:pPr>
-        <w:ind w:left="3371" w:hanging="360"/>
-      </w:pPr>
-    </w:lvl>
-    <w:lvl w:ilvl="4" w:tplc="04190019" w:tentative="1">
-      <w:start w:val="1"/>
-      <w:numFmt w:val="lowerLetter"/>
-      <w:lvlText w:val="%5."/>
-      <w:lvlJc w:val="left"/>
-      <w:pPr>
-        <w:ind w:left="4091" w:hanging="360"/>
-      </w:pPr>
-    </w:lvl>
-    <w:lvl w:ilvl="5" w:tplc="0419001B" w:tentative="1">
-      <w:start w:val="1"/>
-      <w:numFmt w:val="lowerRoman"/>
-      <w:lvlText w:val="%6."/>
-      <w:lvlJc w:val="right"/>
-      <w:pPr>
-        <w:ind w:left="4811" w:hanging="180"/>
-      </w:pPr>
-    </w:lvl>
-    <w:lvl w:ilvl="6" w:tplc="0419000F" w:tentative="1">
-      <w:start w:val="1"/>
-      <w:numFmt w:val="decimal"/>
-      <w:lvlText w:val="%7."/>
-      <w:lvlJc w:val="left"/>
-      <w:pPr>
-        <w:ind w:left="5531" w:hanging="360"/>
-      </w:pPr>
-    </w:lvl>
-    <w:lvl w:ilvl="7" w:tplc="04190019" w:tentative="1">
-      <w:start w:val="1"/>
-      <w:numFmt w:val="lowerLetter"/>
-      <w:lvlText w:val="%8."/>
-      <w:lvlJc w:val="left"/>
-      <w:pPr>
-        <w:ind w:left="6251" w:hanging="360"/>
-      </w:pPr>
-    </w:lvl>
-    <w:lvl w:ilvl="8" w:tplc="0419001B" w:tentative="1">
-      <w:start w:val="1"/>
-      <w:numFmt w:val="lowerRoman"/>
-      <w:lvlText w:val="%9."/>
-      <w:lvlJc w:val="right"/>
-      <w:pPr>
-        <w:ind w:left="6971" w:hanging="180"/>
-      </w:pPr>
-    </w:lvl>
-  </w:abstractNum>
-  <w:abstractNum w:abstractNumId="20" w15:restartNumberingAfterBreak="0">
-    <w:nsid w:val="36273C26"/>
-    <w:multiLevelType w:val="multilevel"/>
-    <w:tmpl w:val="30E2BA2A"/>
-    <w:styleLink w:val="4"/>
-    <w:lvl w:ilvl="0">
-      <w:start w:val="1"/>
-      <w:numFmt w:val="decimal"/>
-      <w:lvlText w:val="%1."/>
-      <w:lvlJc w:val="left"/>
-      <w:pPr>
-        <w:ind w:left="360" w:hanging="360"/>
-      </w:pPr>
-      <w:rPr>
-        <w:rFonts w:hint="default"/>
-      </w:rPr>
-    </w:lvl>
-    <w:lvl w:ilvl="1">
-      <w:start w:val="1"/>
-      <w:numFmt w:val="decimal"/>
-      <w:lvlText w:val="%1.%2."/>
-      <w:lvlJc w:val="left"/>
-      <w:pPr>
-        <w:ind w:left="792" w:hanging="432"/>
-      </w:pPr>
-      <w:rPr>
-        <w:rFonts w:hint="default"/>
-      </w:rPr>
-    </w:lvl>
-    <w:lvl w:ilvl="2">
-      <w:start w:val="1"/>
-      <w:numFmt w:val="decimal"/>
-      <w:lvlText w:val="%1.%2.%3."/>
-      <w:lvlJc w:val="left"/>
-      <w:pPr>
-        <w:ind w:left="1224" w:hanging="504"/>
-      </w:pPr>
-      <w:rPr>
-        <w:rFonts w:hint="default"/>
-      </w:rPr>
-    </w:lvl>
-    <w:lvl w:ilvl="3">
-      <w:start w:val="1"/>
-      <w:numFmt w:val="decimal"/>
-      <w:lvlText w:val="%1.%2.%3.%4."/>
-      <w:lvlJc w:val="left"/>
-      <w:pPr>
-        <w:ind w:left="1728" w:hanging="648"/>
-      </w:pPr>
-      <w:rPr>
-        <w:rFonts w:hint="default"/>
-      </w:rPr>
-    </w:lvl>
-    <w:lvl w:ilvl="4">
-      <w:start w:val="1"/>
-      <w:numFmt w:val="decimal"/>
-      <w:lvlText w:val="%1.%2.%3.%4.%5."/>
-      <w:lvlJc w:val="left"/>
-      <w:pPr>
-        <w:ind w:left="2232" w:hanging="792"/>
-      </w:pPr>
-      <w:rPr>
-        <w:rFonts w:hint="default"/>
-      </w:rPr>
-    </w:lvl>
-    <w:lvl w:ilvl="5">
-      <w:start w:val="1"/>
-      <w:numFmt w:val="decimal"/>
-      <w:lvlText w:val="%1.%2.%3.%4.%5.%6."/>
-      <w:lvlJc w:val="left"/>
-      <w:pPr>
-        <w:ind w:left="2736" w:hanging="936"/>
-      </w:pPr>
-      <w:rPr>
-        <w:rFonts w:hint="default"/>
-      </w:rPr>
-    </w:lvl>
-    <w:lvl w:ilvl="6">
-      <w:start w:val="1"/>
-      <w:numFmt w:val="decimal"/>
-      <w:lvlText w:val="%1.%2.%3.%4.%5.%6.%7."/>
-      <w:lvlJc w:val="left"/>
-      <w:pPr>
-        <w:ind w:left="3240" w:hanging="1080"/>
-      </w:pPr>
-      <w:rPr>
-        <w:rFonts w:hint="default"/>
-      </w:rPr>
-    </w:lvl>
-    <w:lvl w:ilvl="7">
-      <w:start w:val="1"/>
-      <w:numFmt w:val="decimal"/>
-      <w:lvlText w:val="%1.%2.%3.%4.%5.%6.%7.%8."/>
-      <w:lvlJc w:val="left"/>
-      <w:pPr>
-        <w:ind w:left="3744" w:hanging="1224"/>
-      </w:pPr>
-      <w:rPr>
-        <w:rFonts w:hint="default"/>
-      </w:rPr>
-    </w:lvl>
-    <w:lvl w:ilvl="8">
-      <w:start w:val="1"/>
-      <w:numFmt w:val="decimal"/>
-      <w:lvlText w:val="%1.%2.%3.%4.%5.%6.%7.%8.%9."/>
-      <w:lvlJc w:val="left"/>
-      <w:pPr>
-        <w:ind w:left="4320" w:hanging="1440"/>
-      </w:pPr>
-      <w:rPr>
-        <w:rFonts w:hint="default"/>
-      </w:rPr>
-    </w:lvl>
-  </w:abstractNum>
-  <w:abstractNum w:abstractNumId="21" w15:restartNumberingAfterBreak="0">
-    <w:nsid w:val="3F044E5A"/>
-    <w:multiLevelType w:val="hybridMultilevel"/>
-    <w:tmpl w:val="14C88F70"/>
-    <w:lvl w:ilvl="0" w:tplc="04190001">
-      <w:start w:val="1"/>
-      <w:numFmt w:val="bullet"/>
-      <w:lvlText w:val=""/>
-      <w:lvlJc w:val="left"/>
-      <w:pPr>
-        <w:ind w:left="1429" w:hanging="360"/>
-      </w:pPr>
-      <w:rPr>
-        <w:rFonts w:ascii="Symbol" w:hAnsi="Symbol" w:hint="default"/>
-      </w:rPr>
-    </w:lvl>
-    <w:lvl w:ilvl="1" w:tplc="04190003" w:tentative="1">
-      <w:start w:val="1"/>
-      <w:numFmt w:val="bullet"/>
-      <w:lvlText w:val="o"/>
-      <w:lvlJc w:val="left"/>
-      <w:pPr>
-        <w:ind w:left="2149" w:hanging="360"/>
-      </w:pPr>
-      <w:rPr>
-        <w:rFonts w:ascii="Courier New" w:hAnsi="Courier New" w:cs="Courier New" w:hint="default"/>
-      </w:rPr>
-    </w:lvl>
-    <w:lvl w:ilvl="2" w:tplc="04190005" w:tentative="1">
-      <w:start w:val="1"/>
-      <w:numFmt w:val="bullet"/>
-      <w:lvlText w:val=""/>
-      <w:lvlJc w:val="left"/>
-      <w:pPr>
-        <w:ind w:left="2869" w:hanging="360"/>
-      </w:pPr>
-      <w:rPr>
-        <w:rFonts w:ascii="Wingdings" w:hAnsi="Wingdings" w:hint="default"/>
-      </w:rPr>
-    </w:lvl>
-    <w:lvl w:ilvl="3" w:tplc="04190001" w:tentative="1">
-      <w:start w:val="1"/>
-      <w:numFmt w:val="bullet"/>
-      <w:lvlText w:val=""/>
-      <w:lvlJc w:val="left"/>
-      <w:pPr>
-        <w:ind w:left="3589" w:hanging="360"/>
-      </w:pPr>
-      <w:rPr>
-        <w:rFonts w:ascii="Symbol" w:hAnsi="Symbol" w:hint="default"/>
-      </w:rPr>
-    </w:lvl>
-    <w:lvl w:ilvl="4" w:tplc="04190003" w:tentative="1">
-      <w:start w:val="1"/>
-      <w:numFmt w:val="bullet"/>
-      <w:lvlText w:val="o"/>
-      <w:lvlJc w:val="left"/>
-      <w:pPr>
-        <w:ind w:left="4309" w:hanging="360"/>
-      </w:pPr>
-      <w:rPr>
-        <w:rFonts w:ascii="Courier New" w:hAnsi="Courier New" w:cs="Courier New" w:hint="default"/>
-      </w:rPr>
-    </w:lvl>
-    <w:lvl w:ilvl="5" w:tplc="04190005" w:tentative="1">
-      <w:start w:val="1"/>
-      <w:numFmt w:val="bullet"/>
-      <w:lvlText w:val=""/>
-      <w:lvlJc w:val="left"/>
-      <w:pPr>
-        <w:ind w:left="5029" w:hanging="360"/>
-      </w:pPr>
-      <w:rPr>
-        <w:rFonts w:ascii="Wingdings" w:hAnsi="Wingdings" w:hint="default"/>
-      </w:rPr>
-    </w:lvl>
-    <w:lvl w:ilvl="6" w:tplc="04190001" w:tentative="1">
-      <w:start w:val="1"/>
-      <w:numFmt w:val="bullet"/>
-      <w:lvlText w:val=""/>
-      <w:lvlJc w:val="left"/>
-      <w:pPr>
-        <w:ind w:left="5749" w:hanging="360"/>
-      </w:pPr>
-      <w:rPr>
-        <w:rFonts w:ascii="Symbol" w:hAnsi="Symbol" w:hint="default"/>
-      </w:rPr>
-    </w:lvl>
-    <w:lvl w:ilvl="7" w:tplc="04190003" w:tentative="1">
-      <w:start w:val="1"/>
-      <w:numFmt w:val="bullet"/>
-      <w:lvlText w:val="o"/>
-      <w:lvlJc w:val="left"/>
-      <w:pPr>
-        <w:ind w:left="6469" w:hanging="360"/>
-      </w:pPr>
-      <w:rPr>
-        <w:rFonts w:ascii="Courier New" w:hAnsi="Courier New" w:cs="Courier New" w:hint="default"/>
-      </w:rPr>
-    </w:lvl>
-    <w:lvl w:ilvl="8" w:tplc="04190005" w:tentative="1">
-      <w:start w:val="1"/>
-      <w:numFmt w:val="bullet"/>
-      <w:lvlText w:val=""/>
-      <w:lvlJc w:val="left"/>
-      <w:pPr>
-        <w:ind w:left="7189" w:hanging="360"/>
-      </w:pPr>
-      <w:rPr>
-        <w:rFonts w:ascii="Wingdings" w:hAnsi="Wingdings" w:hint="default"/>
-      </w:rPr>
-    </w:lvl>
-  </w:abstractNum>
-  <w:abstractNum w:abstractNumId="22" w15:restartNumberingAfterBreak="0">
+  <w:abstractNum w:abstractNumId="5" w15:restartNumberingAfterBreak="0">
     <w:nsid w:val="417A149E"/>
     <w:multiLevelType w:val="multilevel"/>
     <w:tmpl w:val="61FEB412"/>
@@ -14530,98 +12702,7 @@
       </w:pPr>
     </w:lvl>
   </w:abstractNum>
-  <w:abstractNum w:abstractNumId="23" w15:restartNumberingAfterBreak="0">
-    <w:nsid w:val="46C37754"/>
-    <w:multiLevelType w:val="hybridMultilevel"/>
-    <w:tmpl w:val="13E6C19A"/>
-    <w:lvl w:ilvl="0" w:tplc="CD363CBE">
-      <w:start w:val="1"/>
-      <w:numFmt w:val="decimal"/>
-      <w:lvlText w:val="%1."/>
-      <w:lvlJc w:val="left"/>
-      <w:pPr>
-        <w:ind w:left="720" w:hanging="360"/>
-      </w:pPr>
-      <w:rPr>
-        <w:rFonts w:hint="default"/>
-        <w:sz w:val="24"/>
-        <w:szCs w:val="13"/>
-      </w:rPr>
-    </w:lvl>
-    <w:lvl w:ilvl="1" w:tplc="04190019" w:tentative="1">
-      <w:start w:val="1"/>
-      <w:numFmt w:val="lowerLetter"/>
-      <w:lvlText w:val="%2."/>
-      <w:lvlJc w:val="left"/>
-      <w:pPr>
-        <w:ind w:left="1440" w:hanging="360"/>
-      </w:pPr>
-    </w:lvl>
-    <w:lvl w:ilvl="2" w:tplc="0419001B" w:tentative="1">
-      <w:start w:val="1"/>
-      <w:numFmt w:val="lowerRoman"/>
-      <w:lvlText w:val="%3."/>
-      <w:lvlJc w:val="right"/>
-      <w:pPr>
-        <w:ind w:left="2160" w:hanging="180"/>
-      </w:pPr>
-    </w:lvl>
-    <w:lvl w:ilvl="3" w:tplc="0419000F" w:tentative="1">
-      <w:start w:val="1"/>
-      <w:numFmt w:val="decimal"/>
-      <w:lvlText w:val="%4."/>
-      <w:lvlJc w:val="left"/>
-      <w:pPr>
-        <w:ind w:left="2880" w:hanging="360"/>
-      </w:pPr>
-    </w:lvl>
-    <w:lvl w:ilvl="4" w:tplc="04190019" w:tentative="1">
-      <w:start w:val="1"/>
-      <w:numFmt w:val="lowerLetter"/>
-      <w:lvlText w:val="%5."/>
-      <w:lvlJc w:val="left"/>
-      <w:pPr>
-        <w:ind w:left="3600" w:hanging="360"/>
-      </w:pPr>
-    </w:lvl>
-    <w:lvl w:ilvl="5" w:tplc="0419001B" w:tentative="1">
-      <w:start w:val="1"/>
-      <w:numFmt w:val="lowerRoman"/>
-      <w:lvlText w:val="%6."/>
-      <w:lvlJc w:val="right"/>
-      <w:pPr>
-        <w:ind w:left="4320" w:hanging="180"/>
-      </w:pPr>
-    </w:lvl>
-    <w:lvl w:ilvl="6" w:tplc="0419000F" w:tentative="1">
-      <w:start w:val="1"/>
-      <w:numFmt w:val="decimal"/>
-      <w:lvlText w:val="%7."/>
-      <w:lvlJc w:val="left"/>
-      <w:pPr>
-        <w:ind w:left="5040" w:hanging="360"/>
-      </w:pPr>
-    </w:lvl>
-    <w:lvl w:ilvl="7" w:tplc="04190019" w:tentative="1">
-      <w:start w:val="1"/>
-      <w:numFmt w:val="lowerLetter"/>
-      <w:lvlText w:val="%8."/>
-      <w:lvlJc w:val="left"/>
-      <w:pPr>
-        <w:ind w:left="5760" w:hanging="360"/>
-      </w:pPr>
-    </w:lvl>
-    <w:lvl w:ilvl="8" w:tplc="0419001B" w:tentative="1">
-      <w:start w:val="1"/>
-      <w:numFmt w:val="lowerRoman"/>
-      <w:lvlText w:val="%9."/>
-      <w:lvlJc w:val="right"/>
-      <w:pPr>
-        <w:ind w:left="6480" w:hanging="180"/>
-      </w:pPr>
-    </w:lvl>
-  </w:abstractNum>
-  <w:abstractNum w:abstractNumId="24" w15:restartNumberingAfterBreak="0">
+  <w:abstractNum w:abstractNumId="6" w15:restartNumberingAfterBreak="0">
     <w:nsid w:val="491F63D2"/>
     <w:multiLevelType w:val="multilevel"/>
     <w:tmpl w:val="0419001F"/>
@@ -14708,179 +12789,7 @@
       </w:pPr>
     </w:lvl>
   </w:abstractNum>
-  <w:abstractNum w:abstractNumId="25" w15:restartNumberingAfterBreak="0">
-    <w:nsid w:val="4A503038"/>
-    <w:multiLevelType w:val="hybridMultilevel"/>
-    <w:tmpl w:val="1CCC0414"/>
-    <w:lvl w:ilvl="0" w:tplc="0419000F">
-      <w:start w:val="1"/>
-      <w:numFmt w:val="decimal"/>
-      <w:lvlText w:val="%1."/>
-      <w:lvlJc w:val="left"/>
-      <w:pPr>
-        <w:ind w:left="360" w:hanging="360"/>
-      </w:pPr>
-    </w:lvl>
-    <w:lvl w:ilvl="1" w:tplc="04190019" w:tentative="1">
-      <w:start w:val="1"/>
-      <w:numFmt w:val="lowerLetter"/>
-      <w:lvlText w:val="%2."/>
-      <w:lvlJc w:val="left"/>
-      <w:pPr>
-        <w:ind w:left="1440" w:hanging="360"/>
-      </w:pPr>
-    </w:lvl>
-    <w:lvl w:ilvl="2" w:tplc="0419001B" w:tentative="1">
-      <w:start w:val="1"/>
-      <w:numFmt w:val="lowerRoman"/>
-      <w:lvlText w:val="%3."/>
-      <w:lvlJc w:val="right"/>
-      <w:pPr>
-        <w:ind w:left="2160" w:hanging="180"/>
-      </w:pPr>
-    </w:lvl>
-    <w:lvl w:ilvl="3" w:tplc="0419000F" w:tentative="1">
-      <w:start w:val="1"/>
-      <w:numFmt w:val="decimal"/>
-      <w:lvlText w:val="%4."/>
-      <w:lvlJc w:val="left"/>
-      <w:pPr>
-        <w:ind w:left="2880" w:hanging="360"/>
-      </w:pPr>
-    </w:lvl>
-    <w:lvl w:ilvl="4" w:tplc="04190019" w:tentative="1">
-      <w:start w:val="1"/>
-      <w:numFmt w:val="lowerLetter"/>
-      <w:lvlText w:val="%5."/>
-      <w:lvlJc w:val="left"/>
-      <w:pPr>
-        <w:ind w:left="3600" w:hanging="360"/>
-      </w:pPr>
-    </w:lvl>
-    <w:lvl w:ilvl="5" w:tplc="0419001B" w:tentative="1">
-      <w:start w:val="1"/>
-      <w:numFmt w:val="lowerRoman"/>
-      <w:lvlText w:val="%6."/>
-      <w:lvlJc w:val="right"/>
-      <w:pPr>
-        <w:ind w:left="4320" w:hanging="180"/>
-      </w:pPr>
-    </w:lvl>
-    <w:lvl w:ilvl="6" w:tplc="0419000F" w:tentative="1">
-      <w:start w:val="1"/>
-      <w:numFmt w:val="decimal"/>
-      <w:lvlText w:val="%7."/>
-      <w:lvlJc w:val="left"/>
-      <w:pPr>
-        <w:ind w:left="5040" w:hanging="360"/>
-      </w:pPr>
-    </w:lvl>
-    <w:lvl w:ilvl="7" w:tplc="04190019" w:tentative="1">
-      <w:start w:val="1"/>
-      <w:numFmt w:val="lowerLetter"/>
-      <w:lvlText w:val="%8."/>
-      <w:lvlJc w:val="left"/>
-      <w:pPr>
-        <w:ind w:left="5760" w:hanging="360"/>
-      </w:pPr>
-    </w:lvl>
-    <w:lvl w:ilvl="8" w:tplc="0419001B" w:tentative="1">
-      <w:start w:val="1"/>
-      <w:numFmt w:val="lowerRoman"/>
-      <w:lvlText w:val="%9."/>
-      <w:lvlJc w:val="right"/>
-      <w:pPr>
-        <w:ind w:left="6480" w:hanging="180"/>
-      </w:pPr>
-    </w:lvl>
-  </w:abstractNum>
-  <w:abstractNum w:abstractNumId="26" w15:restartNumberingAfterBreak="0">
-    <w:nsid w:val="4A9F083D"/>
-    <w:multiLevelType w:val="hybridMultilevel"/>
-    <w:tmpl w:val="9CD8765C"/>
-    <w:lvl w:ilvl="0" w:tplc="0419000F">
-      <w:start w:val="1"/>
-      <w:numFmt w:val="decimal"/>
-      <w:lvlText w:val="%1."/>
-      <w:lvlJc w:val="left"/>
-      <w:pPr>
-        <w:ind w:left="720" w:hanging="360"/>
-      </w:pPr>
-    </w:lvl>
-    <w:lvl w:ilvl="1" w:tplc="04190019" w:tentative="1">
-      <w:start w:val="1"/>
-      <w:numFmt w:val="lowerLetter"/>
-      <w:lvlText w:val="%2."/>
-      <w:lvlJc w:val="left"/>
-      <w:pPr>
-        <w:ind w:left="1440" w:hanging="360"/>
-      </w:pPr>
-    </w:lvl>
-    <w:lvl w:ilvl="2" w:tplc="0419001B" w:tentative="1">
-      <w:start w:val="1"/>
-      <w:numFmt w:val="lowerRoman"/>
-      <w:lvlText w:val="%3."/>
-      <w:lvlJc w:val="right"/>
-      <w:pPr>
-        <w:ind w:left="2160" w:hanging="180"/>
-      </w:pPr>
-    </w:lvl>
-    <w:lvl w:ilvl="3" w:tplc="0419000F" w:tentative="1">
-      <w:start w:val="1"/>
-      <w:numFmt w:val="decimal"/>
-      <w:lvlText w:val="%4."/>
-      <w:lvlJc w:val="left"/>
-      <w:pPr>
-        <w:ind w:left="2880" w:hanging="360"/>
-      </w:pPr>
-    </w:lvl>
-    <w:lvl w:ilvl="4" w:tplc="04190019" w:tentative="1">
-      <w:start w:val="1"/>
-      <w:numFmt w:val="lowerLetter"/>
-      <w:lvlText w:val="%5."/>
-      <w:lvlJc w:val="left"/>
-      <w:pPr>
-        <w:ind w:left="3600" w:hanging="360"/>
-      </w:pPr>
-    </w:lvl>
-    <w:lvl w:ilvl="5" w:tplc="0419001B" w:tentative="1">
-      <w:start w:val="1"/>
-      <w:numFmt w:val="lowerRoman"/>
-      <w:lvlText w:val="%6."/>
-      <w:lvlJc w:val="right"/>
-      <w:pPr>
-        <w:ind w:left="4320" w:hanging="180"/>
-      </w:pPr>
-    </w:lvl>
-    <w:lvl w:ilvl="6" w:tplc="0419000F" w:tentative="1">
-      <w:start w:val="1"/>
-      <w:numFmt w:val="decimal"/>
-      <w:lvlText w:val="%7."/>
-      <w:lvlJc w:val="left"/>
-      <w:pPr>
-        <w:ind w:left="5040" w:hanging="360"/>
-      </w:pPr>
-    </w:lvl>
-    <w:lvl w:ilvl="7" w:tplc="04190019" w:tentative="1">
-      <w:start w:val="1"/>
-      <w:numFmt w:val="lowerLetter"/>
-      <w:lvlText w:val="%8."/>
-      <w:lvlJc w:val="left"/>
-      <w:pPr>
-        <w:ind w:left="5760" w:hanging="360"/>
-      </w:pPr>
-    </w:lvl>
-    <w:lvl w:ilvl="8" w:tplc="0419001B" w:tentative="1">
-      <w:start w:val="1"/>
-      <w:numFmt w:val="lowerRoman"/>
-      <w:lvlText w:val="%9."/>
-      <w:lvlJc w:val="right"/>
-      <w:pPr>
-        <w:ind w:left="6480" w:hanging="180"/>
-      </w:pPr>
-    </w:lvl>
-  </w:abstractNum>
-  <w:abstractNum w:abstractNumId="27" w15:restartNumberingAfterBreak="0">
+  <w:abstractNum w:abstractNumId="7" w15:restartNumberingAfterBreak="0">
     <w:nsid w:val="4B1A7357"/>
     <w:multiLevelType w:val="hybridMultilevel"/>
     <w:tmpl w:val="E0FA733A"/>
@@ -14976,408 +12885,7 @@
       </w:pPr>
     </w:lvl>
   </w:abstractNum>
-  <w:abstractNum w:abstractNumId="28" w15:restartNumberingAfterBreak="0">
-    <w:nsid w:val="504C2AEA"/>
-    <w:multiLevelType w:val="hybridMultilevel"/>
-    <w:tmpl w:val="446447A4"/>
-    <w:lvl w:ilvl="0" w:tplc="0419000F">
-      <w:start w:val="1"/>
-      <w:numFmt w:val="decimal"/>
-      <w:lvlText w:val="%1."/>
-      <w:lvlJc w:val="left"/>
-      <w:pPr>
-        <w:ind w:left="720" w:hanging="360"/>
-      </w:pPr>
-      <w:rPr>
-        <w:rFonts w:hint="default"/>
-      </w:rPr>
-    </w:lvl>
-    <w:lvl w:ilvl="1" w:tplc="04190003" w:tentative="1">
-      <w:start w:val="1"/>
-      <w:numFmt w:val="bullet"/>
-      <w:lvlText w:val="o"/>
-      <w:lvlJc w:val="left"/>
-      <w:pPr>
-        <w:ind w:left="1440" w:hanging="360"/>
-      </w:pPr>
-      <w:rPr>
-        <w:rFonts w:ascii="Courier New" w:hAnsi="Courier New" w:cs="Courier New" w:hint="default"/>
-      </w:rPr>
-    </w:lvl>
-    <w:lvl w:ilvl="2" w:tplc="04190005" w:tentative="1">
-      <w:start w:val="1"/>
-      <w:numFmt w:val="bullet"/>
-      <w:lvlText w:val=""/>
-      <w:lvlJc w:val="left"/>
-      <w:pPr>
-        <w:ind w:left="2160" w:hanging="360"/>
-      </w:pPr>
-      <w:rPr>
-        <w:rFonts w:ascii="Wingdings" w:hAnsi="Wingdings" w:hint="default"/>
-      </w:rPr>
-    </w:lvl>
-    <w:lvl w:ilvl="3" w:tplc="04190001" w:tentative="1">
-      <w:start w:val="1"/>
-      <w:numFmt w:val="bullet"/>
-      <w:lvlText w:val=""/>
-      <w:lvlJc w:val="left"/>
-      <w:pPr>
-        <w:ind w:left="2880" w:hanging="360"/>
-      </w:pPr>
-      <w:rPr>
-        <w:rFonts w:ascii="Symbol" w:hAnsi="Symbol" w:hint="default"/>
-      </w:rPr>
-    </w:lvl>
-    <w:lvl w:ilvl="4" w:tplc="04190003" w:tentative="1">
-      <w:start w:val="1"/>
-      <w:numFmt w:val="bullet"/>
-      <w:lvlText w:val="o"/>
-      <w:lvlJc w:val="left"/>
-      <w:pPr>
-        <w:ind w:left="3600" w:hanging="360"/>
-      </w:pPr>
-      <w:rPr>
-        <w:rFonts w:ascii="Courier New" w:hAnsi="Courier New" w:cs="Courier New" w:hint="default"/>
-      </w:rPr>
-    </w:lvl>
-    <w:lvl w:ilvl="5" w:tplc="04190005" w:tentative="1">
-      <w:start w:val="1"/>
-      <w:numFmt w:val="bullet"/>
-      <w:lvlText w:val=""/>
-      <w:lvlJc w:val="left"/>
-      <w:pPr>
-        <w:ind w:left="4320" w:hanging="360"/>
-      </w:pPr>
-      <w:rPr>
-        <w:rFonts w:ascii="Wingdings" w:hAnsi="Wingdings" w:hint="default"/>
-      </w:rPr>
-    </w:lvl>
-    <w:lvl w:ilvl="6" w:tplc="04190001" w:tentative="1">
-      <w:start w:val="1"/>
-      <w:numFmt w:val="bullet"/>
-      <w:lvlText w:val=""/>
-      <w:lvlJc w:val="left"/>
-      <w:pPr>
-        <w:ind w:left="5040" w:hanging="360"/>
-      </w:pPr>
-      <w:rPr>
-        <w:rFonts w:ascii="Symbol" w:hAnsi="Symbol" w:hint="default"/>
-      </w:rPr>
-    </w:lvl>
-    <w:lvl w:ilvl="7" w:tplc="04190003" w:tentative="1">
-      <w:start w:val="1"/>
-      <w:numFmt w:val="bullet"/>
-      <w:lvlText w:val="o"/>
-      <w:lvlJc w:val="left"/>
-      <w:pPr>
-        <w:ind w:left="5760" w:hanging="360"/>
-      </w:pPr>
-      <w:rPr>
-        <w:rFonts w:ascii="Courier New" w:hAnsi="Courier New" w:cs="Courier New" w:hint="default"/>
-      </w:rPr>
-    </w:lvl>
-    <w:lvl w:ilvl="8" w:tplc="04190005" w:tentative="1">
-      <w:start w:val="1"/>
-      <w:numFmt w:val="bullet"/>
-      <w:lvlText w:val=""/>
-      <w:lvlJc w:val="left"/>
-      <w:pPr>
-        <w:ind w:left="6480" w:hanging="360"/>
-      </w:pPr>
-      <w:rPr>
-        <w:rFonts w:ascii="Wingdings" w:hAnsi="Wingdings" w:hint="default"/>
-      </w:rPr>
-    </w:lvl>
-  </w:abstractNum>
-  <w:abstractNum w:abstractNumId="29" w15:restartNumberingAfterBreak="0">
-    <w:nsid w:val="533F720B"/>
-    <w:multiLevelType w:val="multilevel"/>
-    <w:tmpl w:val="0419001F"/>
-    <w:lvl w:ilvl="0">
-      <w:start w:val="1"/>
-      <w:numFmt w:val="decimal"/>
-      <w:lvlText w:val="%1."/>
-      <w:lvlJc w:val="left"/>
-      <w:pPr>
-        <w:ind w:left="360" w:hanging="360"/>
-      </w:pPr>
-    </w:lvl>
-    <w:lvl w:ilvl="1">
-      <w:start w:val="1"/>
-      <w:numFmt w:val="decimal"/>
-      <w:lvlText w:val="%1.%2."/>
-      <w:lvlJc w:val="left"/>
-      <w:pPr>
-        <w:ind w:left="792" w:hanging="432"/>
-      </w:pPr>
-    </w:lvl>
-    <w:lvl w:ilvl="2">
-      <w:start w:val="1"/>
-      <w:numFmt w:val="decimal"/>
-      <w:lvlText w:val="%1.%2.%3."/>
-      <w:lvlJc w:val="left"/>
-      <w:pPr>
-        <w:ind w:left="1224" w:hanging="504"/>
-      </w:pPr>
-    </w:lvl>
-    <w:lvl w:ilvl="3">
-      <w:start w:val="1"/>
-      <w:numFmt w:val="decimal"/>
-      <w:lvlText w:val="%1.%2.%3.%4."/>
-      <w:lvlJc w:val="left"/>
-      <w:pPr>
-        <w:ind w:left="1728" w:hanging="648"/>
-      </w:pPr>
-    </w:lvl>
-    <w:lvl w:ilvl="4">
-      <w:start w:val="1"/>
-      <w:numFmt w:val="decimal"/>
-      <w:lvlText w:val="%1.%2.%3.%4.%5."/>
-      <w:lvlJc w:val="left"/>
-      <w:pPr>
-        <w:ind w:left="2232" w:hanging="792"/>
-      </w:pPr>
-    </w:lvl>
-    <w:lvl w:ilvl="5">
-      <w:start w:val="1"/>
-      <w:numFmt w:val="decimal"/>
-      <w:lvlText w:val="%1.%2.%3.%4.%5.%6."/>
-      <w:lvlJc w:val="left"/>
-      <w:pPr>
-        <w:ind w:left="2736" w:hanging="936"/>
-      </w:pPr>
-    </w:lvl>
-    <w:lvl w:ilvl="6">
-      <w:start w:val="1"/>
-      <w:numFmt w:val="decimal"/>
-      <w:lvlText w:val="%1.%2.%3.%4.%5.%6.%7."/>
-      <w:lvlJc w:val="left"/>
-      <w:pPr>
-        <w:ind w:left="3240" w:hanging="1080"/>
-      </w:pPr>
-    </w:lvl>
-    <w:lvl w:ilvl="7">
-      <w:start w:val="1"/>
-      <w:numFmt w:val="decimal"/>
-      <w:lvlText w:val="%1.%2.%3.%4.%5.%6.%7.%8."/>
-      <w:lvlJc w:val="left"/>
-      <w:pPr>
-        <w:ind w:left="3744" w:hanging="1224"/>
-      </w:pPr>
-    </w:lvl>
-    <w:lvl w:ilvl="8">
-      <w:start w:val="1"/>
-      <w:numFmt w:val="decimal"/>
-      <w:lvlText w:val="%1.%2.%3.%4.%5.%6.%7.%8.%9."/>
-      <w:lvlJc w:val="left"/>
-      <w:pPr>
-        <w:ind w:left="4320" w:hanging="1440"/>
-      </w:pPr>
-    </w:lvl>
-  </w:abstractNum>
-  <w:abstractNum w:abstractNumId="30" w15:restartNumberingAfterBreak="0">
-    <w:nsid w:val="5710522C"/>
-    <w:multiLevelType w:val="hybridMultilevel"/>
-    <w:tmpl w:val="2E8C23E8"/>
-    <w:lvl w:ilvl="0" w:tplc="04190001">
-      <w:start w:val="1"/>
-      <w:numFmt w:val="bullet"/>
-      <w:lvlText w:val=""/>
-      <w:lvlJc w:val="left"/>
-      <w:pPr>
-        <w:ind w:left="720" w:hanging="360"/>
-      </w:pPr>
-      <w:rPr>
-        <w:rFonts w:ascii="Symbol" w:hAnsi="Symbol" w:hint="default"/>
-      </w:rPr>
-    </w:lvl>
-    <w:lvl w:ilvl="1" w:tplc="04190003" w:tentative="1">
-      <w:start w:val="1"/>
-      <w:numFmt w:val="bullet"/>
-      <w:lvlText w:val="o"/>
-      <w:lvlJc w:val="left"/>
-      <w:pPr>
-        <w:ind w:left="1440" w:hanging="360"/>
-      </w:pPr>
-      <w:rPr>
-        <w:rFonts w:ascii="Courier New" w:hAnsi="Courier New" w:cs="Courier New" w:hint="default"/>
-      </w:rPr>
-    </w:lvl>
-    <w:lvl w:ilvl="2" w:tplc="04190005" w:tentative="1">
-      <w:start w:val="1"/>
-      <w:numFmt w:val="bullet"/>
-      <w:lvlText w:val=""/>
-      <w:lvlJc w:val="left"/>
-      <w:pPr>
-        <w:ind w:left="2160" w:hanging="360"/>
-      </w:pPr>
-      <w:rPr>
-        <w:rFonts w:ascii="Wingdings" w:hAnsi="Wingdings" w:hint="default"/>
-      </w:rPr>
-    </w:lvl>
-    <w:lvl w:ilvl="3" w:tplc="04190001" w:tentative="1">
-      <w:start w:val="1"/>
-      <w:numFmt w:val="bullet"/>
-      <w:lvlText w:val=""/>
-      <w:lvlJc w:val="left"/>
-      <w:pPr>
-        <w:ind w:left="2880" w:hanging="360"/>
-      </w:pPr>
-      <w:rPr>
-        <w:rFonts w:ascii="Symbol" w:hAnsi="Symbol" w:hint="default"/>
-      </w:rPr>
-    </w:lvl>
-    <w:lvl w:ilvl="4" w:tplc="04190003" w:tentative="1">
-      <w:start w:val="1"/>
-      <w:numFmt w:val="bullet"/>
-      <w:lvlText w:val="o"/>
-      <w:lvlJc w:val="left"/>
-      <w:pPr>
-        <w:ind w:left="3600" w:hanging="360"/>
-      </w:pPr>
-      <w:rPr>
-        <w:rFonts w:ascii="Courier New" w:hAnsi="Courier New" w:cs="Courier New" w:hint="default"/>
-      </w:rPr>
-    </w:lvl>
-    <w:lvl w:ilvl="5" w:tplc="04190005" w:tentative="1">
-      <w:start w:val="1"/>
-      <w:numFmt w:val="bullet"/>
-      <w:lvlText w:val=""/>
-      <w:lvlJc w:val="left"/>
-      <w:pPr>
-        <w:ind w:left="4320" w:hanging="360"/>
-      </w:pPr>
-      <w:rPr>
-        <w:rFonts w:ascii="Wingdings" w:hAnsi="Wingdings" w:hint="default"/>
-      </w:rPr>
-    </w:lvl>
-    <w:lvl w:ilvl="6" w:tplc="04190001" w:tentative="1">
-      <w:start w:val="1"/>
-      <w:numFmt w:val="bullet"/>
-      <w:lvlText w:val=""/>
-      <w:lvlJc w:val="left"/>
-      <w:pPr>
-        <w:ind w:left="5040" w:hanging="360"/>
-      </w:pPr>
-      <w:rPr>
-        <w:rFonts w:ascii="Symbol" w:hAnsi="Symbol" w:hint="default"/>
-      </w:rPr>
-    </w:lvl>
-    <w:lvl w:ilvl="7" w:tplc="04190003" w:tentative="1">
-      <w:start w:val="1"/>
-      <w:numFmt w:val="bullet"/>
-      <w:lvlText w:val="o"/>
-      <w:lvlJc w:val="left"/>
-      <w:pPr>
-        <w:ind w:left="5760" w:hanging="360"/>
-      </w:pPr>
-      <w:rPr>
-        <w:rFonts w:ascii="Courier New" w:hAnsi="Courier New" w:cs="Courier New" w:hint="default"/>
-      </w:rPr>
-    </w:lvl>
-    <w:lvl w:ilvl="8" w:tplc="04190005" w:tentative="1">
-      <w:start w:val="1"/>
-      <w:numFmt w:val="bullet"/>
-      <w:lvlText w:val=""/>
-      <w:lvlJc w:val="left"/>
-      <w:pPr>
-        <w:ind w:left="6480" w:hanging="360"/>
-      </w:pPr>
-      <w:rPr>
-        <w:rFonts w:ascii="Wingdings" w:hAnsi="Wingdings" w:hint="default"/>
-      </w:rPr>
-    </w:lvl>
-  </w:abstractNum>
-  <w:abstractNum w:abstractNumId="31" w15:restartNumberingAfterBreak="0">
-    <w:nsid w:val="575928AF"/>
-    <w:multiLevelType w:val="hybridMultilevel"/>
-    <w:tmpl w:val="CA44251A"/>
-    <w:lvl w:ilvl="0" w:tplc="0419000F">
-      <w:start w:val="1"/>
-      <w:numFmt w:val="decimal"/>
-      <w:lvlText w:val="%1."/>
-      <w:lvlJc w:val="left"/>
-      <w:pPr>
-        <w:ind w:left="720" w:hanging="360"/>
-      </w:pPr>
-      <w:rPr>
-        <w:rFonts w:hint="default"/>
-      </w:rPr>
-    </w:lvl>
-    <w:lvl w:ilvl="1" w:tplc="04190019" w:tentative="1">
-      <w:start w:val="1"/>
-      <w:numFmt w:val="lowerLetter"/>
-      <w:lvlText w:val="%2."/>
-      <w:lvlJc w:val="left"/>
-      <w:pPr>
-        <w:ind w:left="1440" w:hanging="360"/>
-      </w:pPr>
-    </w:lvl>
-    <w:lvl w:ilvl="2" w:tplc="0419001B" w:tentative="1">
-      <w:start w:val="1"/>
-      <w:numFmt w:val="lowerRoman"/>
-      <w:lvlText w:val="%3."/>
-      <w:lvlJc w:val="right"/>
-      <w:pPr>
-        <w:ind w:left="2160" w:hanging="180"/>
-      </w:pPr>
-    </w:lvl>
-    <w:lvl w:ilvl="3" w:tplc="0419000F" w:tentative="1">
-      <w:start w:val="1"/>
-      <w:numFmt w:val="decimal"/>
-      <w:lvlText w:val="%4."/>
-      <w:lvlJc w:val="left"/>
-      <w:pPr>
-        <w:ind w:left="2880" w:hanging="360"/>
-      </w:pPr>
-    </w:lvl>
-    <w:lvl w:ilvl="4" w:tplc="04190019" w:tentative="1">
-      <w:start w:val="1"/>
-      <w:numFmt w:val="lowerLetter"/>
-      <w:lvlText w:val="%5."/>
-      <w:lvlJc w:val="left"/>
-      <w:pPr>
-        <w:ind w:left="3600" w:hanging="360"/>
-      </w:pPr>
-    </w:lvl>
-    <w:lvl w:ilvl="5" w:tplc="0419001B" w:tentative="1">
-      <w:start w:val="1"/>
-      <w:numFmt w:val="lowerRoman"/>
-      <w:lvlText w:val="%6."/>
-      <w:lvlJc w:val="right"/>
-      <w:pPr>
-        <w:ind w:left="4320" w:hanging="180"/>
-      </w:pPr>
-    </w:lvl>
-    <w:lvl w:ilvl="6" w:tplc="0419000F" w:tentative="1">
-      <w:start w:val="1"/>
-      <w:numFmt w:val="decimal"/>
-      <w:lvlText w:val="%7."/>
-      <w:lvlJc w:val="left"/>
-      <w:pPr>
-        <w:ind w:left="5040" w:hanging="360"/>
-      </w:pPr>
-    </w:lvl>
-    <w:lvl w:ilvl="7" w:tplc="04190019" w:tentative="1">
-      <w:start w:val="1"/>
-      <w:numFmt w:val="lowerLetter"/>
-      <w:lvlText w:val="%8."/>
-      <w:lvlJc w:val="left"/>
-      <w:pPr>
-        <w:ind w:left="5760" w:hanging="360"/>
-      </w:pPr>
-    </w:lvl>
-    <w:lvl w:ilvl="8" w:tplc="0419001B" w:tentative="1">
-      <w:start w:val="1"/>
-      <w:numFmt w:val="lowerRoman"/>
-      <w:lvlText w:val="%9."/>
-      <w:lvlJc w:val="right"/>
-      <w:pPr>
-        <w:ind w:left="6480" w:hanging="180"/>
-      </w:pPr>
-    </w:lvl>
-  </w:abstractNum>
-  <w:abstractNum w:abstractNumId="32" w15:restartNumberingAfterBreak="0">
+  <w:abstractNum w:abstractNumId="8" w15:restartNumberingAfterBreak="0">
     <w:nsid w:val="59154CBB"/>
     <w:multiLevelType w:val="multilevel"/>
     <w:tmpl w:val="BF047DEE"/>
@@ -15526,7 +13034,7 @@
       </w:rPr>
     </w:lvl>
   </w:abstractNum>
-  <w:abstractNum w:abstractNumId="33" w15:restartNumberingAfterBreak="0">
+  <w:abstractNum w:abstractNumId="9" w15:restartNumberingAfterBreak="0">
     <w:nsid w:val="5AE079EF"/>
     <w:multiLevelType w:val="multilevel"/>
     <w:tmpl w:val="2FECBDE2"/>
@@ -15675,233 +13183,7 @@
       </w:rPr>
     </w:lvl>
   </w:abstractNum>
-  <w:abstractNum w:abstractNumId="34" w15:restartNumberingAfterBreak="0">
-    <w:nsid w:val="5C9929D4"/>
-    <w:multiLevelType w:val="hybridMultilevel"/>
-    <w:tmpl w:val="D910CF80"/>
-    <w:lvl w:ilvl="0" w:tplc="04190001">
-      <w:start w:val="1"/>
-      <w:numFmt w:val="bullet"/>
-      <w:lvlText w:val=""/>
-      <w:lvlJc w:val="left"/>
-      <w:pPr>
-        <w:ind w:left="1429" w:hanging="360"/>
-      </w:pPr>
-      <w:rPr>
-        <w:rFonts w:ascii="Symbol" w:hAnsi="Symbol" w:hint="default"/>
-      </w:rPr>
-    </w:lvl>
-    <w:lvl w:ilvl="1" w:tplc="04190003" w:tentative="1">
-      <w:start w:val="1"/>
-      <w:numFmt w:val="bullet"/>
-      <w:lvlText w:val="o"/>
-      <w:lvlJc w:val="left"/>
-      <w:pPr>
-        <w:ind w:left="2149" w:hanging="360"/>
-      </w:pPr>
-      <w:rPr>
-        <w:rFonts w:ascii="Courier New" w:hAnsi="Courier New" w:cs="Courier New" w:hint="default"/>
-      </w:rPr>
-    </w:lvl>
-    <w:lvl w:ilvl="2" w:tplc="04190005" w:tentative="1">
-      <w:start w:val="1"/>
-      <w:numFmt w:val="bullet"/>
-      <w:lvlText w:val=""/>
-      <w:lvlJc w:val="left"/>
-      <w:pPr>
-        <w:ind w:left="2869" w:hanging="360"/>
-      </w:pPr>
-      <w:rPr>
-        <w:rFonts w:ascii="Wingdings" w:hAnsi="Wingdings" w:hint="default"/>
-      </w:rPr>
-    </w:lvl>
-    <w:lvl w:ilvl="3" w:tplc="04190001" w:tentative="1">
-      <w:start w:val="1"/>
-      <w:numFmt w:val="bullet"/>
-      <w:lvlText w:val=""/>
-      <w:lvlJc w:val="left"/>
-      <w:pPr>
-        <w:ind w:left="3589" w:hanging="360"/>
-      </w:pPr>
-      <w:rPr>
-        <w:rFonts w:ascii="Symbol" w:hAnsi="Symbol" w:hint="default"/>
-      </w:rPr>
-    </w:lvl>
-    <w:lvl w:ilvl="4" w:tplc="04190003" w:tentative="1">
-      <w:start w:val="1"/>
-      <w:numFmt w:val="bullet"/>
-      <w:lvlText w:val="o"/>
-      <w:lvlJc w:val="left"/>
-      <w:pPr>
-        <w:ind w:left="4309" w:hanging="360"/>
-      </w:pPr>
-      <w:rPr>
-        <w:rFonts w:ascii="Courier New" w:hAnsi="Courier New" w:cs="Courier New" w:hint="default"/>
-      </w:rPr>
-    </w:lvl>
-    <w:lvl w:ilvl="5" w:tplc="04190005" w:tentative="1">
-      <w:start w:val="1"/>
-      <w:numFmt w:val="bullet"/>
-      <w:lvlText w:val=""/>
-      <w:lvlJc w:val="left"/>
-      <w:pPr>
-        <w:ind w:left="5029" w:hanging="360"/>
-      </w:pPr>
-      <w:rPr>
-        <w:rFonts w:ascii="Wingdings" w:hAnsi="Wingdings" w:hint="default"/>
-      </w:rPr>
-    </w:lvl>
-    <w:lvl w:ilvl="6" w:tplc="04190001" w:tentative="1">
-      <w:start w:val="1"/>
-      <w:numFmt w:val="bullet"/>
-      <w:lvlText w:val=""/>
-      <w:lvlJc w:val="left"/>
-      <w:pPr>
-        <w:ind w:left="5749" w:hanging="360"/>
-      </w:pPr>
-      <w:rPr>
-        <w:rFonts w:ascii="Symbol" w:hAnsi="Symbol" w:hint="default"/>
-      </w:rPr>
-    </w:lvl>
-    <w:lvl w:ilvl="7" w:tplc="04190003" w:tentative="1">
-      <w:start w:val="1"/>
-      <w:numFmt w:val="bullet"/>
-      <w:lvlText w:val="o"/>
-      <w:lvlJc w:val="left"/>
-      <w:pPr>
-        <w:ind w:left="6469" w:hanging="360"/>
-      </w:pPr>
-      <w:rPr>
-        <w:rFonts w:ascii="Courier New" w:hAnsi="Courier New" w:cs="Courier New" w:hint="default"/>
-      </w:rPr>
-    </w:lvl>
-    <w:lvl w:ilvl="8" w:tplc="04190005" w:tentative="1">
-      <w:start w:val="1"/>
-      <w:numFmt w:val="bullet"/>
-      <w:lvlText w:val=""/>
-      <w:lvlJc w:val="left"/>
-      <w:pPr>
-        <w:ind w:left="7189" w:hanging="360"/>
-      </w:pPr>
-      <w:rPr>
-        <w:rFonts w:ascii="Wingdings" w:hAnsi="Wingdings" w:hint="default"/>
-      </w:rPr>
-    </w:lvl>
-  </w:abstractNum>
-  <w:abstractNum w:abstractNumId="35" w15:restartNumberingAfterBreak="0">
-    <w:nsid w:val="613444AC"/>
-    <w:multiLevelType w:val="hybridMultilevel"/>
-    <w:tmpl w:val="8FA40042"/>
-    <w:lvl w:ilvl="0" w:tplc="04190001">
-      <w:start w:val="1"/>
-      <w:numFmt w:val="bullet"/>
-      <w:lvlText w:val=""/>
-      <w:lvlJc w:val="left"/>
-      <w:pPr>
-        <w:ind w:left="1429" w:hanging="360"/>
-      </w:pPr>
-      <w:rPr>
-        <w:rFonts w:ascii="Symbol" w:hAnsi="Symbol" w:hint="default"/>
-      </w:rPr>
-    </w:lvl>
-    <w:lvl w:ilvl="1" w:tplc="04190003" w:tentative="1">
-      <w:start w:val="1"/>
-      <w:numFmt w:val="bullet"/>
-      <w:lvlText w:val="o"/>
-      <w:lvlJc w:val="left"/>
-      <w:pPr>
-        <w:ind w:left="2149" w:hanging="360"/>
-      </w:pPr>
-      <w:rPr>
-        <w:rFonts w:ascii="Courier New" w:hAnsi="Courier New" w:cs="Courier New" w:hint="default"/>
-      </w:rPr>
-    </w:lvl>
-    <w:lvl w:ilvl="2" w:tplc="04190005" w:tentative="1">
-      <w:start w:val="1"/>
-      <w:numFmt w:val="bullet"/>
-      <w:lvlText w:val=""/>
-      <w:lvlJc w:val="left"/>
-      <w:pPr>
-        <w:ind w:left="2869" w:hanging="360"/>
-      </w:pPr>
-      <w:rPr>
-        <w:rFonts w:ascii="Wingdings" w:hAnsi="Wingdings" w:hint="default"/>
-      </w:rPr>
-    </w:lvl>
-    <w:lvl w:ilvl="3" w:tplc="04190001" w:tentative="1">
-      <w:start w:val="1"/>
-      <w:numFmt w:val="bullet"/>
-      <w:lvlText w:val=""/>
-      <w:lvlJc w:val="left"/>
-      <w:pPr>
-        <w:ind w:left="3589" w:hanging="360"/>
-      </w:pPr>
-      <w:rPr>
-        <w:rFonts w:ascii="Symbol" w:hAnsi="Symbol" w:hint="default"/>
-      </w:rPr>
-    </w:lvl>
-    <w:lvl w:ilvl="4" w:tplc="04190003" w:tentative="1">
-      <w:start w:val="1"/>
-      <w:numFmt w:val="bullet"/>
-      <w:lvlText w:val="o"/>
-      <w:lvlJc w:val="left"/>
-      <w:pPr>
-        <w:ind w:left="4309" w:hanging="360"/>
-      </w:pPr>
-      <w:rPr>
-        <w:rFonts w:ascii="Courier New" w:hAnsi="Courier New" w:cs="Courier New" w:hint="default"/>
-      </w:rPr>
-    </w:lvl>
-    <w:lvl w:ilvl="5" w:tplc="04190005" w:tentative="1">
-      <w:start w:val="1"/>
-      <w:numFmt w:val="bullet"/>
-      <w:lvlText w:val=""/>
-      <w:lvlJc w:val="left"/>
-      <w:pPr>
-        <w:ind w:left="5029" w:hanging="360"/>
-      </w:pPr>
-      <w:rPr>
-        <w:rFonts w:ascii="Wingdings" w:hAnsi="Wingdings" w:hint="default"/>
-      </w:rPr>
-    </w:lvl>
-    <w:lvl w:ilvl="6" w:tplc="04190001" w:tentative="1">
-      <w:start w:val="1"/>
-      <w:numFmt w:val="bullet"/>
-      <w:lvlText w:val=""/>
-      <w:lvlJc w:val="left"/>
-      <w:pPr>
-        <w:ind w:left="5749" w:hanging="360"/>
-      </w:pPr>
-      <w:rPr>
-        <w:rFonts w:ascii="Symbol" w:hAnsi="Symbol" w:hint="default"/>
-      </w:rPr>
-    </w:lvl>
-    <w:lvl w:ilvl="7" w:tplc="04190003" w:tentative="1">
-      <w:start w:val="1"/>
-      <w:numFmt w:val="bullet"/>
-      <w:lvlText w:val="o"/>
-      <w:lvlJc w:val="left"/>
-      <w:pPr>
-        <w:ind w:left="6469" w:hanging="360"/>
-      </w:pPr>
-      <w:rPr>
-        <w:rFonts w:ascii="Courier New" w:hAnsi="Courier New" w:cs="Courier New" w:hint="default"/>
-      </w:rPr>
-    </w:lvl>
-    <w:lvl w:ilvl="8" w:tplc="04190005" w:tentative="1">
-      <w:start w:val="1"/>
-      <w:numFmt w:val="bullet"/>
-      <w:lvlText w:val=""/>
-      <w:lvlJc w:val="left"/>
-      <w:pPr>
-        <w:ind w:left="7189" w:hanging="360"/>
-      </w:pPr>
-      <w:rPr>
-        <w:rFonts w:ascii="Wingdings" w:hAnsi="Wingdings" w:hint="default"/>
-      </w:rPr>
-    </w:lvl>
-  </w:abstractNum>
-  <w:abstractNum w:abstractNumId="36" w15:restartNumberingAfterBreak="0">
+  <w:abstractNum w:abstractNumId="10" w15:restartNumberingAfterBreak="0">
     <w:nsid w:val="647D6A80"/>
     <w:multiLevelType w:val="multilevel"/>
     <w:tmpl w:val="0C78C7A4"/>
@@ -16014,360 +13296,7 @@
       </w:pPr>
     </w:lvl>
   </w:abstractNum>
-  <w:abstractNum w:abstractNumId="37" w15:restartNumberingAfterBreak="0">
-    <w:nsid w:val="652748D8"/>
-    <w:multiLevelType w:val="hybridMultilevel"/>
-    <w:tmpl w:val="20DABFA2"/>
-    <w:lvl w:ilvl="0" w:tplc="0419000F">
-      <w:start w:val="1"/>
-      <w:numFmt w:val="decimal"/>
-      <w:lvlText w:val="%1."/>
-      <w:lvlJc w:val="left"/>
-      <w:pPr>
-        <w:ind w:left="720" w:hanging="360"/>
-      </w:pPr>
-      <w:rPr>
-        <w:rFonts w:hint="default"/>
-      </w:rPr>
-    </w:lvl>
-    <w:lvl w:ilvl="1" w:tplc="04190019" w:tentative="1">
-      <w:start w:val="1"/>
-      <w:numFmt w:val="lowerLetter"/>
-      <w:lvlText w:val="%2."/>
-      <w:lvlJc w:val="left"/>
-      <w:pPr>
-        <w:ind w:left="1440" w:hanging="360"/>
-      </w:pPr>
-    </w:lvl>
-    <w:lvl w:ilvl="2" w:tplc="0419001B" w:tentative="1">
-      <w:start w:val="1"/>
-      <w:numFmt w:val="lowerRoman"/>
-      <w:lvlText w:val="%3."/>
-      <w:lvlJc w:val="right"/>
-      <w:pPr>
-        <w:ind w:left="2160" w:hanging="180"/>
-      </w:pPr>
-    </w:lvl>
-    <w:lvl w:ilvl="3" w:tplc="0419000F" w:tentative="1">
-      <w:start w:val="1"/>
-      <w:numFmt w:val="decimal"/>
-      <w:lvlText w:val="%4."/>
-      <w:lvlJc w:val="left"/>
-      <w:pPr>
-        <w:ind w:left="2880" w:hanging="360"/>
-      </w:pPr>
-    </w:lvl>
-    <w:lvl w:ilvl="4" w:tplc="04190019" w:tentative="1">
-      <w:start w:val="1"/>
-      <w:numFmt w:val="lowerLetter"/>
-      <w:lvlText w:val="%5."/>
-      <w:lvlJc w:val="left"/>
-      <w:pPr>
-        <w:ind w:left="3600" w:hanging="360"/>
-      </w:pPr>
-    </w:lvl>
-    <w:lvl w:ilvl="5" w:tplc="0419001B" w:tentative="1">
-      <w:start w:val="1"/>
-      <w:numFmt w:val="lowerRoman"/>
-      <w:lvlText w:val="%6."/>
-      <w:lvlJc w:val="right"/>
-      <w:pPr>
-        <w:ind w:left="4320" w:hanging="180"/>
-      </w:pPr>
-    </w:lvl>
-    <w:lvl w:ilvl="6" w:tplc="0419000F" w:tentative="1">
-      <w:start w:val="1"/>
-      <w:numFmt w:val="decimal"/>
-      <w:lvlText w:val="%7."/>
-      <w:lvlJc w:val="left"/>
-      <w:pPr>
-        <w:ind w:left="5040" w:hanging="360"/>
-      </w:pPr>
-    </w:lvl>
-    <w:lvl w:ilvl="7" w:tplc="04190019" w:tentative="1">
-      <w:start w:val="1"/>
-      <w:numFmt w:val="lowerLetter"/>
-      <w:lvlText w:val="%8."/>
-      <w:lvlJc w:val="left"/>
-      <w:pPr>
-        <w:ind w:left="5760" w:hanging="360"/>
-      </w:pPr>
-    </w:lvl>
-    <w:lvl w:ilvl="8" w:tplc="0419001B" w:tentative="1">
-      <w:start w:val="1"/>
-      <w:numFmt w:val="lowerRoman"/>
-      <w:lvlText w:val="%9."/>
-      <w:lvlJc w:val="right"/>
-      <w:pPr>
-        <w:ind w:left="6480" w:hanging="180"/>
-      </w:pPr>
-    </w:lvl>
-  </w:abstractNum>
-  <w:abstractNum w:abstractNumId="38" w15:restartNumberingAfterBreak="0">
-    <w:nsid w:val="655245A8"/>
-    <w:multiLevelType w:val="hybridMultilevel"/>
-    <w:tmpl w:val="C854B132"/>
-    <w:lvl w:ilvl="0" w:tplc="0419000F">
-      <w:start w:val="1"/>
-      <w:numFmt w:val="decimal"/>
-      <w:lvlText w:val="%1."/>
-      <w:lvlJc w:val="left"/>
-      <w:pPr>
-        <w:ind w:left="720" w:hanging="360"/>
-      </w:pPr>
-      <w:rPr>
-        <w:rFonts w:hint="default"/>
-      </w:rPr>
-    </w:lvl>
-    <w:lvl w:ilvl="1" w:tplc="04190019" w:tentative="1">
-      <w:start w:val="1"/>
-      <w:numFmt w:val="lowerLetter"/>
-      <w:lvlText w:val="%2."/>
-      <w:lvlJc w:val="left"/>
-      <w:pPr>
-        <w:ind w:left="1440" w:hanging="360"/>
-      </w:pPr>
-    </w:lvl>
-    <w:lvl w:ilvl="2" w:tplc="0419001B" w:tentative="1">
-      <w:start w:val="1"/>
-      <w:numFmt w:val="lowerRoman"/>
-      <w:lvlText w:val="%3."/>
-      <w:lvlJc w:val="right"/>
-      <w:pPr>
-        <w:ind w:left="2160" w:hanging="180"/>
-      </w:pPr>
-    </w:lvl>
-    <w:lvl w:ilvl="3" w:tplc="0419000F" w:tentative="1">
-      <w:start w:val="1"/>
-      <w:numFmt w:val="decimal"/>
-      <w:lvlText w:val="%4."/>
-      <w:lvlJc w:val="left"/>
-      <w:pPr>
-        <w:ind w:left="2880" w:hanging="360"/>
-      </w:pPr>
-    </w:lvl>
-    <w:lvl w:ilvl="4" w:tplc="04190019" w:tentative="1">
-      <w:start w:val="1"/>
-      <w:numFmt w:val="lowerLetter"/>
-      <w:lvlText w:val="%5."/>
-      <w:lvlJc w:val="left"/>
-      <w:pPr>
-        <w:ind w:left="3600" w:hanging="360"/>
-      </w:pPr>
-    </w:lvl>
-    <w:lvl w:ilvl="5" w:tplc="0419001B" w:tentative="1">
-      <w:start w:val="1"/>
-      <w:numFmt w:val="lowerRoman"/>
-      <w:lvlText w:val="%6."/>
-      <w:lvlJc w:val="right"/>
-      <w:pPr>
-        <w:ind w:left="4320" w:hanging="180"/>
-      </w:pPr>
-    </w:lvl>
-    <w:lvl w:ilvl="6" w:tplc="0419000F" w:tentative="1">
-      <w:start w:val="1"/>
-      <w:numFmt w:val="decimal"/>
-      <w:lvlText w:val="%7."/>
-      <w:lvlJc w:val="left"/>
-      <w:pPr>
-        <w:ind w:left="5040" w:hanging="360"/>
-      </w:pPr>
-    </w:lvl>
-    <w:lvl w:ilvl="7" w:tplc="04190019" w:tentative="1">
-      <w:start w:val="1"/>
-      <w:numFmt w:val="lowerLetter"/>
-      <w:lvlText w:val="%8."/>
-      <w:lvlJc w:val="left"/>
-      <w:pPr>
-        <w:ind w:left="5760" w:hanging="360"/>
-      </w:pPr>
-    </w:lvl>
-    <w:lvl w:ilvl="8" w:tplc="0419001B" w:tentative="1">
-      <w:start w:val="1"/>
-      <w:numFmt w:val="lowerRoman"/>
-      <w:lvlText w:val="%9."/>
-      <w:lvlJc w:val="right"/>
-      <w:pPr>
-        <w:ind w:left="6480" w:hanging="180"/>
-      </w:pPr>
-    </w:lvl>
-  </w:abstractNum>
-  <w:abstractNum w:abstractNumId="39" w15:restartNumberingAfterBreak="0">
-    <w:nsid w:val="660469C5"/>
-    <w:multiLevelType w:val="hybridMultilevel"/>
-    <w:tmpl w:val="DE8AECBA"/>
-    <w:lvl w:ilvl="0" w:tplc="0419000F">
-      <w:start w:val="1"/>
-      <w:numFmt w:val="decimal"/>
-      <w:lvlText w:val="%1."/>
-      <w:lvlJc w:val="left"/>
-      <w:pPr>
-        <w:ind w:left="720" w:hanging="360"/>
-      </w:pPr>
-    </w:lvl>
-    <w:lvl w:ilvl="1" w:tplc="04190019" w:tentative="1">
-      <w:start w:val="1"/>
-      <w:numFmt w:val="lowerLetter"/>
-      <w:lvlText w:val="%2."/>
-      <w:lvlJc w:val="left"/>
-      <w:pPr>
-        <w:ind w:left="1440" w:hanging="360"/>
-      </w:pPr>
-    </w:lvl>
-    <w:lvl w:ilvl="2" w:tplc="0419001B" w:tentative="1">
-      <w:start w:val="1"/>
-      <w:numFmt w:val="lowerRoman"/>
-      <w:lvlText w:val="%3."/>
-      <w:lvlJc w:val="right"/>
-      <w:pPr>
-        <w:ind w:left="2160" w:hanging="180"/>
-      </w:pPr>
-    </w:lvl>
-    <w:lvl w:ilvl="3" w:tplc="0419000F" w:tentative="1">
-      <w:start w:val="1"/>
-      <w:numFmt w:val="decimal"/>
-      <w:lvlText w:val="%4."/>
-      <w:lvlJc w:val="left"/>
-      <w:pPr>
-        <w:ind w:left="2880" w:hanging="360"/>
-      </w:pPr>
-    </w:lvl>
-    <w:lvl w:ilvl="4" w:tplc="04190019" w:tentative="1">
-      <w:start w:val="1"/>
-      <w:numFmt w:val="lowerLetter"/>
-      <w:lvlText w:val="%5."/>
-      <w:lvlJc w:val="left"/>
-      <w:pPr>
-        <w:ind w:left="3600" w:hanging="360"/>
-      </w:pPr>
-    </w:lvl>
-    <w:lvl w:ilvl="5" w:tplc="0419001B" w:tentative="1">
-      <w:start w:val="1"/>
-      <w:numFmt w:val="lowerRoman"/>
-      <w:lvlText w:val="%6."/>
-      <w:lvlJc w:val="right"/>
-      <w:pPr>
-        <w:ind w:left="4320" w:hanging="180"/>
-      </w:pPr>
-    </w:lvl>
-    <w:lvl w:ilvl="6" w:tplc="0419000F" w:tentative="1">
-      <w:start w:val="1"/>
-      <w:numFmt w:val="decimal"/>
-      <w:lvlText w:val="%7."/>
-      <w:lvlJc w:val="left"/>
-      <w:pPr>
-        <w:ind w:left="5040" w:hanging="360"/>
-      </w:pPr>
-    </w:lvl>
-    <w:lvl w:ilvl="7" w:tplc="04190019" w:tentative="1">
-      <w:start w:val="1"/>
-      <w:numFmt w:val="lowerLetter"/>
-      <w:lvlText w:val="%8."/>
-      <w:lvlJc w:val="left"/>
-      <w:pPr>
-        <w:ind w:left="5760" w:hanging="360"/>
-      </w:pPr>
-    </w:lvl>
-    <w:lvl w:ilvl="8" w:tplc="0419001B" w:tentative="1">
-      <w:start w:val="1"/>
-      <w:numFmt w:val="lowerRoman"/>
-      <w:lvlText w:val="%9."/>
-      <w:lvlJc w:val="right"/>
-      <w:pPr>
-        <w:ind w:left="6480" w:hanging="180"/>
-      </w:pPr>
-    </w:lvl>
-  </w:abstractNum>
-  <w:abstractNum w:abstractNumId="40" w15:restartNumberingAfterBreak="0">
-    <w:nsid w:val="674C1B5E"/>
-    <w:multiLevelType w:val="hybridMultilevel"/>
-    <w:tmpl w:val="67A6D860"/>
-    <w:lvl w:ilvl="0" w:tplc="0419000F">
-      <w:start w:val="1"/>
-      <w:numFmt w:val="decimal"/>
-      <w:lvlText w:val="%1."/>
-      <w:lvlJc w:val="left"/>
-      <w:pPr>
-        <w:ind w:left="720" w:hanging="360"/>
-      </w:pPr>
-      <w:rPr>
-        <w:rFonts w:hint="default"/>
-      </w:rPr>
-    </w:lvl>
-    <w:lvl w:ilvl="1" w:tplc="04190019" w:tentative="1">
-      <w:start w:val="1"/>
-      <w:numFmt w:val="lowerLetter"/>
-      <w:lvlText w:val="%2."/>
-      <w:lvlJc w:val="left"/>
-      <w:pPr>
-        <w:ind w:left="1440" w:hanging="360"/>
-      </w:pPr>
-    </w:lvl>
-    <w:lvl w:ilvl="2" w:tplc="0419001B" w:tentative="1">
-      <w:start w:val="1"/>
-      <w:numFmt w:val="lowerRoman"/>
-      <w:lvlText w:val="%3."/>
-      <w:lvlJc w:val="right"/>
-      <w:pPr>
-        <w:ind w:left="2160" w:hanging="180"/>
-      </w:pPr>
-    </w:lvl>
-    <w:lvl w:ilvl="3" w:tplc="0419000F" w:tentative="1">
-      <w:start w:val="1"/>
-      <w:numFmt w:val="decimal"/>
-      <w:lvlText w:val="%4."/>
-      <w:lvlJc w:val="left"/>
-      <w:pPr>
-        <w:ind w:left="2880" w:hanging="360"/>
-      </w:pPr>
-    </w:lvl>
-    <w:lvl w:ilvl="4" w:tplc="04190019" w:tentative="1">
-      <w:start w:val="1"/>
-      <w:numFmt w:val="lowerLetter"/>
-      <w:lvlText w:val="%5."/>
-      <w:lvlJc w:val="left"/>
-      <w:pPr>
-        <w:ind w:left="3600" w:hanging="360"/>
-      </w:pPr>
-    </w:lvl>
-    <w:lvl w:ilvl="5" w:tplc="0419001B" w:tentative="1">
-      <w:start w:val="1"/>
-      <w:numFmt w:val="lowerRoman"/>
-      <w:lvlText w:val="%6."/>
-      <w:lvlJc w:val="right"/>
-      <w:pPr>
-        <w:ind w:left="4320" w:hanging="180"/>
-      </w:pPr>
-    </w:lvl>
-    <w:lvl w:ilvl="6" w:tplc="0419000F" w:tentative="1">
-      <w:start w:val="1"/>
-      <w:numFmt w:val="decimal"/>
-      <w:lvlText w:val="%7."/>
-      <w:lvlJc w:val="left"/>
-      <w:pPr>
-        <w:ind w:left="5040" w:hanging="360"/>
-      </w:pPr>
-    </w:lvl>
-    <w:lvl w:ilvl="7" w:tplc="04190019" w:tentative="1">
-      <w:start w:val="1"/>
-      <w:numFmt w:val="lowerLetter"/>
-      <w:lvlText w:val="%8."/>
-      <w:lvlJc w:val="left"/>
-      <w:pPr>
-        <w:ind w:left="5760" w:hanging="360"/>
-      </w:pPr>
-    </w:lvl>
-    <w:lvl w:ilvl="8" w:tplc="0419001B" w:tentative="1">
-      <w:start w:val="1"/>
-      <w:numFmt w:val="lowerRoman"/>
-      <w:lvlText w:val="%9."/>
-      <w:lvlJc w:val="right"/>
-      <w:pPr>
-        <w:ind w:left="6480" w:hanging="180"/>
-      </w:pPr>
-    </w:lvl>
-  </w:abstractNum>
-  <w:abstractNum w:abstractNumId="41" w15:restartNumberingAfterBreak="0">
+  <w:abstractNum w:abstractNumId="11" w15:restartNumberingAfterBreak="0">
     <w:nsid w:val="6ABB4937"/>
     <w:multiLevelType w:val="multilevel"/>
     <w:tmpl w:val="F5404234"/>
@@ -16480,120 +13409,7 @@
       </w:pPr>
     </w:lvl>
   </w:abstractNum>
-  <w:abstractNum w:abstractNumId="42" w15:restartNumberingAfterBreak="0">
-    <w:nsid w:val="6B2D5FDA"/>
-    <w:multiLevelType w:val="multilevel"/>
-    <w:tmpl w:val="CD42DEE6"/>
-    <w:lvl w:ilvl="0">
-      <w:start w:val="1"/>
-      <w:numFmt w:val="decimal"/>
-      <w:lvlText w:val="%1."/>
-      <w:lvlJc w:val="left"/>
-      <w:pPr>
-        <w:tabs>
-          <w:tab w:val="num" w:pos="720"/>
-        </w:tabs>
-        <w:ind w:left="720" w:hanging="360"/>
-      </w:pPr>
-    </w:lvl>
-    <w:lvl w:ilvl="1" w:tentative="1">
-      <w:start w:val="1"/>
-      <w:numFmt w:val="decimal"/>
-      <w:lvlText w:val="%2."/>
-      <w:lvlJc w:val="left"/>
-      <w:pPr>
-        <w:tabs>
-          <w:tab w:val="num" w:pos="1440"/>
-        </w:tabs>
-        <w:ind w:left="1440" w:hanging="360"/>
-      </w:pPr>
-    </w:lvl>
-    <w:lvl w:ilvl="2" w:tentative="1">
-      <w:start w:val="1"/>
-      <w:numFmt w:val="decimal"/>
-      <w:lvlText w:val="%3."/>
-      <w:lvlJc w:val="left"/>
-      <w:pPr>
-        <w:tabs>
-          <w:tab w:val="num" w:pos="2160"/>
-        </w:tabs>
-        <w:ind w:left="2160" w:hanging="360"/>
-      </w:pPr>
-    </w:lvl>
-    <w:lvl w:ilvl="3" w:tentative="1">
-      <w:start w:val="1"/>
-      <w:numFmt w:val="decimal"/>
-      <w:lvlText w:val="%4."/>
-      <w:lvlJc w:val="left"/>
-      <w:pPr>
-        <w:tabs>
-          <w:tab w:val="num" w:pos="2880"/>
-        </w:tabs>
-        <w:ind w:left="2880" w:hanging="360"/>
-      </w:pPr>
-    </w:lvl>
-    <w:lvl w:ilvl="4" w:tentative="1">
-      <w:start w:val="1"/>
-      <w:numFmt w:val="decimal"/>
-      <w:lvlText w:val="%5."/>
-      <w:lvlJc w:val="left"/>
-      <w:pPr>
-        <w:tabs>
-          <w:tab w:val="num" w:pos="3600"/>
-        </w:tabs>
-        <w:ind w:left="3600" w:hanging="360"/>
-      </w:pPr>
-    </w:lvl>
-    <w:lvl w:ilvl="5" w:tentative="1">
-      <w:start w:val="1"/>
-      <w:numFmt w:val="decimal"/>
-      <w:lvlText w:val="%6."/>
-      <w:lvlJc w:val="left"/>
-      <w:pPr>
-        <w:tabs>
-          <w:tab w:val="num" w:pos="4320"/>
-        </w:tabs>
-        <w:ind w:left="4320" w:hanging="360"/>
-      </w:pPr>
-    </w:lvl>
-    <w:lvl w:ilvl="6" w:tentative="1">
-      <w:start w:val="1"/>
-      <w:numFmt w:val="decimal"/>
-      <w:lvlText w:val="%7."/>
-      <w:lvlJc w:val="left"/>
-      <w:pPr>
-        <w:tabs>
-          <w:tab w:val="num" w:pos="5040"/>
-        </w:tabs>
-        <w:ind w:left="5040" w:hanging="360"/>
-      </w:pPr>
-    </w:lvl>
-    <w:lvl w:ilvl="7" w:tentative="1">
-      <w:start w:val="1"/>
-      <w:numFmt w:val="decimal"/>
-      <w:lvlText w:val="%8."/>
-      <w:lvlJc w:val="left"/>
-      <w:pPr>
-        <w:tabs>
-          <w:tab w:val="num" w:pos="5760"/>
-        </w:tabs>
-        <w:ind w:left="5760" w:hanging="360"/>
-      </w:pPr>
-    </w:lvl>
-    <w:lvl w:ilvl="8" w:tentative="1">
-      <w:start w:val="1"/>
-      <w:numFmt w:val="decimal"/>
-      <w:lvlText w:val="%9."/>
-      <w:lvlJc w:val="left"/>
-      <w:pPr>
-        <w:tabs>
-          <w:tab w:val="num" w:pos="6480"/>
-        </w:tabs>
-        <w:ind w:left="6480" w:hanging="360"/>
-      </w:pPr>
-    </w:lvl>
-  </w:abstractNum>
-  <w:abstractNum w:abstractNumId="43" w15:restartNumberingAfterBreak="0">
+  <w:abstractNum w:abstractNumId="12" w15:restartNumberingAfterBreak="0">
     <w:nsid w:val="6ED82C11"/>
     <w:multiLevelType w:val="multilevel"/>
     <w:tmpl w:val="3210E6B6"/>
@@ -16707,120 +13523,7 @@
       </w:rPr>
     </w:lvl>
   </w:abstractNum>
-  <w:abstractNum w:abstractNumId="44" w15:restartNumberingAfterBreak="0">
-    <w:nsid w:val="72B6081B"/>
-    <w:multiLevelType w:val="hybridMultilevel"/>
-    <w:tmpl w:val="6B26114C"/>
-    <w:lvl w:ilvl="0" w:tplc="04190001">
-      <w:start w:val="1"/>
-      <w:numFmt w:val="bullet"/>
-      <w:lvlText w:val=""/>
-      <w:lvlJc w:val="left"/>
-      <w:pPr>
-        <w:ind w:left="1426" w:hanging="360"/>
-      </w:pPr>
-      <w:rPr>
-        <w:rFonts w:ascii="Symbol" w:hAnsi="Symbol" w:hint="default"/>
-      </w:rPr>
-    </w:lvl>
-    <w:lvl w:ilvl="1" w:tplc="04190003" w:tentative="1">
-      <w:start w:val="1"/>
-      <w:numFmt w:val="bullet"/>
-      <w:lvlText w:val="o"/>
-      <w:lvlJc w:val="left"/>
-      <w:pPr>
-        <w:ind w:left="2146" w:hanging="360"/>
-      </w:pPr>
-      <w:rPr>
-        <w:rFonts w:ascii="Courier New" w:hAnsi="Courier New" w:cs="Courier New" w:hint="default"/>
-      </w:rPr>
-    </w:lvl>
-    <w:lvl w:ilvl="2" w:tplc="04190005" w:tentative="1">
-      <w:start w:val="1"/>
-      <w:numFmt w:val="bullet"/>
-      <w:lvlText w:val=""/>
-      <w:lvlJc w:val="left"/>
-      <w:pPr>
-        <w:ind w:left="2866" w:hanging="360"/>
-      </w:pPr>
-      <w:rPr>
-        <w:rFonts w:ascii="Wingdings" w:hAnsi="Wingdings" w:hint="default"/>
-      </w:rPr>
-    </w:lvl>
-    <w:lvl w:ilvl="3" w:tplc="04190001" w:tentative="1">
-      <w:start w:val="1"/>
-      <w:numFmt w:val="bullet"/>
-      <w:lvlText w:val=""/>
-      <w:lvlJc w:val="left"/>
-      <w:pPr>
-        <w:ind w:left="3586" w:hanging="360"/>
-      </w:pPr>
-      <w:rPr>
-        <w:rFonts w:ascii="Symbol" w:hAnsi="Symbol" w:hint="default"/>
-      </w:rPr>
-    </w:lvl>
-    <w:lvl w:ilvl="4" w:tplc="04190003" w:tentative="1">
-      <w:start w:val="1"/>
-      <w:numFmt w:val="bullet"/>
-      <w:lvlText w:val="o"/>
-      <w:lvlJc w:val="left"/>
-      <w:pPr>
-        <w:ind w:left="4306" w:hanging="360"/>
-      </w:pPr>
-      <w:rPr>
-        <w:rFonts w:ascii="Courier New" w:hAnsi="Courier New" w:cs="Courier New" w:hint="default"/>
-      </w:rPr>
-    </w:lvl>
-    <w:lvl w:ilvl="5" w:tplc="04190005" w:tentative="1">
-      <w:start w:val="1"/>
-      <w:numFmt w:val="bullet"/>
-      <w:lvlText w:val=""/>
-      <w:lvlJc w:val="left"/>
-      <w:pPr>
-        <w:ind w:left="5026" w:hanging="360"/>
-      </w:pPr>
-      <w:rPr>
-        <w:rFonts w:ascii="Wingdings" w:hAnsi="Wingdings" w:hint="default"/>
-      </w:rPr>
-    </w:lvl>
-    <w:lvl w:ilvl="6" w:tplc="04190001" w:tentative="1">
-      <w:start w:val="1"/>
-      <w:numFmt w:val="bullet"/>
-      <w:lvlText w:val=""/>
-      <w:lvlJc w:val="left"/>
-      <w:pPr>
-        <w:ind w:left="5746" w:hanging="360"/>
-      </w:pPr>
-      <w:rPr>
-        <w:rFonts w:ascii="Symbol" w:hAnsi="Symbol" w:hint="default"/>
-      </w:rPr>
-    </w:lvl>
-    <w:lvl w:ilvl="7" w:tplc="04190003" w:tentative="1">
-      <w:start w:val="1"/>
-      <w:numFmt w:val="bullet"/>
-      <w:lvlText w:val="o"/>
-      <w:lvlJc w:val="left"/>
-      <w:pPr>
-        <w:ind w:left="6466" w:hanging="360"/>
-      </w:pPr>
-      <w:rPr>
-        <w:rFonts w:ascii="Courier New" w:hAnsi="Courier New" w:cs="Courier New" w:hint="default"/>
-      </w:rPr>
-    </w:lvl>
-    <w:lvl w:ilvl="8" w:tplc="04190005" w:tentative="1">
-      <w:start w:val="1"/>
-      <w:numFmt w:val="bullet"/>
-      <w:lvlText w:val=""/>
-      <w:lvlJc w:val="left"/>
-      <w:pPr>
-        <w:ind w:left="7186" w:hanging="360"/>
-      </w:pPr>
-      <w:rPr>
-        <w:rFonts w:ascii="Wingdings" w:hAnsi="Wingdings" w:hint="default"/>
-      </w:rPr>
-    </w:lvl>
-  </w:abstractNum>
-  <w:abstractNum w:abstractNumId="45" w15:restartNumberingAfterBreak="0">
+  <w:abstractNum w:abstractNumId="13" w15:restartNumberingAfterBreak="0">
     <w:nsid w:val="75FC1694"/>
     <w:multiLevelType w:val="hybridMultilevel"/>
     <w:tmpl w:val="D80A9B6E"/>
@@ -16906,7 +13609,7 @@
       </w:pPr>
     </w:lvl>
   </w:abstractNum>
-  <w:abstractNum w:abstractNumId="46" w15:restartNumberingAfterBreak="0">
+  <w:abstractNum w:abstractNumId="14" w15:restartNumberingAfterBreak="0">
     <w:nsid w:val="793F3311"/>
     <w:multiLevelType w:val="multilevel"/>
     <w:tmpl w:val="0419001F"/>
@@ -16993,120 +13696,7 @@
       </w:pPr>
     </w:lvl>
   </w:abstractNum>
-  <w:abstractNum w:abstractNumId="47" w15:restartNumberingAfterBreak="0">
-    <w:nsid w:val="7A9B5B26"/>
-    <w:multiLevelType w:val="multilevel"/>
-    <w:tmpl w:val="19C299F0"/>
-    <w:lvl w:ilvl="0">
-      <w:start w:val="1"/>
-      <w:numFmt w:val="decimal"/>
-      <w:lvlText w:val="%1."/>
-      <w:lvlJc w:val="left"/>
-      <w:pPr>
-        <w:tabs>
-          <w:tab w:val="num" w:pos="720"/>
-        </w:tabs>
-        <w:ind w:left="720" w:hanging="360"/>
-      </w:pPr>
-    </w:lvl>
-    <w:lvl w:ilvl="1" w:tentative="1">
-      <w:start w:val="1"/>
-      <w:numFmt w:val="decimal"/>
-      <w:lvlText w:val="%2."/>
-      <w:lvlJc w:val="left"/>
-      <w:pPr>
-        <w:tabs>
-          <w:tab w:val="num" w:pos="1440"/>
-        </w:tabs>
-        <w:ind w:left="1440" w:hanging="360"/>
-      </w:pPr>
-    </w:lvl>
-    <w:lvl w:ilvl="2" w:tentative="1">
-      <w:start w:val="1"/>
-      <w:numFmt w:val="decimal"/>
-      <w:lvlText w:val="%3."/>
-      <w:lvlJc w:val="left"/>
-      <w:pPr>
-        <w:tabs>
-          <w:tab w:val="num" w:pos="2160"/>
-        </w:tabs>
-        <w:ind w:left="2160" w:hanging="360"/>
-      </w:pPr>
-    </w:lvl>
-    <w:lvl w:ilvl="3" w:tentative="1">
-      <w:start w:val="1"/>
-      <w:numFmt w:val="decimal"/>
-      <w:lvlText w:val="%4."/>
-      <w:lvlJc w:val="left"/>
-      <w:pPr>
-        <w:tabs>
-          <w:tab w:val="num" w:pos="2880"/>
-        </w:tabs>
-        <w:ind w:left="2880" w:hanging="360"/>
-      </w:pPr>
-    </w:lvl>
-    <w:lvl w:ilvl="4" w:tentative="1">
-      <w:start w:val="1"/>
-      <w:numFmt w:val="decimal"/>
-      <w:lvlText w:val="%5."/>
-      <w:lvlJc w:val="left"/>
-      <w:pPr>
-        <w:tabs>
-          <w:tab w:val="num" w:pos="3600"/>
-        </w:tabs>
-        <w:ind w:left="3600" w:hanging="360"/>
-      </w:pPr>
-    </w:lvl>
-    <w:lvl w:ilvl="5" w:tentative="1">
-      <w:start w:val="1"/>
-      <w:numFmt w:val="decimal"/>
-      <w:lvlText w:val="%6."/>
-      <w:lvlJc w:val="left"/>
-      <w:pPr>
-        <w:tabs>
-          <w:tab w:val="num" w:pos="4320"/>
-        </w:tabs>
-        <w:ind w:left="4320" w:hanging="360"/>
-      </w:pPr>
-    </w:lvl>
-    <w:lvl w:ilvl="6" w:tentative="1">
-      <w:start w:val="1"/>
-      <w:numFmt w:val="decimal"/>
-      <w:lvlText w:val="%7."/>
-      <w:lvlJc w:val="left"/>
-      <w:pPr>
-        <w:tabs>
-          <w:tab w:val="num" w:pos="5040"/>
-        </w:tabs>
-        <w:ind w:left="5040" w:hanging="360"/>
-      </w:pPr>
-    </w:lvl>
-    <w:lvl w:ilvl="7" w:tentative="1">
-      <w:start w:val="1"/>
-      <w:numFmt w:val="decimal"/>
-      <w:lvlText w:val="%8."/>
-      <w:lvlJc w:val="left"/>
-      <w:pPr>
-        <w:tabs>
-          <w:tab w:val="num" w:pos="5760"/>
-        </w:tabs>
-        <w:ind w:left="5760" w:hanging="360"/>
-      </w:pPr>
-    </w:lvl>
-    <w:lvl w:ilvl="8" w:tentative="1">
-      <w:start w:val="1"/>
-      <w:numFmt w:val="decimal"/>
-      <w:lvlText w:val="%9."/>
-      <w:lvlJc w:val="left"/>
-      <w:pPr>
-        <w:tabs>
-          <w:tab w:val="num" w:pos="6480"/>
-        </w:tabs>
-        <w:ind w:left="6480" w:hanging="360"/>
-      </w:pPr>
-    </w:lvl>
-  </w:abstractNum>
-  <w:abstractNum w:abstractNumId="48" w15:restartNumberingAfterBreak="0">
+  <w:abstractNum w:abstractNumId="15" w15:restartNumberingAfterBreak="0">
     <w:nsid w:val="7BA53C9B"/>
     <w:multiLevelType w:val="multilevel"/>
     <w:tmpl w:val="70F27E3C"/>
@@ -17255,397 +13845,55 @@
       </w:rPr>
     </w:lvl>
   </w:abstractNum>
-  <w:abstractNum w:abstractNumId="49" w15:restartNumberingAfterBreak="0">
-    <w:nsid w:val="7C116EF4"/>
-    <w:multiLevelType w:val="hybridMultilevel"/>
-    <w:tmpl w:val="A6B03386"/>
-    <w:lvl w:ilvl="0" w:tplc="8A8C8D86">
-      <w:start w:val="1"/>
-      <w:numFmt w:val="decimal"/>
-      <w:lvlText w:val="[%1]"/>
-      <w:lvlJc w:val="left"/>
-      <w:pPr>
-        <w:ind w:left="1440" w:hanging="360"/>
-      </w:pPr>
-      <w:rPr>
-        <w:rFonts w:hint="default"/>
-      </w:rPr>
-    </w:lvl>
-    <w:lvl w:ilvl="1" w:tplc="04190019" w:tentative="1">
-      <w:start w:val="1"/>
-      <w:numFmt w:val="lowerLetter"/>
-      <w:lvlText w:val="%2."/>
-      <w:lvlJc w:val="left"/>
-      <w:pPr>
-        <w:ind w:left="2160" w:hanging="360"/>
-      </w:pPr>
-    </w:lvl>
-    <w:lvl w:ilvl="2" w:tplc="0419001B" w:tentative="1">
-      <w:start w:val="1"/>
-      <w:numFmt w:val="lowerRoman"/>
-      <w:lvlText w:val="%3."/>
-      <w:lvlJc w:val="right"/>
-      <w:pPr>
-        <w:ind w:left="2880" w:hanging="180"/>
-      </w:pPr>
-    </w:lvl>
-    <w:lvl w:ilvl="3" w:tplc="0419000F" w:tentative="1">
-      <w:start w:val="1"/>
-      <w:numFmt w:val="decimal"/>
-      <w:lvlText w:val="%4."/>
-      <w:lvlJc w:val="left"/>
-      <w:pPr>
-        <w:ind w:left="3600" w:hanging="360"/>
-      </w:pPr>
-    </w:lvl>
-    <w:lvl w:ilvl="4" w:tplc="04190019" w:tentative="1">
-      <w:start w:val="1"/>
-      <w:numFmt w:val="lowerLetter"/>
-      <w:lvlText w:val="%5."/>
-      <w:lvlJc w:val="left"/>
-      <w:pPr>
-        <w:ind w:left="4320" w:hanging="360"/>
-      </w:pPr>
-    </w:lvl>
-    <w:lvl w:ilvl="5" w:tplc="0419001B" w:tentative="1">
-      <w:start w:val="1"/>
-      <w:numFmt w:val="lowerRoman"/>
-      <w:lvlText w:val="%6."/>
-      <w:lvlJc w:val="right"/>
-      <w:pPr>
-        <w:ind w:left="5040" w:hanging="180"/>
-      </w:pPr>
-    </w:lvl>
-    <w:lvl w:ilvl="6" w:tplc="0419000F" w:tentative="1">
-      <w:start w:val="1"/>
-      <w:numFmt w:val="decimal"/>
-      <w:lvlText w:val="%7."/>
-      <w:lvlJc w:val="left"/>
-      <w:pPr>
-        <w:ind w:left="5760" w:hanging="360"/>
-      </w:pPr>
-    </w:lvl>
-    <w:lvl w:ilvl="7" w:tplc="04190019" w:tentative="1">
-      <w:start w:val="1"/>
-      <w:numFmt w:val="lowerLetter"/>
-      <w:lvlText w:val="%8."/>
-      <w:lvlJc w:val="left"/>
-      <w:pPr>
-        <w:ind w:left="6480" w:hanging="360"/>
-      </w:pPr>
-    </w:lvl>
-    <w:lvl w:ilvl="8" w:tplc="0419001B" w:tentative="1">
-      <w:start w:val="1"/>
-      <w:numFmt w:val="lowerRoman"/>
-      <w:lvlText w:val="%9."/>
-      <w:lvlJc w:val="right"/>
-      <w:pPr>
-        <w:ind w:left="7200" w:hanging="180"/>
-      </w:pPr>
-    </w:lvl>
-  </w:abstractNum>
-  <w:abstractNum w:abstractNumId="50" w15:restartNumberingAfterBreak="0">
-    <w:nsid w:val="7C923BA9"/>
-    <w:multiLevelType w:val="multilevel"/>
-    <w:tmpl w:val="90A6D770"/>
-    <w:lvl w:ilvl="0">
-      <w:start w:val="8"/>
-      <w:numFmt w:val="decimal"/>
-      <w:lvlText w:val="%1."/>
-      <w:lvlJc w:val="left"/>
-      <w:pPr>
-        <w:ind w:left="360" w:hanging="360"/>
-      </w:pPr>
-      <w:rPr>
-        <w:rFonts w:hint="default"/>
-      </w:rPr>
-    </w:lvl>
-    <w:lvl w:ilvl="1">
-      <w:start w:val="1"/>
-      <w:numFmt w:val="decimal"/>
-      <w:lvlText w:val="%1.%2."/>
-      <w:lvlJc w:val="left"/>
-      <w:pPr>
-        <w:ind w:left="792" w:hanging="432"/>
-      </w:pPr>
-      <w:rPr>
-        <w:rFonts w:hint="default"/>
-      </w:rPr>
-    </w:lvl>
-    <w:lvl w:ilvl="2">
-      <w:start w:val="1"/>
-      <w:numFmt w:val="decimal"/>
-      <w:lvlText w:val="%1.%2.%3."/>
-      <w:lvlJc w:val="left"/>
-      <w:pPr>
-        <w:ind w:left="1224" w:hanging="504"/>
-      </w:pPr>
-      <w:rPr>
-        <w:rFonts w:hint="default"/>
-      </w:rPr>
-    </w:lvl>
-    <w:lvl w:ilvl="3">
-      <w:start w:val="1"/>
-      <w:numFmt w:val="decimal"/>
-      <w:lvlText w:val="%1.%2.%3.%4."/>
-      <w:lvlJc w:val="left"/>
-      <w:pPr>
-        <w:ind w:left="1728" w:hanging="648"/>
-      </w:pPr>
-      <w:rPr>
-        <w:rFonts w:hint="default"/>
-      </w:rPr>
-    </w:lvl>
-    <w:lvl w:ilvl="4">
-      <w:start w:val="1"/>
-      <w:numFmt w:val="decimal"/>
-      <w:lvlText w:val="%1.%2.%3.%4.%5."/>
-      <w:lvlJc w:val="left"/>
-      <w:pPr>
-        <w:ind w:left="2232" w:hanging="792"/>
-      </w:pPr>
-      <w:rPr>
-        <w:rFonts w:hint="default"/>
-      </w:rPr>
-    </w:lvl>
-    <w:lvl w:ilvl="5">
-      <w:start w:val="1"/>
-      <w:numFmt w:val="decimal"/>
-      <w:lvlText w:val="%1.%2.%3.%4.%5.%6."/>
-      <w:lvlJc w:val="left"/>
-      <w:pPr>
-        <w:ind w:left="2736" w:hanging="936"/>
-      </w:pPr>
-      <w:rPr>
-        <w:rFonts w:hint="default"/>
-      </w:rPr>
-    </w:lvl>
-    <w:lvl w:ilvl="6">
-      <w:start w:val="1"/>
-      <w:numFmt w:val="decimal"/>
-      <w:lvlText w:val="%1.%2.%3.%4.%5.%6.%7."/>
-      <w:lvlJc w:val="left"/>
-      <w:pPr>
-        <w:ind w:left="3240" w:hanging="1080"/>
-      </w:pPr>
-      <w:rPr>
-        <w:rFonts w:hint="default"/>
-      </w:rPr>
-    </w:lvl>
-    <w:lvl w:ilvl="7">
-      <w:start w:val="1"/>
-      <w:numFmt w:val="decimal"/>
-      <w:lvlText w:val="%1.%2.%3.%4.%5.%6.%7.%8."/>
-      <w:lvlJc w:val="left"/>
-      <w:pPr>
-        <w:ind w:left="3744" w:hanging="1224"/>
-      </w:pPr>
-      <w:rPr>
-        <w:rFonts w:hint="default"/>
-      </w:rPr>
-    </w:lvl>
-    <w:lvl w:ilvl="8">
-      <w:start w:val="1"/>
-      <w:numFmt w:val="decimal"/>
-      <w:lvlText w:val="%1.%2.%3.%4.%5.%6.%7.%8.%9."/>
-      <w:lvlJc w:val="left"/>
-      <w:pPr>
-        <w:ind w:left="4320" w:hanging="1440"/>
-      </w:pPr>
-      <w:rPr>
-        <w:rFonts w:hint="default"/>
-      </w:rPr>
-    </w:lvl>
-  </w:abstractNum>
-  <w:num w:numId="1" w16cid:durableId="589697119">
+  <w:num w:numId="1" w16cid:durableId="397871075">
+    <w:abstractNumId w:val="3"/>
+  </w:num>
+  <w:num w:numId="2" w16cid:durableId="1125007111">
+    <w:abstractNumId w:val="14"/>
+  </w:num>
+  <w:num w:numId="3" w16cid:durableId="706179672">
+    <w:abstractNumId w:val="6"/>
+  </w:num>
+  <w:num w:numId="4" w16cid:durableId="853227608">
+    <w:abstractNumId w:val="4"/>
+  </w:num>
+  <w:num w:numId="5" w16cid:durableId="939334858">
+    <w:abstractNumId w:val="12"/>
+  </w:num>
+  <w:num w:numId="6" w16cid:durableId="2114475051">
+    <w:abstractNumId w:val="7"/>
+  </w:num>
+  <w:num w:numId="7" w16cid:durableId="1317339390">
+    <w:abstractNumId w:val="0"/>
+  </w:num>
+  <w:num w:numId="8" w16cid:durableId="525682545">
+    <w:abstractNumId w:val="1"/>
+  </w:num>
+  <w:num w:numId="9" w16cid:durableId="884367045">
+    <w:abstractNumId w:val="13"/>
+  </w:num>
+  <w:num w:numId="10" w16cid:durableId="1434521271">
+    <w:abstractNumId w:val="5"/>
+  </w:num>
+  <w:num w:numId="11" w16cid:durableId="853493347">
     <w:abstractNumId w:val="10"/>
   </w:num>
-  <w:num w:numId="2" w16cid:durableId="1894192472">
-    <w:abstractNumId w:val="5"/>
+  <w:num w:numId="12" w16cid:durableId="273173939">
+    <w:abstractNumId w:val="15"/>
   </w:num>
-  <w:num w:numId="3" w16cid:durableId="1305426292">
-    <w:abstractNumId w:val="29"/>
+  <w:num w:numId="13" w16cid:durableId="502431665">
+    <w:abstractNumId w:val="11"/>
   </w:num>
-  <w:num w:numId="4" w16cid:durableId="397871075">
-    <w:abstractNumId w:val="18"/>
+  <w:num w:numId="14" w16cid:durableId="947856273">
+    <w:abstractNumId w:val="2"/>
   </w:num>
-  <w:num w:numId="5" w16cid:durableId="40567408">
-    <w:abstractNumId w:val="47"/>
-  </w:num>
-  <w:num w:numId="6" w16cid:durableId="780304349">
-    <w:abstractNumId w:val="13"/>
-  </w:num>
-  <w:num w:numId="7" w16cid:durableId="1125007111">
-    <w:abstractNumId w:val="46"/>
-  </w:num>
-  <w:num w:numId="8" w16cid:durableId="706179672">
-    <w:abstractNumId w:val="24"/>
-  </w:num>
-  <w:num w:numId="9" w16cid:durableId="635379246">
-    <w:abstractNumId w:val="50"/>
-  </w:num>
-  <w:num w:numId="10" w16cid:durableId="853227608">
-    <w:abstractNumId w:val="20"/>
-  </w:num>
-  <w:num w:numId="11" w16cid:durableId="939334858">
-    <w:abstractNumId w:val="43"/>
-  </w:num>
-  <w:num w:numId="12" w16cid:durableId="1909878236">
+  <w:num w:numId="15" w16cid:durableId="2139686613">
     <w:abstractNumId w:val="9"/>
   </w:num>
-  <w:num w:numId="13" w16cid:durableId="2114475051">
-    <w:abstractNumId w:val="27"/>
-  </w:num>
-  <w:num w:numId="14" w16cid:durableId="286395216">
-    <w:abstractNumId w:val="27"/>
-    <w:lvlOverride w:ilvl="0">
-      <w:startOverride w:val="1"/>
-    </w:lvlOverride>
-  </w:num>
-  <w:num w:numId="15" w16cid:durableId="711423690">
-    <w:abstractNumId w:val="39"/>
-  </w:num>
-  <w:num w:numId="16" w16cid:durableId="1442453379">
-    <w:abstractNumId w:val="40"/>
-  </w:num>
-  <w:num w:numId="17" w16cid:durableId="1788430429">
-    <w:abstractNumId w:val="37"/>
-  </w:num>
-  <w:num w:numId="18" w16cid:durableId="2099449119">
-    <w:abstractNumId w:val="17"/>
-  </w:num>
-  <w:num w:numId="19" w16cid:durableId="1017926076">
-    <w:abstractNumId w:val="6"/>
-  </w:num>
-  <w:num w:numId="20" w16cid:durableId="928585809">
-    <w:abstractNumId w:val="35"/>
-  </w:num>
-  <w:num w:numId="21" w16cid:durableId="495734220">
-    <w:abstractNumId w:val="30"/>
-  </w:num>
-  <w:num w:numId="22" w16cid:durableId="780996076">
-    <w:abstractNumId w:val="28"/>
-  </w:num>
-  <w:num w:numId="23" w16cid:durableId="701982825">
-    <w:abstractNumId w:val="38"/>
-  </w:num>
-  <w:num w:numId="24" w16cid:durableId="263999520">
-    <w:abstractNumId w:val="31"/>
-  </w:num>
-  <w:num w:numId="25" w16cid:durableId="873540578">
-    <w:abstractNumId w:val="0"/>
-  </w:num>
-  <w:num w:numId="26" w16cid:durableId="679311903">
-    <w:abstractNumId w:val="1"/>
-  </w:num>
-  <w:num w:numId="27" w16cid:durableId="1798597266">
-    <w:abstractNumId w:val="23"/>
-  </w:num>
-  <w:num w:numId="28" w16cid:durableId="121465442">
-    <w:abstractNumId w:val="49"/>
-  </w:num>
-  <w:num w:numId="29" w16cid:durableId="1481771839">
-    <w:abstractNumId w:val="19"/>
-  </w:num>
-  <w:num w:numId="30" w16cid:durableId="726805887">
-    <w:abstractNumId w:val="4"/>
-  </w:num>
-  <w:num w:numId="31" w16cid:durableId="2079592031">
-    <w:abstractNumId w:val="44"/>
-  </w:num>
-  <w:num w:numId="32" w16cid:durableId="1781339982">
-    <w:abstractNumId w:val="16"/>
-  </w:num>
-  <w:num w:numId="33" w16cid:durableId="123736525">
-    <w:abstractNumId w:val="12"/>
-  </w:num>
-  <w:num w:numId="34" w16cid:durableId="639388118">
-    <w:abstractNumId w:val="11"/>
-  </w:num>
-  <w:num w:numId="35" w16cid:durableId="322779641">
-    <w:abstractNumId w:val="21"/>
-  </w:num>
-  <w:num w:numId="36" w16cid:durableId="1317339390">
-    <w:abstractNumId w:val="2"/>
-  </w:num>
-  <w:num w:numId="37" w16cid:durableId="583103921">
-    <w:abstractNumId w:val="34"/>
-  </w:num>
-  <w:num w:numId="38" w16cid:durableId="267733909">
-    <w:abstractNumId w:val="26"/>
-  </w:num>
-  <w:num w:numId="39" w16cid:durableId="1218667178">
-    <w:abstractNumId w:val="25"/>
-  </w:num>
-  <w:num w:numId="40" w16cid:durableId="525682545">
+  <w:num w:numId="16" w16cid:durableId="1306012564">
     <w:abstractNumId w:val="8"/>
   </w:num>
-  <w:num w:numId="41" w16cid:durableId="1808890706">
-    <w:abstractNumId w:val="42"/>
-  </w:num>
-  <w:num w:numId="42" w16cid:durableId="176432814">
-    <w:abstractNumId w:val="15"/>
-  </w:num>
-  <w:num w:numId="43" w16cid:durableId="884367045">
-    <w:abstractNumId w:val="45"/>
-  </w:num>
-  <w:num w:numId="44" w16cid:durableId="1434521271">
-    <w:abstractNumId w:val="22"/>
-  </w:num>
-  <w:num w:numId="45" w16cid:durableId="853493347">
-    <w:abstractNumId w:val="36"/>
-  </w:num>
-  <w:num w:numId="46" w16cid:durableId="1932813278">
-    <w:abstractNumId w:val="7"/>
-  </w:num>
-  <w:num w:numId="47" w16cid:durableId="273173939">
-    <w:abstractNumId w:val="48"/>
-  </w:num>
-  <w:num w:numId="48" w16cid:durableId="502431665">
-    <w:abstractNumId w:val="41"/>
-  </w:num>
-  <w:num w:numId="49" w16cid:durableId="947856273">
-    <w:abstractNumId w:val="14"/>
-  </w:num>
-  <w:num w:numId="50" w16cid:durableId="2139686613">
-    <w:abstractNumId w:val="33"/>
-  </w:num>
-  <w:num w:numId="51" w16cid:durableId="370764921">
-    <w:abstractNumId w:val="8"/>
-    <w:lvlOverride w:ilvl="0">
-      <w:startOverride w:val="1"/>
-    </w:lvlOverride>
-    <w:lvlOverride w:ilvl="1">
-      <w:startOverride w:val="1"/>
-    </w:lvlOverride>
-    <w:lvlOverride w:ilvl="2">
-      <w:startOverride w:val="1"/>
-    </w:lvlOverride>
-    <w:lvlOverride w:ilvl="3">
-      <w:startOverride w:val="1"/>
-    </w:lvlOverride>
-    <w:lvlOverride w:ilvl="4">
-      <w:startOverride w:val="1"/>
-    </w:lvlOverride>
-    <w:lvlOverride w:ilvl="5">
-      <w:startOverride w:val="1"/>
-    </w:lvlOverride>
-    <w:lvlOverride w:ilvl="6">
-      <w:startOverride w:val="1"/>
-    </w:lvlOverride>
-    <w:lvlOverride w:ilvl="7">
-      <w:startOverride w:val="1"/>
-    </w:lvlOverride>
-    <w:lvlOverride w:ilvl="8">
-      <w:startOverride w:val="1"/>
-    </w:lvlOverride>
-  </w:num>
-  <w:num w:numId="52" w16cid:durableId="123892996">
-    <w:abstractNumId w:val="3"/>
-  </w:num>
-  <w:num w:numId="53" w16cid:durableId="1306012564">
-    <w:abstractNumId w:val="32"/>
-  </w:num>
+  <w:numIdMacAtCleanup w:val="16"/>
 </w:numbering>
 </file>
 
@@ -18094,7 +14342,7 @@
       <w:keepNext/>
       <w:keepLines/>
       <w:numPr>
-        <w:numId w:val="40"/>
+        <w:numId w:val="8"/>
       </w:numPr>
       <w:spacing w:line="360" w:lineRule="auto"/>
       <w:jc w:val="center"/>
@@ -18333,7 +14581,7 @@
     <w:rsid w:val="00EA72AA"/>
     <w:pPr>
       <w:numPr>
-        <w:numId w:val="4"/>
+        <w:numId w:val="1"/>
       </w:numPr>
     </w:pPr>
   </w:style>
@@ -18343,7 +14591,7 @@
     <w:rsid w:val="006A55D5"/>
     <w:pPr>
       <w:numPr>
-        <w:numId w:val="7"/>
+        <w:numId w:val="2"/>
       </w:numPr>
     </w:pPr>
   </w:style>
@@ -18353,7 +14601,7 @@
     <w:rsid w:val="006A55D5"/>
     <w:pPr>
       <w:numPr>
-        <w:numId w:val="8"/>
+        <w:numId w:val="3"/>
       </w:numPr>
     </w:pPr>
   </w:style>
@@ -18363,7 +14611,7 @@
     <w:rsid w:val="006A55D5"/>
     <w:pPr>
       <w:numPr>
-        <w:numId w:val="10"/>
+        <w:numId w:val="4"/>
       </w:numPr>
     </w:pPr>
   </w:style>
@@ -18373,7 +14621,7 @@
     <w:rsid w:val="006A55D5"/>
     <w:pPr>
       <w:numPr>
-        <w:numId w:val="11"/>
+        <w:numId w:val="5"/>
       </w:numPr>
     </w:pPr>
   </w:style>
@@ -18611,7 +14859,7 @@
       <w:keepNext/>
       <w:keepLines/>
       <w:numPr>
-        <w:numId w:val="13"/>
+        <w:numId w:val="6"/>
       </w:numPr>
       <w:pBdr>
         <w:top w:val="single" w:sz="4" w:space="2" w:color="A6A6A6"/>
